--- a/docs/Plan_de_Calidad.docx
+++ b/docs/Plan_de_Calidad.docx
@@ -4,162 +4,284 @@
   <w:body>
     <w:p>
       <w:pPr>
-        <w:spacing w:before="1800" w:after="120"/>
+        <w:spacing w:after="240"/>
         <w:jc w:val="center"/>
+        <w:rPr>
+          <w:rFonts w:ascii="Arial" w:hAnsi="Arial" w:cs="Arial"/>
+        </w:rPr>
       </w:pPr>
       <w:r>
         <w:rPr>
-          <w:b/>
-          <w:bCs/>
-          <w:sz w:val="28"/>
-          <w:szCs w:val="28"/>
+          <w:rFonts w:ascii="Arial" w:hAnsi="Arial" w:cs="Arial"/>
+          <w:noProof/>
         </w:rPr>
-        <w:t>[Nombre de la universidad]</w:t>
+        <w:drawing>
+          <wp:inline distT="0" distB="0" distL="0" distR="0" wp14:anchorId="219D4D7A" wp14:editId="2AB211B8">
+            <wp:extent cx="2247900" cy="600075"/>
+            <wp:effectExtent l="0" t="0" r="0" b="0"/>
+            <wp:docPr id="1" name="utp" descr="Logotipo de la Universidad Tecnológica del Perú" title="UTP"/>
+            <wp:cNvGraphicFramePr>
+              <a:graphicFrameLocks xmlns:a="http://schemas.openxmlformats.org/drawingml/2006/main" noChangeAspect="1"/>
+            </wp:cNvGraphicFramePr>
+            <a:graphic xmlns:a="http://schemas.openxmlformats.org/drawingml/2006/main">
+              <a:graphicData uri="http://schemas.openxmlformats.org/drawingml/2006/picture">
+                <pic:pic xmlns:pic="http://schemas.openxmlformats.org/drawingml/2006/picture">
+                  <pic:nvPicPr>
+                    <pic:cNvPr id="0" name=""/>
+                    <pic:cNvPicPr>
+                      <a:picLocks noChangeAspect="1" noChangeArrowheads="1"/>
+                    </pic:cNvPicPr>
+                  </pic:nvPicPr>
+                  <pic:blipFill>
+                    <a:blip r:embed="rId7"/>
+                    <a:srcRect/>
+                    <a:stretch>
+                      <a:fillRect/>
+                    </a:stretch>
+                  </pic:blipFill>
+                  <pic:spPr bwMode="auto">
+                    <a:xfrm>
+                      <a:off x="0" y="0"/>
+                      <a:ext cx="2247900" cy="600075"/>
+                    </a:xfrm>
+                    <a:prstGeom prst="rect">
+                      <a:avLst/>
+                    </a:prstGeom>
+                  </pic:spPr>
+                </pic:pic>
+              </a:graphicData>
+            </a:graphic>
+          </wp:inline>
+        </w:drawing>
       </w:r>
     </w:p>
     <w:p>
       <w:pPr>
-        <w:spacing w:after="1400"/>
+        <w:spacing w:after="120"/>
         <w:jc w:val="center"/>
+        <w:rPr>
+          <w:rFonts w:ascii="Arial" w:hAnsi="Arial" w:cs="Arial"/>
+        </w:rPr>
       </w:pPr>
       <w:r>
         <w:rPr>
-          <w:sz w:val="24"/>
-          <w:szCs w:val="24"/>
+          <w:rFonts w:ascii="Arial" w:hAnsi="Arial" w:cs="Arial"/>
+          <w:b/>
+          <w:bCs/>
+          <w:sz w:val="26"/>
+          <w:szCs w:val="26"/>
         </w:rPr>
-        <w:t>Curso: Calidad de Software</w:t>
+        <w:t>FACULTAD DE INGENIERÍA</w:t>
       </w:r>
     </w:p>
     <w:p>
       <w:pPr>
-        <w:spacing w:after="200"/>
+        <w:spacing w:after="600"/>
         <w:jc w:val="center"/>
+        <w:rPr>
+          <w:rFonts w:ascii="Arial" w:hAnsi="Arial" w:cs="Arial"/>
+        </w:rPr>
       </w:pPr>
       <w:r>
         <w:rPr>
+          <w:rFonts w:ascii="Arial" w:hAnsi="Arial" w:cs="Arial"/>
           <w:b/>
           <w:bCs/>
-          <w:color w:val="1F4E79"/>
-          <w:sz w:val="48"/>
-          <w:szCs w:val="48"/>
+          <w:sz w:val="24"/>
+          <w:szCs w:val="24"/>
         </w:rPr>
-        <w:t>Plan de Calidad de Software</w:t>
+        <w:t xml:space="preserve">CARRERA DE INGENIERÍA DE SOFTWARE </w:t>
       </w:r>
     </w:p>
     <w:p>
       <w:pPr>
-        <w:spacing w:after="1400"/>
+        <w:spacing w:after="480"/>
         <w:jc w:val="center"/>
+        <w:rPr>
+          <w:rFonts w:ascii="Arial" w:hAnsi="Arial" w:cs="Arial"/>
+        </w:rPr>
       </w:pPr>
       <w:r>
         <w:rPr>
+          <w:rFonts w:ascii="Arial" w:hAnsi="Arial" w:cs="Arial"/>
+          <w:b/>
+          <w:bCs/>
+          <w:color w:val="1F4E79"/>
+          <w:sz w:val="30"/>
+          <w:szCs w:val="30"/>
+        </w:rPr>
+        <w:t>PLAN DE CALIDAD DE SOFTWARE</w:t>
+      </w:r>
+    </w:p>
+    <w:p>
+      <w:pPr>
+        <w:spacing w:after="480"/>
+        <w:jc w:val="center"/>
+        <w:rPr>
+          <w:rFonts w:ascii="Arial" w:hAnsi="Arial" w:cs="Arial"/>
+        </w:rPr>
+      </w:pPr>
+      <w:r>
+        <w:rPr>
+          <w:rFonts w:ascii="Arial" w:hAnsi="Arial" w:cs="Arial"/>
+          <w:b/>
+          <w:bCs/>
           <w:sz w:val="26"/>
           <w:szCs w:val="26"/>
         </w:rPr>
-        <w:t>Sistema: TechStore – Tienda web de tecnología con carrito de compras</w:t>
+        <w:t>Avance de Proyecto TechStore</w:t>
+      </w:r>
+    </w:p>
+    <w:p>
+      <w:pPr>
+        <w:spacing w:after="120"/>
+        <w:jc w:val="center"/>
+        <w:rPr>
+          <w:rFonts w:ascii="Arial" w:hAnsi="Arial" w:cs="Arial"/>
+        </w:rPr>
+      </w:pPr>
+      <w:r>
+        <w:rPr>
+          <w:rFonts w:ascii="Arial" w:hAnsi="Arial" w:cs="Arial"/>
+          <w:sz w:val="24"/>
+          <w:szCs w:val="24"/>
+        </w:rPr>
+        <w:t>CURSO: Calidad de Software- Sección 37648</w:t>
+      </w:r>
+    </w:p>
+    <w:p>
+      <w:pPr>
+        <w:spacing w:after="480"/>
+        <w:jc w:val="center"/>
+        <w:rPr>
+          <w:rFonts w:ascii="Arial" w:hAnsi="Arial" w:cs="Arial"/>
+          <w:sz w:val="24"/>
+          <w:szCs w:val="24"/>
+        </w:rPr>
+      </w:pPr>
+    </w:p>
+    <w:p>
+      <w:pPr>
+        <w:spacing w:after="480"/>
+        <w:jc w:val="center"/>
+        <w:rPr>
+          <w:rFonts w:ascii="Arial" w:hAnsi="Arial" w:cs="Arial"/>
+        </w:rPr>
+      </w:pPr>
+      <w:r>
+        <w:rPr>
+          <w:rFonts w:ascii="Arial" w:hAnsi="Arial" w:cs="Arial"/>
+          <w:sz w:val="24"/>
+          <w:szCs w:val="24"/>
+        </w:rPr>
+        <w:t>PROFESOR: Ing. Jorge Luis Blanco Reyna</w:t>
+      </w:r>
+    </w:p>
+    <w:p>
+      <w:pPr>
+        <w:spacing w:after="120"/>
+        <w:jc w:val="center"/>
+        <w:rPr>
+          <w:rFonts w:ascii="Arial" w:hAnsi="Arial" w:cs="Arial"/>
+        </w:rPr>
+      </w:pPr>
+      <w:r>
+        <w:rPr>
+          <w:rFonts w:ascii="Arial" w:hAnsi="Arial" w:cs="Arial"/>
+          <w:b/>
+          <w:bCs/>
+          <w:sz w:val="24"/>
+          <w:szCs w:val="24"/>
+        </w:rPr>
+        <w:t>INTEGRANTES DEL GRUPO:</w:t>
       </w:r>
     </w:p>
     <w:p>
       <w:pPr>
         <w:spacing w:after="60"/>
         <w:jc w:val="center"/>
+        <w:rPr>
+          <w:rFonts w:ascii="Arial" w:hAnsi="Arial" w:cs="Arial"/>
+        </w:rPr>
       </w:pPr>
       <w:r>
         <w:rPr>
-          <w:b/>
-          <w:bCs/>
+          <w:rFonts w:ascii="Arial" w:hAnsi="Arial" w:cs="Arial"/>
+          <w:sz w:val="24"/>
+          <w:szCs w:val="24"/>
         </w:rPr>
-        <w:t xml:space="preserve">Estudiante: </w:t>
-      </w:r>
-      <w:r>
-        <w:t>[Nombre y apellidos]</w:t>
+        <w:t>DAMIÁN VALDIVIA, Diego Aarón</w:t>
       </w:r>
     </w:p>
     <w:p>
       <w:pPr>
-        <w:spacing w:after="60"/>
+        <w:spacing w:after="700"/>
+        <w:rPr>
+          <w:rFonts w:ascii="Arial" w:hAnsi="Arial" w:cs="Arial"/>
+        </w:rPr>
+      </w:pPr>
+    </w:p>
+    <w:p>
+      <w:pPr>
+        <w:spacing w:after="120"/>
         <w:jc w:val="center"/>
+        <w:rPr>
+          <w:rFonts w:ascii="Arial" w:hAnsi="Arial" w:cs="Arial"/>
+        </w:rPr>
       </w:pPr>
       <w:r>
         <w:rPr>
+          <w:rFonts w:ascii="Arial" w:hAnsi="Arial" w:cs="Arial"/>
           <w:b/>
           <w:bCs/>
+          <w:sz w:val="24"/>
+          <w:szCs w:val="24"/>
         </w:rPr>
-        <w:t xml:space="preserve">Código: </w:t>
-      </w:r>
-      <w:r>
-        <w:t>[Código de estudiante]</w:t>
+        <w:t>LIMA – PERÚ</w:t>
       </w:r>
     </w:p>
     <w:p>
       <w:pPr>
-        <w:spacing w:after="60"/>
+        <w:spacing w:after="120"/>
         <w:jc w:val="center"/>
+        <w:rPr>
+          <w:rFonts w:ascii="Arial" w:hAnsi="Arial" w:cs="Arial"/>
+          <w:b/>
+          <w:bCs/>
+          <w:sz w:val="24"/>
+          <w:szCs w:val="24"/>
+        </w:rPr>
       </w:pPr>
       <w:r>
         <w:rPr>
+          <w:rFonts w:ascii="Arial" w:hAnsi="Arial" w:cs="Arial"/>
           <w:b/>
           <w:bCs/>
+          <w:sz w:val="24"/>
+          <w:szCs w:val="24"/>
         </w:rPr>
-        <w:t xml:space="preserve">Docente: </w:t>
-      </w:r>
-      <w:r>
-        <w:t>[Nombre del docente]</w:t>
+        <w:t>2026</w:t>
       </w:r>
     </w:p>
     <w:p>
       <w:pPr>
-        <w:spacing w:after="60"/>
+        <w:spacing w:after="120"/>
         <w:jc w:val="center"/>
-      </w:pPr>
-      <w:r>
         <w:rPr>
+          <w:rFonts w:ascii="Arial" w:hAnsi="Arial" w:cs="Arial"/>
           <w:b/>
           <w:bCs/>
+          <w:sz w:val="24"/>
+          <w:szCs w:val="24"/>
         </w:rPr>
-        <w:t xml:space="preserve">Sección: </w:t>
-      </w:r>
-      <w:r>
-        <w:t>[Sección]</w:t>
-      </w:r>
-    </w:p>
-    <w:p>
-      <w:pPr>
-        <w:spacing w:after="60"/>
-        <w:jc w:val="center"/>
       </w:pPr>
-      <w:r>
-        <w:rPr>
-          <w:b/>
-          <w:bCs/>
-        </w:rPr>
-        <w:t xml:space="preserve">Versión: </w:t>
-      </w:r>
-      <w:r>
-        <w:t>1.0</w:t>
-      </w:r>
-    </w:p>
-    <w:p>
-      <w:pPr>
-        <w:spacing w:after="60"/>
-        <w:jc w:val="center"/>
-      </w:pPr>
-      <w:r>
-        <w:rPr>
-          <w:b/>
-          <w:bCs/>
-        </w:rPr>
-        <w:t xml:space="preserve">Fecha: </w:t>
-      </w:r>
-      <w:r>
-        <w:t>Octubre de 2026</w:t>
-      </w:r>
     </w:p>
     <w:p>
       <w:r>
         <w:br w:type="page"/>
       </w:r>
     </w:p>
+    <w:p/>
     <w:p>
       <w:pPr>
         <w:spacing w:after="120"/>
@@ -172,6 +294,7 @@
           <w:sz w:val="28"/>
           <w:szCs w:val="28"/>
         </w:rPr>
+        <w:lastRenderedPageBreak/>
         <w:t>Control de versiones</w:t>
       </w:r>
     </w:p>
@@ -198,12 +321,6 @@
         <w:gridCol w:w="6638"/>
       </w:tblGrid>
       <w:tr>
-        <w:tblPrEx>
-          <w:tblCellMar>
-            <w:top w:w="0" w:type="dxa"/>
-            <w:bottom w:w="0" w:type="dxa"/>
-          </w:tblCellMar>
-        </w:tblPrEx>
         <w:trPr>
           <w:cantSplit/>
           <w:tblHeader/>
@@ -291,12 +408,6 @@
         </w:tc>
       </w:tr>
       <w:tr>
-        <w:tblPrEx>
-          <w:tblCellMar>
-            <w:top w:w="0" w:type="dxa"/>
-            <w:bottom w:w="0" w:type="dxa"/>
-          </w:tblCellMar>
-        </w:tblPrEx>
         <w:trPr>
           <w:cantSplit/>
         </w:trPr>
@@ -371,12 +482,6 @@
         </w:tc>
       </w:tr>
       <w:tr>
-        <w:tblPrEx>
-          <w:tblCellMar>
-            <w:top w:w="0" w:type="dxa"/>
-            <w:bottom w:w="0" w:type="dxa"/>
-          </w:tblCellMar>
-        </w:tblPrEx>
         <w:trPr>
           <w:cantSplit/>
         </w:trPr>
@@ -505,7 +610,7 @@
           <w:r>
             <w:fldChar w:fldCharType="separate"/>
           </w:r>
-          <w:hyperlink w:anchor="_Toc242461156" w:history="1">
+          <w:hyperlink w:anchor="_Toc242461936" w:history="1">
             <w:r>
               <w:rPr>
                 <w:rStyle w:val="Hipervnculo"/>
@@ -529,7 +634,7 @@
               <w:rPr>
                 <w:noProof/>
               </w:rPr>
-              <w:instrText xml:space="preserve"> PAGEREF _Toc242461156 \h </w:instrText>
+              <w:instrText xml:space="preserve"> PAGEREF _Toc242461936 \h </w:instrText>
             </w:r>
             <w:r>
               <w:rPr>
@@ -571,7 +676,7 @@
               <w14:ligatures w14:val="standardContextual"/>
             </w:rPr>
           </w:pPr>
-          <w:hyperlink w:anchor="_Toc242461157" w:history="1">
+          <w:hyperlink w:anchor="_Toc242461937" w:history="1">
             <w:r>
               <w:rPr>
                 <w:rStyle w:val="Hipervnculo"/>
@@ -595,7 +700,7 @@
               <w:rPr>
                 <w:noProof/>
               </w:rPr>
-              <w:instrText xml:space="preserve"> PAGEREF _Toc242461157 \h </w:instrText>
+              <w:instrText xml:space="preserve"> PAGEREF _Toc242461937 \h </w:instrText>
             </w:r>
             <w:r>
               <w:rPr>
@@ -637,7 +742,7 @@
               <w14:ligatures w14:val="standardContextual"/>
             </w:rPr>
           </w:pPr>
-          <w:hyperlink w:anchor="_Toc242461158" w:history="1">
+          <w:hyperlink w:anchor="_Toc242461938" w:history="1">
             <w:r>
               <w:rPr>
                 <w:rStyle w:val="Hipervnculo"/>
@@ -661,7 +766,7 @@
               <w:rPr>
                 <w:noProof/>
               </w:rPr>
-              <w:instrText xml:space="preserve"> PAGEREF _Toc242461158 \h </w:instrText>
+              <w:instrText xml:space="preserve"> PAGEREF _Toc242461938 \h </w:instrText>
             </w:r>
             <w:r>
               <w:rPr>
@@ -703,7 +808,7 @@
               <w14:ligatures w14:val="standardContextual"/>
             </w:rPr>
           </w:pPr>
-          <w:hyperlink w:anchor="_Toc242461159" w:history="1">
+          <w:hyperlink w:anchor="_Toc242461939" w:history="1">
             <w:r>
               <w:rPr>
                 <w:rStyle w:val="Hipervnculo"/>
@@ -727,7 +832,7 @@
               <w:rPr>
                 <w:noProof/>
               </w:rPr>
-              <w:instrText xml:space="preserve"> PAGEREF _Toc242461159 \h </w:instrText>
+              <w:instrText xml:space="preserve"> PAGEREF _Toc242461939 \h </w:instrText>
             </w:r>
             <w:r>
               <w:rPr>
@@ -769,7 +874,7 @@
               <w14:ligatures w14:val="standardContextual"/>
             </w:rPr>
           </w:pPr>
-          <w:hyperlink w:anchor="_Toc242461160" w:history="1">
+          <w:hyperlink w:anchor="_Toc242461940" w:history="1">
             <w:r>
               <w:rPr>
                 <w:rStyle w:val="Hipervnculo"/>
@@ -793,7 +898,7 @@
               <w:rPr>
                 <w:noProof/>
               </w:rPr>
-              <w:instrText xml:space="preserve"> PAGEREF _Toc242461160 \h </w:instrText>
+              <w:instrText xml:space="preserve"> PAGEREF _Toc242461940 \h </w:instrText>
             </w:r>
             <w:r>
               <w:rPr>
@@ -835,7 +940,7 @@
               <w14:ligatures w14:val="standardContextual"/>
             </w:rPr>
           </w:pPr>
-          <w:hyperlink w:anchor="_Toc242461161" w:history="1">
+          <w:hyperlink w:anchor="_Toc242461941" w:history="1">
             <w:r>
               <w:rPr>
                 <w:rStyle w:val="Hipervnculo"/>
@@ -859,7 +964,7 @@
               <w:rPr>
                 <w:noProof/>
               </w:rPr>
-              <w:instrText xml:space="preserve"> PAGEREF _Toc242461161 \h </w:instrText>
+              <w:instrText xml:space="preserve"> PAGEREF _Toc242461941 \h </w:instrText>
             </w:r>
             <w:r>
               <w:rPr>
@@ -901,7 +1006,7 @@
               <w14:ligatures w14:val="standardContextual"/>
             </w:rPr>
           </w:pPr>
-          <w:hyperlink w:anchor="_Toc242461162" w:history="1">
+          <w:hyperlink w:anchor="_Toc242461942" w:history="1">
             <w:r>
               <w:rPr>
                 <w:rStyle w:val="Hipervnculo"/>
@@ -925,7 +1030,7 @@
               <w:rPr>
                 <w:noProof/>
               </w:rPr>
-              <w:instrText xml:space="preserve"> PAGEREF _Toc242461162 \h </w:instrText>
+              <w:instrText xml:space="preserve"> PAGEREF _Toc242461942 \h </w:instrText>
             </w:r>
             <w:r>
               <w:rPr>
@@ -967,7 +1072,7 @@
               <w14:ligatures w14:val="standardContextual"/>
             </w:rPr>
           </w:pPr>
-          <w:hyperlink w:anchor="_Toc242461163" w:history="1">
+          <w:hyperlink w:anchor="_Toc242461943" w:history="1">
             <w:r>
               <w:rPr>
                 <w:rStyle w:val="Hipervnculo"/>
@@ -991,7 +1096,7 @@
               <w:rPr>
                 <w:noProof/>
               </w:rPr>
-              <w:instrText xml:space="preserve"> PAGEREF _Toc242461163 \h </w:instrText>
+              <w:instrText xml:space="preserve"> PAGEREF _Toc242461943 \h </w:instrText>
             </w:r>
             <w:r>
               <w:rPr>
@@ -1033,7 +1138,7 @@
               <w14:ligatures w14:val="standardContextual"/>
             </w:rPr>
           </w:pPr>
-          <w:hyperlink w:anchor="_Toc242461164" w:history="1">
+          <w:hyperlink w:anchor="_Toc242461944" w:history="1">
             <w:r>
               <w:rPr>
                 <w:rStyle w:val="Hipervnculo"/>
@@ -1057,7 +1162,7 @@
               <w:rPr>
                 <w:noProof/>
               </w:rPr>
-              <w:instrText xml:space="preserve"> PAGEREF _Toc242461164 \h </w:instrText>
+              <w:instrText xml:space="preserve"> PAGEREF _Toc242461944 \h </w:instrText>
             </w:r>
             <w:r>
               <w:rPr>
@@ -1099,7 +1204,7 @@
               <w14:ligatures w14:val="standardContextual"/>
             </w:rPr>
           </w:pPr>
-          <w:hyperlink w:anchor="_Toc242461165" w:history="1">
+          <w:hyperlink w:anchor="_Toc242461945" w:history="1">
             <w:r>
               <w:rPr>
                 <w:rStyle w:val="Hipervnculo"/>
@@ -1123,7 +1228,7 @@
               <w:rPr>
                 <w:noProof/>
               </w:rPr>
-              <w:instrText xml:space="preserve"> PAGEREF _Toc242461165 \h </w:instrText>
+              <w:instrText xml:space="preserve"> PAGEREF _Toc242461945 \h </w:instrText>
             </w:r>
             <w:r>
               <w:rPr>
@@ -1165,7 +1270,7 @@
               <w14:ligatures w14:val="standardContextual"/>
             </w:rPr>
           </w:pPr>
-          <w:hyperlink w:anchor="_Toc242461166" w:history="1">
+          <w:hyperlink w:anchor="_Toc242461946" w:history="1">
             <w:r>
               <w:rPr>
                 <w:rStyle w:val="Hipervnculo"/>
@@ -1189,7 +1294,7 @@
               <w:rPr>
                 <w:noProof/>
               </w:rPr>
-              <w:instrText xml:space="preserve"> PAGEREF _Toc242461166 \h </w:instrText>
+              <w:instrText xml:space="preserve"> PAGEREF _Toc242461946 \h </w:instrText>
             </w:r>
             <w:r>
               <w:rPr>
@@ -1231,7 +1336,7 @@
               <w14:ligatures w14:val="standardContextual"/>
             </w:rPr>
           </w:pPr>
-          <w:hyperlink w:anchor="_Toc242461167" w:history="1">
+          <w:hyperlink w:anchor="_Toc242461947" w:history="1">
             <w:r>
               <w:rPr>
                 <w:rStyle w:val="Hipervnculo"/>
@@ -1255,7 +1360,7 @@
               <w:rPr>
                 <w:noProof/>
               </w:rPr>
-              <w:instrText xml:space="preserve"> PAGEREF _Toc242461167 \h </w:instrText>
+              <w:instrText xml:space="preserve"> PAGEREF _Toc242461947 \h </w:instrText>
             </w:r>
             <w:r>
               <w:rPr>
@@ -1297,7 +1402,7 @@
               <w14:ligatures w14:val="standardContextual"/>
             </w:rPr>
           </w:pPr>
-          <w:hyperlink w:anchor="_Toc242461168" w:history="1">
+          <w:hyperlink w:anchor="_Toc242461948" w:history="1">
             <w:r>
               <w:rPr>
                 <w:rStyle w:val="Hipervnculo"/>
@@ -1321,7 +1426,7 @@
               <w:rPr>
                 <w:noProof/>
               </w:rPr>
-              <w:instrText xml:space="preserve"> PAGEREF _Toc242461168 \h </w:instrText>
+              <w:instrText xml:space="preserve"> PAGEREF _Toc242461948 \h </w:instrText>
             </w:r>
             <w:r>
               <w:rPr>
@@ -1364,8 +1469,9 @@
       <w:pPr>
         <w:pStyle w:val="Ttulo1"/>
       </w:pPr>
-      <w:bookmarkStart w:id="0" w:name="_Toc242461156"/>
+      <w:bookmarkStart w:id="0" w:name="_Toc242461936"/>
       <w:r>
+        <w:lastRenderedPageBreak/>
         <w:t>1. Introducción</w:t>
       </w:r>
       <w:bookmarkEnd w:id="0"/>
@@ -1400,7 +1506,7 @@
       <w:pPr>
         <w:pStyle w:val="Ttulo1"/>
       </w:pPr>
-      <w:bookmarkStart w:id="1" w:name="_Toc242461157"/>
+      <w:bookmarkStart w:id="1" w:name="_Toc242461937"/>
       <w:r>
         <w:t>2. Objetivos de calidad</w:t>
       </w:r>
@@ -1475,7 +1581,7 @@
       <w:pPr>
         <w:pStyle w:val="Ttulo1"/>
       </w:pPr>
-      <w:bookmarkStart w:id="2" w:name="_Toc242461158"/>
+      <w:bookmarkStart w:id="2" w:name="_Toc242461938"/>
       <w:r>
         <w:t>3. Alcance</w:t>
       </w:r>
@@ -1511,12 +1617,6 @@
         <w:gridCol w:w="7038"/>
       </w:tblGrid>
       <w:tr>
-        <w:tblPrEx>
-          <w:tblCellMar>
-            <w:top w:w="0" w:type="dxa"/>
-            <w:bottom w:w="0" w:type="dxa"/>
-          </w:tblCellMar>
-        </w:tblPrEx>
         <w:trPr>
           <w:cantSplit/>
           <w:tblHeader/>
@@ -1577,12 +1677,6 @@
         </w:tc>
       </w:tr>
       <w:tr>
-        <w:tblPrEx>
-          <w:tblCellMar>
-            <w:top w:w="0" w:type="dxa"/>
-            <w:bottom w:w="0" w:type="dxa"/>
-          </w:tblCellMar>
-        </w:tblPrEx>
         <w:trPr>
           <w:cantSplit/>
         </w:trPr>
@@ -1636,12 +1730,6 @@
         </w:tc>
       </w:tr>
       <w:tr>
-        <w:tblPrEx>
-          <w:tblCellMar>
-            <w:top w:w="0" w:type="dxa"/>
-            <w:bottom w:w="0" w:type="dxa"/>
-          </w:tblCellMar>
-        </w:tblPrEx>
         <w:trPr>
           <w:cantSplit/>
         </w:trPr>
@@ -1697,12 +1785,6 @@
         </w:tc>
       </w:tr>
       <w:tr>
-        <w:tblPrEx>
-          <w:tblCellMar>
-            <w:top w:w="0" w:type="dxa"/>
-            <w:bottom w:w="0" w:type="dxa"/>
-          </w:tblCellMar>
-        </w:tblPrEx>
         <w:trPr>
           <w:cantSplit/>
         </w:trPr>
@@ -1756,12 +1838,6 @@
         </w:tc>
       </w:tr>
       <w:tr>
-        <w:tblPrEx>
-          <w:tblCellMar>
-            <w:top w:w="0" w:type="dxa"/>
-            <w:bottom w:w="0" w:type="dxa"/>
-          </w:tblCellMar>
-        </w:tblPrEx>
         <w:trPr>
           <w:cantSplit/>
         </w:trPr>
@@ -1817,12 +1893,6 @@
         </w:tc>
       </w:tr>
       <w:tr>
-        <w:tblPrEx>
-          <w:tblCellMar>
-            <w:top w:w="0" w:type="dxa"/>
-            <w:bottom w:w="0" w:type="dxa"/>
-          </w:tblCellMar>
-        </w:tblPrEx>
         <w:trPr>
           <w:cantSplit/>
         </w:trPr>
@@ -1880,7 +1950,7 @@
       <w:pPr>
         <w:pStyle w:val="Ttulo1"/>
       </w:pPr>
-      <w:bookmarkStart w:id="3" w:name="_Toc242461159"/>
+      <w:bookmarkStart w:id="3" w:name="_Toc242461939"/>
       <w:r>
         <w:t>4. Normas y estándares aplicables</w:t>
       </w:r>
@@ -1908,12 +1978,6 @@
         <w:gridCol w:w="6838"/>
       </w:tblGrid>
       <w:tr>
-        <w:tblPrEx>
-          <w:tblCellMar>
-            <w:top w:w="0" w:type="dxa"/>
-            <w:bottom w:w="0" w:type="dxa"/>
-          </w:tblCellMar>
-        </w:tblPrEx>
         <w:trPr>
           <w:cantSplit/>
           <w:tblHeader/>
@@ -1974,12 +2038,6 @@
         </w:tc>
       </w:tr>
       <w:tr>
-        <w:tblPrEx>
-          <w:tblCellMar>
-            <w:top w:w="0" w:type="dxa"/>
-            <w:bottom w:w="0" w:type="dxa"/>
-          </w:tblCellMar>
-        </w:tblPrEx>
         <w:trPr>
           <w:cantSplit/>
         </w:trPr>
@@ -2033,12 +2091,6 @@
         </w:tc>
       </w:tr>
       <w:tr>
-        <w:tblPrEx>
-          <w:tblCellMar>
-            <w:top w:w="0" w:type="dxa"/>
-            <w:bottom w:w="0" w:type="dxa"/>
-          </w:tblCellMar>
-        </w:tblPrEx>
         <w:trPr>
           <w:cantSplit/>
         </w:trPr>
@@ -2094,12 +2146,6 @@
         </w:tc>
       </w:tr>
       <w:tr>
-        <w:tblPrEx>
-          <w:tblCellMar>
-            <w:top w:w="0" w:type="dxa"/>
-            <w:bottom w:w="0" w:type="dxa"/>
-          </w:tblCellMar>
-        </w:tblPrEx>
         <w:trPr>
           <w:cantSplit/>
         </w:trPr>
@@ -2153,12 +2199,6 @@
         </w:tc>
       </w:tr>
       <w:tr>
-        <w:tblPrEx>
-          <w:tblCellMar>
-            <w:top w:w="0" w:type="dxa"/>
-            <w:bottom w:w="0" w:type="dxa"/>
-          </w:tblCellMar>
-        </w:tblPrEx>
         <w:trPr>
           <w:cantSplit/>
         </w:trPr>
@@ -2214,12 +2254,6 @@
         </w:tc>
       </w:tr>
       <w:tr>
-        <w:tblPrEx>
-          <w:tblCellMar>
-            <w:top w:w="0" w:type="dxa"/>
-            <w:bottom w:w="0" w:type="dxa"/>
-          </w:tblCellMar>
-        </w:tblPrEx>
         <w:trPr>
           <w:cantSplit/>
         </w:trPr>
@@ -2273,12 +2307,6 @@
         </w:tc>
       </w:tr>
       <w:tr>
-        <w:tblPrEx>
-          <w:tblCellMar>
-            <w:top w:w="0" w:type="dxa"/>
-            <w:bottom w:w="0" w:type="dxa"/>
-          </w:tblCellMar>
-        </w:tblPrEx>
         <w:trPr>
           <w:cantSplit/>
         </w:trPr>
@@ -2334,12 +2362,6 @@
         </w:tc>
       </w:tr>
       <w:tr>
-        <w:tblPrEx>
-          <w:tblCellMar>
-            <w:top w:w="0" w:type="dxa"/>
-            <w:bottom w:w="0" w:type="dxa"/>
-          </w:tblCellMar>
-        </w:tblPrEx>
         <w:trPr>
           <w:cantSplit/>
         </w:trPr>
@@ -2397,7 +2419,7 @@
       <w:pPr>
         <w:pStyle w:val="Ttulo1"/>
       </w:pPr>
-      <w:bookmarkStart w:id="4" w:name="_Toc242461160"/>
+      <w:bookmarkStart w:id="4" w:name="_Toc242461940"/>
       <w:r>
         <w:t>5. Roles y responsabilidades</w:t>
       </w:r>
@@ -2426,12 +2448,6 @@
         <w:gridCol w:w="2238"/>
       </w:tblGrid>
       <w:tr>
-        <w:tblPrEx>
-          <w:tblCellMar>
-            <w:top w:w="0" w:type="dxa"/>
-            <w:bottom w:w="0" w:type="dxa"/>
-          </w:tblCellMar>
-        </w:tblPrEx>
         <w:trPr>
           <w:cantSplit/>
           <w:tblHeader/>
@@ -2519,12 +2535,6 @@
         </w:tc>
       </w:tr>
       <w:tr>
-        <w:tblPrEx>
-          <w:tblCellMar>
-            <w:top w:w="0" w:type="dxa"/>
-            <w:bottom w:w="0" w:type="dxa"/>
-          </w:tblCellMar>
-        </w:tblPrEx>
         <w:trPr>
           <w:cantSplit/>
         </w:trPr>
@@ -2601,12 +2611,6 @@
         </w:tc>
       </w:tr>
       <w:tr>
-        <w:tblPrEx>
-          <w:tblCellMar>
-            <w:top w:w="0" w:type="dxa"/>
-            <w:bottom w:w="0" w:type="dxa"/>
-          </w:tblCellMar>
-        </w:tblPrEx>
         <w:trPr>
           <w:cantSplit/>
         </w:trPr>
@@ -2686,12 +2690,6 @@
         </w:tc>
       </w:tr>
       <w:tr>
-        <w:tblPrEx>
-          <w:tblCellMar>
-            <w:top w:w="0" w:type="dxa"/>
-            <w:bottom w:w="0" w:type="dxa"/>
-          </w:tblCellMar>
-        </w:tblPrEx>
         <w:trPr>
           <w:cantSplit/>
         </w:trPr>
@@ -2768,12 +2766,6 @@
         </w:tc>
       </w:tr>
       <w:tr>
-        <w:tblPrEx>
-          <w:tblCellMar>
-            <w:top w:w="0" w:type="dxa"/>
-            <w:bottom w:w="0" w:type="dxa"/>
-          </w:tblCellMar>
-        </w:tblPrEx>
         <w:trPr>
           <w:cantSplit/>
         </w:trPr>
@@ -2857,7 +2849,7 @@
       <w:pPr>
         <w:pStyle w:val="Ttulo1"/>
       </w:pPr>
-      <w:bookmarkStart w:id="5" w:name="_Toc242461161"/>
+      <w:bookmarkStart w:id="5" w:name="_Toc242461941"/>
       <w:r>
         <w:t>6. Estrategias de aseguramiento de calidad</w:t>
       </w:r>
@@ -2885,12 +2877,6 @@
         <w:gridCol w:w="7038"/>
       </w:tblGrid>
       <w:tr>
-        <w:tblPrEx>
-          <w:tblCellMar>
-            <w:top w:w="0" w:type="dxa"/>
-            <w:bottom w:w="0" w:type="dxa"/>
-          </w:tblCellMar>
-        </w:tblPrEx>
         <w:trPr>
           <w:cantSplit/>
           <w:tblHeader/>
@@ -2951,12 +2937,6 @@
         </w:tc>
       </w:tr>
       <w:tr>
-        <w:tblPrEx>
-          <w:tblCellMar>
-            <w:top w:w="0" w:type="dxa"/>
-            <w:bottom w:w="0" w:type="dxa"/>
-          </w:tblCellMar>
-        </w:tblPrEx>
         <w:trPr>
           <w:cantSplit/>
         </w:trPr>
@@ -3010,12 +2990,6 @@
         </w:tc>
       </w:tr>
       <w:tr>
-        <w:tblPrEx>
-          <w:tblCellMar>
-            <w:top w:w="0" w:type="dxa"/>
-            <w:bottom w:w="0" w:type="dxa"/>
-          </w:tblCellMar>
-        </w:tblPrEx>
         <w:trPr>
           <w:cantSplit/>
         </w:trPr>
@@ -3071,12 +3045,6 @@
         </w:tc>
       </w:tr>
       <w:tr>
-        <w:tblPrEx>
-          <w:tblCellMar>
-            <w:top w:w="0" w:type="dxa"/>
-            <w:bottom w:w="0" w:type="dxa"/>
-          </w:tblCellMar>
-        </w:tblPrEx>
         <w:trPr>
           <w:cantSplit/>
         </w:trPr>
@@ -3130,12 +3098,6 @@
         </w:tc>
       </w:tr>
       <w:tr>
-        <w:tblPrEx>
-          <w:tblCellMar>
-            <w:top w:w="0" w:type="dxa"/>
-            <w:bottom w:w="0" w:type="dxa"/>
-          </w:tblCellMar>
-        </w:tblPrEx>
         <w:trPr>
           <w:cantSplit/>
         </w:trPr>
@@ -3191,12 +3153,6 @@
         </w:tc>
       </w:tr>
       <w:tr>
-        <w:tblPrEx>
-          <w:tblCellMar>
-            <w:top w:w="0" w:type="dxa"/>
-            <w:bottom w:w="0" w:type="dxa"/>
-          </w:tblCellMar>
-        </w:tblPrEx>
         <w:trPr>
           <w:cantSplit/>
         </w:trPr>
@@ -3250,12 +3206,6 @@
         </w:tc>
       </w:tr>
       <w:tr>
-        <w:tblPrEx>
-          <w:tblCellMar>
-            <w:top w:w="0" w:type="dxa"/>
-            <w:bottom w:w="0" w:type="dxa"/>
-          </w:tblCellMar>
-        </w:tblPrEx>
         <w:trPr>
           <w:cantSplit/>
         </w:trPr>
@@ -3315,7 +3265,7 @@
       <w:pPr>
         <w:pStyle w:val="Ttulo1"/>
       </w:pPr>
-      <w:bookmarkStart w:id="6" w:name="_Toc242461162"/>
+      <w:bookmarkStart w:id="6" w:name="_Toc242461942"/>
       <w:r>
         <w:t>7. Métricas de calidad</w:t>
       </w:r>
@@ -3355,12 +3305,6 @@
         <w:gridCol w:w="1200"/>
       </w:tblGrid>
       <w:tr>
-        <w:tblPrEx>
-          <w:tblCellMar>
-            <w:top w:w="0" w:type="dxa"/>
-            <w:bottom w:w="0" w:type="dxa"/>
-          </w:tblCellMar>
-        </w:tblPrEx>
         <w:trPr>
           <w:cantSplit/>
           <w:tblHeader/>
@@ -3529,12 +3473,6 @@
         </w:tc>
       </w:tr>
       <w:tr>
-        <w:tblPrEx>
-          <w:tblCellMar>
-            <w:top w:w="0" w:type="dxa"/>
-            <w:bottom w:w="0" w:type="dxa"/>
-          </w:tblCellMar>
-        </w:tblPrEx>
         <w:trPr>
           <w:cantSplit/>
         </w:trPr>
@@ -3681,12 +3619,6 @@
         </w:tc>
       </w:tr>
       <w:tr>
-        <w:tblPrEx>
-          <w:tblCellMar>
-            <w:top w:w="0" w:type="dxa"/>
-            <w:bottom w:w="0" w:type="dxa"/>
-          </w:tblCellMar>
-        </w:tblPrEx>
         <w:trPr>
           <w:cantSplit/>
         </w:trPr>
@@ -3838,12 +3770,6 @@
         </w:tc>
       </w:tr>
       <w:tr>
-        <w:tblPrEx>
-          <w:tblCellMar>
-            <w:top w:w="0" w:type="dxa"/>
-            <w:bottom w:w="0" w:type="dxa"/>
-          </w:tblCellMar>
-        </w:tblPrEx>
         <w:trPr>
           <w:cantSplit/>
         </w:trPr>
@@ -3990,12 +3916,6 @@
         </w:tc>
       </w:tr>
       <w:tr>
-        <w:tblPrEx>
-          <w:tblCellMar>
-            <w:top w:w="0" w:type="dxa"/>
-            <w:bottom w:w="0" w:type="dxa"/>
-          </w:tblCellMar>
-        </w:tblPrEx>
         <w:trPr>
           <w:cantSplit/>
         </w:trPr>
@@ -4147,12 +4067,6 @@
         </w:tc>
       </w:tr>
       <w:tr>
-        <w:tblPrEx>
-          <w:tblCellMar>
-            <w:top w:w="0" w:type="dxa"/>
-            <w:bottom w:w="0" w:type="dxa"/>
-          </w:tblCellMar>
-        </w:tblPrEx>
         <w:trPr>
           <w:cantSplit/>
         </w:trPr>
@@ -4299,12 +4213,6 @@
         </w:tc>
       </w:tr>
       <w:tr>
-        <w:tblPrEx>
-          <w:tblCellMar>
-            <w:top w:w="0" w:type="dxa"/>
-            <w:bottom w:w="0" w:type="dxa"/>
-          </w:tblCellMar>
-        </w:tblPrEx>
         <w:trPr>
           <w:cantSplit/>
         </w:trPr>
@@ -4456,12 +4364,6 @@
         </w:tc>
       </w:tr>
       <w:tr>
-        <w:tblPrEx>
-          <w:tblCellMar>
-            <w:top w:w="0" w:type="dxa"/>
-            <w:bottom w:w="0" w:type="dxa"/>
-          </w:tblCellMar>
-        </w:tblPrEx>
         <w:trPr>
           <w:cantSplit/>
         </w:trPr>
@@ -4608,12 +4510,6 @@
         </w:tc>
       </w:tr>
       <w:tr>
-        <w:tblPrEx>
-          <w:tblCellMar>
-            <w:top w:w="0" w:type="dxa"/>
-            <w:bottom w:w="0" w:type="dxa"/>
-          </w:tblCellMar>
-        </w:tblPrEx>
         <w:trPr>
           <w:cantSplit/>
         </w:trPr>
@@ -4765,12 +4661,6 @@
         </w:tc>
       </w:tr>
       <w:tr>
-        <w:tblPrEx>
-          <w:tblCellMar>
-            <w:top w:w="0" w:type="dxa"/>
-            <w:bottom w:w="0" w:type="dxa"/>
-          </w:tblCellMar>
-        </w:tblPrEx>
         <w:trPr>
           <w:cantSplit/>
         </w:trPr>
@@ -4917,12 +4807,6 @@
         </w:tc>
       </w:tr>
       <w:tr>
-        <w:tblPrEx>
-          <w:tblCellMar>
-            <w:top w:w="0" w:type="dxa"/>
-            <w:bottom w:w="0" w:type="dxa"/>
-          </w:tblCellMar>
-        </w:tblPrEx>
         <w:trPr>
           <w:cantSplit/>
         </w:trPr>
@@ -5074,12 +4958,6 @@
         </w:tc>
       </w:tr>
       <w:tr>
-        <w:tblPrEx>
-          <w:tblCellMar>
-            <w:top w:w="0" w:type="dxa"/>
-            <w:bottom w:w="0" w:type="dxa"/>
-          </w:tblCellMar>
-        </w:tblPrEx>
         <w:trPr>
           <w:cantSplit/>
         </w:trPr>
@@ -5226,12 +5104,6 @@
         </w:tc>
       </w:tr>
       <w:tr>
-        <w:tblPrEx>
-          <w:tblCellMar>
-            <w:top w:w="0" w:type="dxa"/>
-            <w:bottom w:w="0" w:type="dxa"/>
-          </w:tblCellMar>
-        </w:tblPrEx>
         <w:trPr>
           <w:cantSplit/>
         </w:trPr>
@@ -5383,12 +5255,6 @@
         </w:tc>
       </w:tr>
       <w:tr>
-        <w:tblPrEx>
-          <w:tblCellMar>
-            <w:top w:w="0" w:type="dxa"/>
-            <w:bottom w:w="0" w:type="dxa"/>
-          </w:tblCellMar>
-        </w:tblPrEx>
         <w:trPr>
           <w:cantSplit/>
         </w:trPr>
@@ -5535,12 +5401,6 @@
         </w:tc>
       </w:tr>
       <w:tr>
-        <w:tblPrEx>
-          <w:tblCellMar>
-            <w:top w:w="0" w:type="dxa"/>
-            <w:bottom w:w="0" w:type="dxa"/>
-          </w:tblCellMar>
-        </w:tblPrEx>
         <w:trPr>
           <w:cantSplit/>
         </w:trPr>
@@ -5719,7 +5579,7 @@
       <w:pPr>
         <w:pStyle w:val="Ttulo2"/>
       </w:pPr>
-      <w:bookmarkStart w:id="7" w:name="_Toc242461163"/>
+      <w:bookmarkStart w:id="7" w:name="_Toc242461943"/>
       <w:r>
         <w:t>7.1 Detalle de la medición por página</w:t>
       </w:r>
@@ -5760,12 +5620,6 @@
         <w:gridCol w:w="1338"/>
       </w:tblGrid>
       <w:tr>
-        <w:tblPrEx>
-          <w:tblCellMar>
-            <w:top w:w="0" w:type="dxa"/>
-            <w:bottom w:w="0" w:type="dxa"/>
-          </w:tblCellMar>
-        </w:tblPrEx>
         <w:trPr>
           <w:cantSplit/>
           <w:tblHeader/>
@@ -5961,12 +5815,6 @@
         </w:tc>
       </w:tr>
       <w:tr>
-        <w:tblPrEx>
-          <w:tblCellMar>
-            <w:top w:w="0" w:type="dxa"/>
-            <w:bottom w:w="0" w:type="dxa"/>
-          </w:tblCellMar>
-        </w:tblPrEx>
         <w:trPr>
           <w:cantSplit/>
         </w:trPr>
@@ -6133,12 +5981,6 @@
         </w:tc>
       </w:tr>
       <w:tr>
-        <w:tblPrEx>
-          <w:tblCellMar>
-            <w:top w:w="0" w:type="dxa"/>
-            <w:bottom w:w="0" w:type="dxa"/>
-          </w:tblCellMar>
-        </w:tblPrEx>
         <w:trPr>
           <w:cantSplit/>
         </w:trPr>
@@ -6312,12 +6154,6 @@
         </w:tc>
       </w:tr>
       <w:tr>
-        <w:tblPrEx>
-          <w:tblCellMar>
-            <w:top w:w="0" w:type="dxa"/>
-            <w:bottom w:w="0" w:type="dxa"/>
-          </w:tblCellMar>
-        </w:tblPrEx>
         <w:trPr>
           <w:cantSplit/>
         </w:trPr>
@@ -6484,12 +6320,6 @@
         </w:tc>
       </w:tr>
       <w:tr>
-        <w:tblPrEx>
-          <w:tblCellMar>
-            <w:top w:w="0" w:type="dxa"/>
-            <w:bottom w:w="0" w:type="dxa"/>
-          </w:tblCellMar>
-        </w:tblPrEx>
         <w:trPr>
           <w:cantSplit/>
         </w:trPr>
@@ -6663,12 +6493,6 @@
         </w:tc>
       </w:tr>
       <w:tr>
-        <w:tblPrEx>
-          <w:tblCellMar>
-            <w:top w:w="0" w:type="dxa"/>
-            <w:bottom w:w="0" w:type="dxa"/>
-          </w:tblCellMar>
-        </w:tblPrEx>
         <w:trPr>
           <w:cantSplit/>
         </w:trPr>
@@ -6835,12 +6659,6 @@
         </w:tc>
       </w:tr>
       <w:tr>
-        <w:tblPrEx>
-          <w:tblCellMar>
-            <w:top w:w="0" w:type="dxa"/>
-            <w:bottom w:w="0" w:type="dxa"/>
-          </w:tblCellMar>
-        </w:tblPrEx>
         <w:trPr>
           <w:cantSplit/>
         </w:trPr>
@@ -7014,12 +6832,6 @@
         </w:tc>
       </w:tr>
       <w:tr>
-        <w:tblPrEx>
-          <w:tblCellMar>
-            <w:top w:w="0" w:type="dxa"/>
-            <w:bottom w:w="0" w:type="dxa"/>
-          </w:tblCellMar>
-        </w:tblPrEx>
         <w:trPr>
           <w:cantSplit/>
         </w:trPr>
@@ -7186,12 +6998,6 @@
         </w:tc>
       </w:tr>
       <w:tr>
-        <w:tblPrEx>
-          <w:tblCellMar>
-            <w:top w:w="0" w:type="dxa"/>
-            <w:bottom w:w="0" w:type="dxa"/>
-          </w:tblCellMar>
-        </w:tblPrEx>
         <w:trPr>
           <w:cantSplit/>
         </w:trPr>
@@ -7365,12 +7171,6 @@
         </w:tc>
       </w:tr>
       <w:tr>
-        <w:tblPrEx>
-          <w:tblCellMar>
-            <w:top w:w="0" w:type="dxa"/>
-            <w:bottom w:w="0" w:type="dxa"/>
-          </w:tblCellMar>
-        </w:tblPrEx>
         <w:trPr>
           <w:cantSplit/>
         </w:trPr>
@@ -7537,12 +7337,6 @@
         </w:tc>
       </w:tr>
       <w:tr>
-        <w:tblPrEx>
-          <w:tblCellMar>
-            <w:top w:w="0" w:type="dxa"/>
-            <w:bottom w:w="0" w:type="dxa"/>
-          </w:tblCellMar>
-        </w:tblPrEx>
         <w:trPr>
           <w:cantSplit/>
         </w:trPr>
@@ -7716,12 +7510,6 @@
         </w:tc>
       </w:tr>
       <w:tr>
-        <w:tblPrEx>
-          <w:tblCellMar>
-            <w:top w:w="0" w:type="dxa"/>
-            <w:bottom w:w="0" w:type="dxa"/>
-          </w:tblCellMar>
-        </w:tblPrEx>
         <w:trPr>
           <w:cantSplit/>
         </w:trPr>
@@ -7905,7 +7693,7 @@
       <w:pPr>
         <w:pStyle w:val="Ttulo2"/>
       </w:pPr>
-      <w:bookmarkStart w:id="8" w:name="_Toc242461164"/>
+      <w:bookmarkStart w:id="8" w:name="_Toc242461944"/>
       <w:r>
         <w:t>7.2 Registro de defectos</w:t>
       </w:r>
@@ -7937,12 +7725,6 @@
         <w:gridCol w:w="1612"/>
       </w:tblGrid>
       <w:tr>
-        <w:tblPrEx>
-          <w:tblCellMar>
-            <w:top w:w="0" w:type="dxa"/>
-            <w:bottom w:w="0" w:type="dxa"/>
-          </w:tblCellMar>
-        </w:tblPrEx>
         <w:trPr>
           <w:cantSplit/>
           <w:tblHeader/>
@@ -8111,12 +7893,6 @@
         </w:tc>
       </w:tr>
       <w:tr>
-        <w:tblPrEx>
-          <w:tblCellMar>
-            <w:top w:w="0" w:type="dxa"/>
-            <w:bottom w:w="0" w:type="dxa"/>
-          </w:tblCellMar>
-        </w:tblPrEx>
         <w:trPr>
           <w:cantSplit/>
         </w:trPr>
@@ -8262,12 +8038,6 @@
         </w:tc>
       </w:tr>
       <w:tr>
-        <w:tblPrEx>
-          <w:tblCellMar>
-            <w:top w:w="0" w:type="dxa"/>
-            <w:bottom w:w="0" w:type="dxa"/>
-          </w:tblCellMar>
-        </w:tblPrEx>
         <w:trPr>
           <w:cantSplit/>
         </w:trPr>
@@ -8419,12 +8189,6 @@
         </w:tc>
       </w:tr>
       <w:tr>
-        <w:tblPrEx>
-          <w:tblCellMar>
-            <w:top w:w="0" w:type="dxa"/>
-            <w:bottom w:w="0" w:type="dxa"/>
-          </w:tblCellMar>
-        </w:tblPrEx>
         <w:trPr>
           <w:cantSplit/>
         </w:trPr>
@@ -8574,7 +8338,7 @@
       <w:pPr>
         <w:pStyle w:val="Ttulo1"/>
       </w:pPr>
-      <w:bookmarkStart w:id="9" w:name="_Toc242461165"/>
+      <w:bookmarkStart w:id="9" w:name="_Toc242461945"/>
       <w:r>
         <w:t>8. Plan de revisión y auditoría</w:t>
       </w:r>
@@ -8603,12 +8367,6 @@
         <w:gridCol w:w="4838"/>
       </w:tblGrid>
       <w:tr>
-        <w:tblPrEx>
-          <w:tblCellMar>
-            <w:top w:w="0" w:type="dxa"/>
-            <w:bottom w:w="0" w:type="dxa"/>
-          </w:tblCellMar>
-        </w:tblPrEx>
         <w:trPr>
           <w:cantSplit/>
           <w:tblHeader/>
@@ -8696,12 +8454,6 @@
         </w:tc>
       </w:tr>
       <w:tr>
-        <w:tblPrEx>
-          <w:tblCellMar>
-            <w:top w:w="0" w:type="dxa"/>
-            <w:bottom w:w="0" w:type="dxa"/>
-          </w:tblCellMar>
-        </w:tblPrEx>
         <w:trPr>
           <w:cantSplit/>
         </w:trPr>
@@ -8778,12 +8530,6 @@
         </w:tc>
       </w:tr>
       <w:tr>
-        <w:tblPrEx>
-          <w:tblCellMar>
-            <w:top w:w="0" w:type="dxa"/>
-            <w:bottom w:w="0" w:type="dxa"/>
-          </w:tblCellMar>
-        </w:tblPrEx>
         <w:trPr>
           <w:cantSplit/>
         </w:trPr>
@@ -8863,12 +8609,6 @@
         </w:tc>
       </w:tr>
       <w:tr>
-        <w:tblPrEx>
-          <w:tblCellMar>
-            <w:top w:w="0" w:type="dxa"/>
-            <w:bottom w:w="0" w:type="dxa"/>
-          </w:tblCellMar>
-        </w:tblPrEx>
         <w:trPr>
           <w:cantSplit/>
         </w:trPr>
@@ -8945,12 +8685,6 @@
         </w:tc>
       </w:tr>
       <w:tr>
-        <w:tblPrEx>
-          <w:tblCellMar>
-            <w:top w:w="0" w:type="dxa"/>
-            <w:bottom w:w="0" w:type="dxa"/>
-          </w:tblCellMar>
-        </w:tblPrEx>
         <w:trPr>
           <w:cantSplit/>
         </w:trPr>
@@ -9030,12 +8764,6 @@
         </w:tc>
       </w:tr>
       <w:tr>
-        <w:tblPrEx>
-          <w:tblCellMar>
-            <w:top w:w="0" w:type="dxa"/>
-            <w:bottom w:w="0" w:type="dxa"/>
-          </w:tblCellMar>
-        </w:tblPrEx>
         <w:trPr>
           <w:cantSplit/>
         </w:trPr>
@@ -9116,7 +8844,7 @@
       <w:pPr>
         <w:pStyle w:val="Ttulo2"/>
       </w:pPr>
-      <w:bookmarkStart w:id="10" w:name="_Toc242461166"/>
+      <w:bookmarkStart w:id="10" w:name="_Toc242461946"/>
       <w:r>
         <w:t>8.1 Resultado de la primera revisión (9 de octubre de 2026)</w:t>
       </w:r>
@@ -9178,7 +8906,7 @@
       <w:pPr>
         <w:pStyle w:val="Ttulo1"/>
       </w:pPr>
-      <w:bookmarkStart w:id="11" w:name="_Toc242461167"/>
+      <w:bookmarkStart w:id="11" w:name="_Toc242461947"/>
       <w:r>
         <w:t>9. Herramientas de apoyo</w:t>
       </w:r>
@@ -9206,12 +8934,6 @@
         <w:gridCol w:w="6838"/>
       </w:tblGrid>
       <w:tr>
-        <w:tblPrEx>
-          <w:tblCellMar>
-            <w:top w:w="0" w:type="dxa"/>
-            <w:bottom w:w="0" w:type="dxa"/>
-          </w:tblCellMar>
-        </w:tblPrEx>
         <w:trPr>
           <w:cantSplit/>
           <w:tblHeader/>
@@ -9272,12 +8994,6 @@
         </w:tc>
       </w:tr>
       <w:tr>
-        <w:tblPrEx>
-          <w:tblCellMar>
-            <w:top w:w="0" w:type="dxa"/>
-            <w:bottom w:w="0" w:type="dxa"/>
-          </w:tblCellMar>
-        </w:tblPrEx>
         <w:trPr>
           <w:cantSplit/>
         </w:trPr>
@@ -9331,12 +9047,6 @@
         </w:tc>
       </w:tr>
       <w:tr>
-        <w:tblPrEx>
-          <w:tblCellMar>
-            <w:top w:w="0" w:type="dxa"/>
-            <w:bottom w:w="0" w:type="dxa"/>
-          </w:tblCellMar>
-        </w:tblPrEx>
         <w:trPr>
           <w:cantSplit/>
         </w:trPr>
@@ -9392,12 +9102,6 @@
         </w:tc>
       </w:tr>
       <w:tr>
-        <w:tblPrEx>
-          <w:tblCellMar>
-            <w:top w:w="0" w:type="dxa"/>
-            <w:bottom w:w="0" w:type="dxa"/>
-          </w:tblCellMar>
-        </w:tblPrEx>
         <w:trPr>
           <w:cantSplit/>
         </w:trPr>
@@ -9451,12 +9155,6 @@
         </w:tc>
       </w:tr>
       <w:tr>
-        <w:tblPrEx>
-          <w:tblCellMar>
-            <w:top w:w="0" w:type="dxa"/>
-            <w:bottom w:w="0" w:type="dxa"/>
-          </w:tblCellMar>
-        </w:tblPrEx>
         <w:trPr>
           <w:cantSplit/>
         </w:trPr>
@@ -9512,12 +9210,6 @@
         </w:tc>
       </w:tr>
       <w:tr>
-        <w:tblPrEx>
-          <w:tblCellMar>
-            <w:top w:w="0" w:type="dxa"/>
-            <w:bottom w:w="0" w:type="dxa"/>
-          </w:tblCellMar>
-        </w:tblPrEx>
         <w:trPr>
           <w:cantSplit/>
         </w:trPr>
@@ -9571,12 +9263,6 @@
         </w:tc>
       </w:tr>
       <w:tr>
-        <w:tblPrEx>
-          <w:tblCellMar>
-            <w:top w:w="0" w:type="dxa"/>
-            <w:bottom w:w="0" w:type="dxa"/>
-          </w:tblCellMar>
-        </w:tblPrEx>
         <w:trPr>
           <w:cantSplit/>
         </w:trPr>
@@ -9636,7 +9322,7 @@
       <w:pPr>
         <w:pStyle w:val="Ttulo1"/>
       </w:pPr>
-      <w:bookmarkStart w:id="12" w:name="_Toc242461168"/>
+      <w:bookmarkStart w:id="12" w:name="_Toc242461948"/>
       <w:r>
         <w:t>10. Plan de aceptación</w:t>
       </w:r>
@@ -9674,12 +9360,6 @@
         <w:gridCol w:w="1938"/>
       </w:tblGrid>
       <w:tr>
-        <w:tblPrEx>
-          <w:tblCellMar>
-            <w:top w:w="0" w:type="dxa"/>
-            <w:bottom w:w="0" w:type="dxa"/>
-          </w:tblCellMar>
-        </w:tblPrEx>
         <w:trPr>
           <w:cantSplit/>
           <w:tblHeader/>
@@ -9767,12 +9447,6 @@
         </w:tc>
       </w:tr>
       <w:tr>
-        <w:tblPrEx>
-          <w:tblCellMar>
-            <w:top w:w="0" w:type="dxa"/>
-            <w:bottom w:w="0" w:type="dxa"/>
-          </w:tblCellMar>
-        </w:tblPrEx>
         <w:trPr>
           <w:cantSplit/>
         </w:trPr>
@@ -9850,12 +9524,6 @@
         </w:tc>
       </w:tr>
       <w:tr>
-        <w:tblPrEx>
-          <w:tblCellMar>
-            <w:top w:w="0" w:type="dxa"/>
-            <w:bottom w:w="0" w:type="dxa"/>
-          </w:tblCellMar>
-        </w:tblPrEx>
         <w:trPr>
           <w:cantSplit/>
         </w:trPr>
@@ -9935,12 +9603,6 @@
         </w:tc>
       </w:tr>
       <w:tr>
-        <w:tblPrEx>
-          <w:tblCellMar>
-            <w:top w:w="0" w:type="dxa"/>
-            <w:bottom w:w="0" w:type="dxa"/>
-          </w:tblCellMar>
-        </w:tblPrEx>
         <w:trPr>
           <w:cantSplit/>
         </w:trPr>
@@ -10018,12 +9680,6 @@
         </w:tc>
       </w:tr>
       <w:tr>
-        <w:tblPrEx>
-          <w:tblCellMar>
-            <w:top w:w="0" w:type="dxa"/>
-            <w:bottom w:w="0" w:type="dxa"/>
-          </w:tblCellMar>
-        </w:tblPrEx>
         <w:trPr>
           <w:cantSplit/>
         </w:trPr>
@@ -10103,12 +9759,6 @@
         </w:tc>
       </w:tr>
       <w:tr>
-        <w:tblPrEx>
-          <w:tblCellMar>
-            <w:top w:w="0" w:type="dxa"/>
-            <w:bottom w:w="0" w:type="dxa"/>
-          </w:tblCellMar>
-        </w:tblPrEx>
         <w:trPr>
           <w:cantSplit/>
         </w:trPr>
@@ -10235,12 +9885,6 @@
         <w:gridCol w:w="1838"/>
       </w:tblGrid>
       <w:tr>
-        <w:tblPrEx>
-          <w:tblCellMar>
-            <w:top w:w="0" w:type="dxa"/>
-            <w:bottom w:w="0" w:type="dxa"/>
-          </w:tblCellMar>
-        </w:tblPrEx>
         <w:trPr>
           <w:cantSplit/>
           <w:tblHeader/>
@@ -10355,12 +9999,6 @@
         </w:tc>
       </w:tr>
       <w:tr>
-        <w:tblPrEx>
-          <w:tblCellMar>
-            <w:top w:w="0" w:type="dxa"/>
-            <w:bottom w:w="0" w:type="dxa"/>
-          </w:tblCellMar>
-        </w:tblPrEx>
         <w:trPr>
           <w:cantSplit/>
         </w:trPr>
@@ -10446,12 +10084,6 @@
         </w:tc>
       </w:tr>
       <w:tr>
-        <w:tblPrEx>
-          <w:tblCellMar>
-            <w:top w:w="0" w:type="dxa"/>
-            <w:bottom w:w="0" w:type="dxa"/>
-          </w:tblCellMar>
-        </w:tblPrEx>
         <w:trPr>
           <w:cantSplit/>
         </w:trPr>
@@ -10541,12 +10173,6 @@
         </w:tc>
       </w:tr>
       <w:tr>
-        <w:tblPrEx>
-          <w:tblCellMar>
-            <w:top w:w="0" w:type="dxa"/>
-            <w:bottom w:w="0" w:type="dxa"/>
-          </w:tblCellMar>
-        </w:tblPrEx>
         <w:trPr>
           <w:cantSplit/>
         </w:trPr>
@@ -10634,10 +10260,16 @@
     </w:tbl>
     <w:p/>
     <w:sectPr>
-      <w:footerReference w:type="default" r:id="rId7"/>
+      <w:headerReference w:type="even" r:id="rId8"/>
+      <w:headerReference w:type="default" r:id="rId9"/>
+      <w:footerReference w:type="even" r:id="rId10"/>
+      <w:footerReference w:type="default" r:id="rId11"/>
+      <w:headerReference w:type="first" r:id="rId12"/>
+      <w:footerReference w:type="first" r:id="rId13"/>
       <w:pgSz w:w="11906" w:h="16838"/>
       <w:pgMar w:top="1134" w:right="1134" w:bottom="1134" w:left="1134" w:header="708" w:footer="708" w:gutter="0"/>
       <w:cols w:space="720"/>
+      <w:titlePg/>
       <w:docGrid w:linePitch="360"/>
     </w:sectPr>
   </w:body>
@@ -10664,6 +10296,16 @@
 </file>
 
 <file path=word/footer1.xml><?xml version="1.0" encoding="utf-8"?>
+<w:ftr xmlns:wpc="http://schemas.microsoft.com/office/word/2010/wordprocessingCanvas" xmlns:cx="http://schemas.microsoft.com/office/drawing/2014/chartex" xmlns:cx1="http://schemas.microsoft.com/office/drawing/2015/9/8/chartex" xmlns:cx2="http://schemas.microsoft.com/office/drawing/2015/10/21/chartex" xmlns:cx3="http://schemas.microsoft.com/office/drawing/2016/5/9/chartex" xmlns:cx4="http://schemas.microsoft.com/office/drawing/2016/5/10/chartex" xmlns:cx5="http://schemas.microsoft.com/office/drawing/2016/5/11/chartex" xmlns:cx6="http://schemas.microsoft.com/office/drawing/2016/5/12/chartex" xmlns:cx7="http://schemas.microsoft.com/office/drawing/2016/5/13/chartex" xmlns:cx8="http://schemas.microsoft.com/office/drawing/2016/5/14/chartex" xmlns:mc="http://schemas.openxmlformats.org/markup-compatibility/2006" xmlns:aink="http://schemas.microsoft.com/office/drawing/2016/ink" xmlns:am3d="http://schemas.microsoft.com/office/drawing/2017/model3d" xmlns:o="urn:schemas-microsoft-com:office:office" xmlns:oel="http://schemas.microsoft.com/office/2019/extlst" xmlns:r="http://schemas.openxmlformats.org/officeDocument/2006/relationships" xmlns:m="http://schemas.openxmlformats.org/officeDocument/2006/math" xmlns:v="urn:schemas-microsoft-com:vml" xmlns:wp14="http://schemas.microsoft.com/office/word/2010/wordprocessingDrawing" xmlns:wp="http://schemas.openxmlformats.org/drawingml/2006/wordprocessingDrawing" xmlns:w10="urn:schemas-microsoft-com:office:word" xmlns:w="http://schemas.openxmlformats.org/wordprocessingml/2006/main" xmlns:w14="http://schemas.microsoft.com/office/word/2010/wordml" xmlns:w15="http://schemas.microsoft.com/office/word/2012/wordml" xmlns:w16cex="http://schemas.microsoft.com/office/word/2018/wordml/cex" xmlns:w16cid="http://schemas.microsoft.com/office/word/2016/wordml/cid" xmlns:w16="http://schemas.microsoft.com/office/word/2018/wordml" xmlns:w16du="http://schemas.microsoft.com/office/word/2023/wordml/word16du" xmlns:w16sdtdh="http://schemas.microsoft.com/office/word/2020/wordml/sdtdatahash" xmlns:w16sdtfl="http://schemas.microsoft.com/office/word/2024/wordml/sdtformatlock" xmlns:w16se="http://schemas.microsoft.com/office/word/2015/wordml/symex" xmlns:wpg="http://schemas.microsoft.com/office/word/2010/wordprocessingGroup" xmlns:wpi="http://schemas.microsoft.com/office/word/2010/wordprocessingInk" xmlns:wne="http://schemas.microsoft.com/office/word/2006/wordml" xmlns:wps="http://schemas.microsoft.com/office/word/2010/wordprocessingShape" mc:Ignorable="w14 w15 w16se w16cid w16 w16cex w16sdtdh w16sdtfl w16du wp14">
+  <w:p>
+    <w:pPr>
+      <w:pStyle w:val="Piedepgina"/>
+    </w:pPr>
+  </w:p>
+</w:ftr>
+</file>
+
+<file path=word/footer2.xml><?xml version="1.0" encoding="utf-8"?>
 <w:ftr xmlns:wpc="http://schemas.microsoft.com/office/word/2010/wordprocessingCanvas" xmlns:cx="http://schemas.microsoft.com/office/drawing/2014/chartex" xmlns:cx1="http://schemas.microsoft.com/office/drawing/2015/9/8/chartex" xmlns:cx2="http://schemas.microsoft.com/office/drawing/2015/10/21/chartex" xmlns:cx3="http://schemas.microsoft.com/office/drawing/2016/5/9/chartex" xmlns:cx4="http://schemas.microsoft.com/office/drawing/2016/5/10/chartex" xmlns:cx5="http://schemas.microsoft.com/office/drawing/2016/5/11/chartex" xmlns:cx6="http://schemas.microsoft.com/office/drawing/2016/5/12/chartex" xmlns:cx7="http://schemas.microsoft.com/office/drawing/2016/5/13/chartex" xmlns:cx8="http://schemas.microsoft.com/office/drawing/2016/5/14/chartex" xmlns:mc="http://schemas.openxmlformats.org/markup-compatibility/2006" xmlns:aink="http://schemas.microsoft.com/office/drawing/2016/ink" xmlns:am3d="http://schemas.microsoft.com/office/drawing/2017/model3d" xmlns:o="urn:schemas-microsoft-com:office:office" xmlns:oel="http://schemas.microsoft.com/office/2019/extlst" xmlns:r="http://schemas.openxmlformats.org/officeDocument/2006/relationships" xmlns:m="http://schemas.openxmlformats.org/officeDocument/2006/math" xmlns:v="urn:schemas-microsoft-com:vml" xmlns:wp14="http://schemas.microsoft.com/office/word/2010/wordprocessingDrawing" xmlns:wp="http://schemas.openxmlformats.org/drawingml/2006/wordprocessingDrawing" xmlns:w10="urn:schemas-microsoft-com:office:word" xmlns:w="http://schemas.openxmlformats.org/wordprocessingml/2006/main" xmlns:w14="http://schemas.microsoft.com/office/word/2010/wordml" xmlns:w15="http://schemas.microsoft.com/office/word/2012/wordml" xmlns:w16cex="http://schemas.microsoft.com/office/word/2018/wordml/cex" xmlns:w16cid="http://schemas.microsoft.com/office/word/2016/wordml/cid" xmlns:w16="http://schemas.microsoft.com/office/word/2018/wordml" xmlns:w16du="http://schemas.microsoft.com/office/word/2023/wordml/word16du" xmlns:w16sdtdh="http://schemas.microsoft.com/office/word/2020/wordml/sdtdatahash" xmlns:w16sdtfl="http://schemas.microsoft.com/office/word/2024/wordml/sdtformatlock" xmlns:w16se="http://schemas.microsoft.com/office/word/2015/wordml/symex" xmlns:wpg="http://schemas.microsoft.com/office/word/2010/wordprocessingGroup" xmlns:wpi="http://schemas.microsoft.com/office/word/2010/wordprocessingInk" xmlns:wne="http://schemas.microsoft.com/office/word/2006/wordml" xmlns:wps="http://schemas.microsoft.com/office/word/2010/wordprocessingShape" mc:Ignorable="w14 w15 w16se w16cid w16 w16cex w16sdtdh w16sdtfl w16du wp14">
   <w:p>
     <w:pPr>
@@ -10722,6 +10364,16 @@
 </w:ftr>
 </file>
 
+<file path=word/footer3.xml><?xml version="1.0" encoding="utf-8"?>
+<w:ftr xmlns:wpc="http://schemas.microsoft.com/office/word/2010/wordprocessingCanvas" xmlns:cx="http://schemas.microsoft.com/office/drawing/2014/chartex" xmlns:cx1="http://schemas.microsoft.com/office/drawing/2015/9/8/chartex" xmlns:cx2="http://schemas.microsoft.com/office/drawing/2015/10/21/chartex" xmlns:cx3="http://schemas.microsoft.com/office/drawing/2016/5/9/chartex" xmlns:cx4="http://schemas.microsoft.com/office/drawing/2016/5/10/chartex" xmlns:cx5="http://schemas.microsoft.com/office/drawing/2016/5/11/chartex" xmlns:cx6="http://schemas.microsoft.com/office/drawing/2016/5/12/chartex" xmlns:cx7="http://schemas.microsoft.com/office/drawing/2016/5/13/chartex" xmlns:cx8="http://schemas.microsoft.com/office/drawing/2016/5/14/chartex" xmlns:mc="http://schemas.openxmlformats.org/markup-compatibility/2006" xmlns:aink="http://schemas.microsoft.com/office/drawing/2016/ink" xmlns:am3d="http://schemas.microsoft.com/office/drawing/2017/model3d" xmlns:o="urn:schemas-microsoft-com:office:office" xmlns:oel="http://schemas.microsoft.com/office/2019/extlst" xmlns:r="http://schemas.openxmlformats.org/officeDocument/2006/relationships" xmlns:m="http://schemas.openxmlformats.org/officeDocument/2006/math" xmlns:v="urn:schemas-microsoft-com:vml" xmlns:wp14="http://schemas.microsoft.com/office/word/2010/wordprocessingDrawing" xmlns:wp="http://schemas.openxmlformats.org/drawingml/2006/wordprocessingDrawing" xmlns:w10="urn:schemas-microsoft-com:office:word" xmlns:w="http://schemas.openxmlformats.org/wordprocessingml/2006/main" xmlns:w14="http://schemas.microsoft.com/office/word/2010/wordml" xmlns:w15="http://schemas.microsoft.com/office/word/2012/wordml" xmlns:w16cex="http://schemas.microsoft.com/office/word/2018/wordml/cex" xmlns:w16cid="http://schemas.microsoft.com/office/word/2016/wordml/cid" xmlns:w16="http://schemas.microsoft.com/office/word/2018/wordml" xmlns:w16du="http://schemas.microsoft.com/office/word/2023/wordml/word16du" xmlns:w16sdtdh="http://schemas.microsoft.com/office/word/2020/wordml/sdtdatahash" xmlns:w16sdtfl="http://schemas.microsoft.com/office/word/2024/wordml/sdtformatlock" xmlns:w16se="http://schemas.microsoft.com/office/word/2015/wordml/symex" xmlns:wpg="http://schemas.microsoft.com/office/word/2010/wordprocessingGroup" xmlns:wpi="http://schemas.microsoft.com/office/word/2010/wordprocessingInk" xmlns:wne="http://schemas.microsoft.com/office/word/2006/wordml" xmlns:wps="http://schemas.microsoft.com/office/word/2010/wordprocessingShape" mc:Ignorable="w14 w15 w16se w16cid w16 w16cex w16sdtdh w16sdtfl w16du wp14">
+  <w:p>
+    <w:pPr>
+      <w:pStyle w:val="Piedepgina"/>
+    </w:pPr>
+  </w:p>
+</w:ftr>
+</file>
+
 <file path=word/footnotes.xml><?xml version="1.0" encoding="utf-8"?>
 <w:footnotes xmlns:wpc="http://schemas.microsoft.com/office/word/2010/wordprocessingCanvas" xmlns:cx="http://schemas.microsoft.com/office/drawing/2014/chartex" xmlns:cx1="http://schemas.microsoft.com/office/drawing/2015/9/8/chartex" xmlns:cx2="http://schemas.microsoft.com/office/drawing/2015/10/21/chartex" xmlns:cx3="http://schemas.microsoft.com/office/drawing/2016/5/9/chartex" xmlns:cx4="http://schemas.microsoft.com/office/drawing/2016/5/10/chartex" xmlns:cx5="http://schemas.microsoft.com/office/drawing/2016/5/11/chartex" xmlns:cx6="http://schemas.microsoft.com/office/drawing/2016/5/12/chartex" xmlns:cx7="http://schemas.microsoft.com/office/drawing/2016/5/13/chartex" xmlns:cx8="http://schemas.microsoft.com/office/drawing/2016/5/14/chartex" xmlns:mc="http://schemas.openxmlformats.org/markup-compatibility/2006" xmlns:aink="http://schemas.microsoft.com/office/drawing/2016/ink" xmlns:am3d="http://schemas.microsoft.com/office/drawing/2017/model3d" xmlns:o="urn:schemas-microsoft-com:office:office" xmlns:oel="http://schemas.microsoft.com/office/2019/extlst" xmlns:r="http://schemas.openxmlformats.org/officeDocument/2006/relationships" xmlns:m="http://schemas.openxmlformats.org/officeDocument/2006/math" xmlns:v="urn:schemas-microsoft-com:vml" xmlns:wp14="http://schemas.microsoft.com/office/word/2010/wordprocessingDrawing" xmlns:wp="http://schemas.openxmlformats.org/drawingml/2006/wordprocessingDrawing" xmlns:w10="urn:schemas-microsoft-com:office:word" xmlns:w="http://schemas.openxmlformats.org/wordprocessingml/2006/main" xmlns:w14="http://schemas.microsoft.com/office/word/2010/wordml" xmlns:w15="http://schemas.microsoft.com/office/word/2012/wordml" xmlns:w16cex="http://schemas.microsoft.com/office/word/2018/wordml/cex" xmlns:w16cid="http://schemas.microsoft.com/office/word/2016/wordml/cid" xmlns:w16="http://schemas.microsoft.com/office/word/2018/wordml" xmlns:w16du="http://schemas.microsoft.com/office/word/2023/wordml/word16du" xmlns:w16sdtdh="http://schemas.microsoft.com/office/word/2020/wordml/sdtdatahash" xmlns:w16sdtfl="http://schemas.microsoft.com/office/word/2024/wordml/sdtformatlock" xmlns:w16se="http://schemas.microsoft.com/office/word/2015/wordml/symex" xmlns:wpg="http://schemas.microsoft.com/office/word/2010/wordprocessingGroup" xmlns:wpi="http://schemas.microsoft.com/office/word/2010/wordprocessingInk" xmlns:wne="http://schemas.microsoft.com/office/word/2006/wordml" xmlns:wps="http://schemas.microsoft.com/office/word/2010/wordprocessingShape" mc:Ignorable="w14 w15 w16se w16cid w16 w16cex w16sdtdh w16sdtfl w16du wp14">
   <w:footnote w:type="separator" w:id="-1">
@@ -10739,6 +10391,36 @@
     </w:p>
   </w:footnote>
 </w:footnotes>
+</file>
+
+<file path=word/header1.xml><?xml version="1.0" encoding="utf-8"?>
+<w:hdr xmlns:wpc="http://schemas.microsoft.com/office/word/2010/wordprocessingCanvas" xmlns:cx="http://schemas.microsoft.com/office/drawing/2014/chartex" xmlns:cx1="http://schemas.microsoft.com/office/drawing/2015/9/8/chartex" xmlns:cx2="http://schemas.microsoft.com/office/drawing/2015/10/21/chartex" xmlns:cx3="http://schemas.microsoft.com/office/drawing/2016/5/9/chartex" xmlns:cx4="http://schemas.microsoft.com/office/drawing/2016/5/10/chartex" xmlns:cx5="http://schemas.microsoft.com/office/drawing/2016/5/11/chartex" xmlns:cx6="http://schemas.microsoft.com/office/drawing/2016/5/12/chartex" xmlns:cx7="http://schemas.microsoft.com/office/drawing/2016/5/13/chartex" xmlns:cx8="http://schemas.microsoft.com/office/drawing/2016/5/14/chartex" xmlns:mc="http://schemas.openxmlformats.org/markup-compatibility/2006" xmlns:aink="http://schemas.microsoft.com/office/drawing/2016/ink" xmlns:am3d="http://schemas.microsoft.com/office/drawing/2017/model3d" xmlns:o="urn:schemas-microsoft-com:office:office" xmlns:oel="http://schemas.microsoft.com/office/2019/extlst" xmlns:r="http://schemas.openxmlformats.org/officeDocument/2006/relationships" xmlns:m="http://schemas.openxmlformats.org/officeDocument/2006/math" xmlns:v="urn:schemas-microsoft-com:vml" xmlns:wp14="http://schemas.microsoft.com/office/word/2010/wordprocessingDrawing" xmlns:wp="http://schemas.openxmlformats.org/drawingml/2006/wordprocessingDrawing" xmlns:w10="urn:schemas-microsoft-com:office:word" xmlns:w="http://schemas.openxmlformats.org/wordprocessingml/2006/main" xmlns:w14="http://schemas.microsoft.com/office/word/2010/wordml" xmlns:w15="http://schemas.microsoft.com/office/word/2012/wordml" xmlns:w16cex="http://schemas.microsoft.com/office/word/2018/wordml/cex" xmlns:w16cid="http://schemas.microsoft.com/office/word/2016/wordml/cid" xmlns:w16="http://schemas.microsoft.com/office/word/2018/wordml" xmlns:w16du="http://schemas.microsoft.com/office/word/2023/wordml/word16du" xmlns:w16sdtdh="http://schemas.microsoft.com/office/word/2020/wordml/sdtdatahash" xmlns:w16sdtfl="http://schemas.microsoft.com/office/word/2024/wordml/sdtformatlock" xmlns:w16se="http://schemas.microsoft.com/office/word/2015/wordml/symex" xmlns:wpg="http://schemas.microsoft.com/office/word/2010/wordprocessingGroup" xmlns:wpi="http://schemas.microsoft.com/office/word/2010/wordprocessingInk" xmlns:wne="http://schemas.microsoft.com/office/word/2006/wordml" xmlns:wps="http://schemas.microsoft.com/office/word/2010/wordprocessingShape" mc:Ignorable="w14 w15 w16se w16cid w16 w16cex w16sdtdh w16sdtfl w16du wp14">
+  <w:p>
+    <w:pPr>
+      <w:pStyle w:val="Encabezado"/>
+    </w:pPr>
+  </w:p>
+</w:hdr>
+</file>
+
+<file path=word/header2.xml><?xml version="1.0" encoding="utf-8"?>
+<w:hdr xmlns:wpc="http://schemas.microsoft.com/office/word/2010/wordprocessingCanvas" xmlns:cx="http://schemas.microsoft.com/office/drawing/2014/chartex" xmlns:cx1="http://schemas.microsoft.com/office/drawing/2015/9/8/chartex" xmlns:cx2="http://schemas.microsoft.com/office/drawing/2015/10/21/chartex" xmlns:cx3="http://schemas.microsoft.com/office/drawing/2016/5/9/chartex" xmlns:cx4="http://schemas.microsoft.com/office/drawing/2016/5/10/chartex" xmlns:cx5="http://schemas.microsoft.com/office/drawing/2016/5/11/chartex" xmlns:cx6="http://schemas.microsoft.com/office/drawing/2016/5/12/chartex" xmlns:cx7="http://schemas.microsoft.com/office/drawing/2016/5/13/chartex" xmlns:cx8="http://schemas.microsoft.com/office/drawing/2016/5/14/chartex" xmlns:mc="http://schemas.openxmlformats.org/markup-compatibility/2006" xmlns:aink="http://schemas.microsoft.com/office/drawing/2016/ink" xmlns:am3d="http://schemas.microsoft.com/office/drawing/2017/model3d" xmlns:o="urn:schemas-microsoft-com:office:office" xmlns:oel="http://schemas.microsoft.com/office/2019/extlst" xmlns:r="http://schemas.openxmlformats.org/officeDocument/2006/relationships" xmlns:m="http://schemas.openxmlformats.org/officeDocument/2006/math" xmlns:v="urn:schemas-microsoft-com:vml" xmlns:wp14="http://schemas.microsoft.com/office/word/2010/wordprocessingDrawing" xmlns:wp="http://schemas.openxmlformats.org/drawingml/2006/wordprocessingDrawing" xmlns:w10="urn:schemas-microsoft-com:office:word" xmlns:w="http://schemas.openxmlformats.org/wordprocessingml/2006/main" xmlns:w14="http://schemas.microsoft.com/office/word/2010/wordml" xmlns:w15="http://schemas.microsoft.com/office/word/2012/wordml" xmlns:w16cex="http://schemas.microsoft.com/office/word/2018/wordml/cex" xmlns:w16cid="http://schemas.microsoft.com/office/word/2016/wordml/cid" xmlns:w16="http://schemas.microsoft.com/office/word/2018/wordml" xmlns:w16du="http://schemas.microsoft.com/office/word/2023/wordml/word16du" xmlns:w16sdtdh="http://schemas.microsoft.com/office/word/2020/wordml/sdtdatahash" xmlns:w16sdtfl="http://schemas.microsoft.com/office/word/2024/wordml/sdtformatlock" xmlns:w16se="http://schemas.microsoft.com/office/word/2015/wordml/symex" xmlns:wpg="http://schemas.microsoft.com/office/word/2010/wordprocessingGroup" xmlns:wpi="http://schemas.microsoft.com/office/word/2010/wordprocessingInk" xmlns:wne="http://schemas.microsoft.com/office/word/2006/wordml" xmlns:wps="http://schemas.microsoft.com/office/word/2010/wordprocessingShape" mc:Ignorable="w14 w15 w16se w16cid w16 w16cex w16sdtdh w16sdtfl w16du wp14">
+  <w:p>
+    <w:pPr>
+      <w:pStyle w:val="Encabezado"/>
+    </w:pPr>
+  </w:p>
+</w:hdr>
+</file>
+
+<file path=word/header3.xml><?xml version="1.0" encoding="utf-8"?>
+<w:hdr xmlns:wpc="http://schemas.microsoft.com/office/word/2010/wordprocessingCanvas" xmlns:cx="http://schemas.microsoft.com/office/drawing/2014/chartex" xmlns:cx1="http://schemas.microsoft.com/office/drawing/2015/9/8/chartex" xmlns:cx2="http://schemas.microsoft.com/office/drawing/2015/10/21/chartex" xmlns:cx3="http://schemas.microsoft.com/office/drawing/2016/5/9/chartex" xmlns:cx4="http://schemas.microsoft.com/office/drawing/2016/5/10/chartex" xmlns:cx5="http://schemas.microsoft.com/office/drawing/2016/5/11/chartex" xmlns:cx6="http://schemas.microsoft.com/office/drawing/2016/5/12/chartex" xmlns:cx7="http://schemas.microsoft.com/office/drawing/2016/5/13/chartex" xmlns:cx8="http://schemas.microsoft.com/office/drawing/2016/5/14/chartex" xmlns:mc="http://schemas.openxmlformats.org/markup-compatibility/2006" xmlns:aink="http://schemas.microsoft.com/office/drawing/2016/ink" xmlns:am3d="http://schemas.microsoft.com/office/drawing/2017/model3d" xmlns:o="urn:schemas-microsoft-com:office:office" xmlns:oel="http://schemas.microsoft.com/office/2019/extlst" xmlns:r="http://schemas.openxmlformats.org/officeDocument/2006/relationships" xmlns:m="http://schemas.openxmlformats.org/officeDocument/2006/math" xmlns:v="urn:schemas-microsoft-com:vml" xmlns:wp14="http://schemas.microsoft.com/office/word/2010/wordprocessingDrawing" xmlns:wp="http://schemas.openxmlformats.org/drawingml/2006/wordprocessingDrawing" xmlns:w10="urn:schemas-microsoft-com:office:word" xmlns:w="http://schemas.openxmlformats.org/wordprocessingml/2006/main" xmlns:w14="http://schemas.microsoft.com/office/word/2010/wordml" xmlns:w15="http://schemas.microsoft.com/office/word/2012/wordml" xmlns:w16cex="http://schemas.microsoft.com/office/word/2018/wordml/cex" xmlns:w16cid="http://schemas.microsoft.com/office/word/2016/wordml/cid" xmlns:w16="http://schemas.microsoft.com/office/word/2018/wordml" xmlns:w16du="http://schemas.microsoft.com/office/word/2023/wordml/word16du" xmlns:w16sdtdh="http://schemas.microsoft.com/office/word/2020/wordml/sdtdatahash" xmlns:w16sdtfl="http://schemas.microsoft.com/office/word/2024/wordml/sdtformatlock" xmlns:w16se="http://schemas.microsoft.com/office/word/2015/wordml/symex" xmlns:wpg="http://schemas.microsoft.com/office/word/2010/wordprocessingGroup" xmlns:wpi="http://schemas.microsoft.com/office/word/2010/wordprocessingInk" xmlns:wne="http://schemas.microsoft.com/office/word/2006/wordml" xmlns:wps="http://schemas.microsoft.com/office/word/2010/wordprocessingShape" mc:Ignorable="w14 w15 w16se w16cid w16 w16cex w16sdtdh w16sdtfl w16du wp14">
+  <w:p>
+    <w:pPr>
+      <w:pStyle w:val="Encabezado"/>
+    </w:pPr>
+  </w:p>
+</w:hdr>
 </file>
 
 <file path=word/numbering.xml><?xml version="1.0" encoding="utf-8"?>
@@ -11501,6 +11183,48 @@
       <w:ind w:left="220"/>
     </w:pPr>
   </w:style>
+  <w:style w:type="paragraph" w:styleId="Encabezado">
+    <w:name w:val="header"/>
+    <w:basedOn w:val="Normal"/>
+    <w:link w:val="EncabezadoCar"/>
+    <w:uiPriority w:val="99"/>
+    <w:unhideWhenUsed/>
+    <w:rsid w:val="00915F49"/>
+    <w:pPr>
+      <w:tabs>
+        <w:tab w:val="center" w:pos="4252"/>
+        <w:tab w:val="right" w:pos="8504"/>
+      </w:tabs>
+    </w:pPr>
+  </w:style>
+  <w:style w:type="character" w:customStyle="1" w:styleId="EncabezadoCar">
+    <w:name w:val="Encabezado Car"/>
+    <w:basedOn w:val="Fuentedeprrafopredeter"/>
+    <w:link w:val="Encabezado"/>
+    <w:uiPriority w:val="99"/>
+    <w:rsid w:val="00915F49"/>
+  </w:style>
+  <w:style w:type="paragraph" w:styleId="Piedepgina">
+    <w:name w:val="footer"/>
+    <w:basedOn w:val="Normal"/>
+    <w:link w:val="PiedepginaCar"/>
+    <w:uiPriority w:val="99"/>
+    <w:unhideWhenUsed/>
+    <w:rsid w:val="00915F49"/>
+    <w:pPr>
+      <w:tabs>
+        <w:tab w:val="center" w:pos="4252"/>
+        <w:tab w:val="right" w:pos="8504"/>
+      </w:tabs>
+    </w:pPr>
+  </w:style>
+  <w:style w:type="character" w:customStyle="1" w:styleId="PiedepginaCar">
+    <w:name w:val="Pie de página Car"/>
+    <w:basedOn w:val="Fuentedeprrafopredeter"/>
+    <w:link w:val="Piedepgina"/>
+    <w:uiPriority w:val="99"/>
+    <w:rsid w:val="00915F49"/>
+  </w:style>
 </w:styles>
 </file>
 

--- a/docs/Plan_de_Calidad.docx
+++ b/docs/Plan_de_Calidad.docx
@@ -2815,7 +2815,7 @@
                 <w:sz w:val="19"/>
                 <w:szCs w:val="19"/>
               </w:rPr>
-              <w:t>Validan la conformidad del sistema con los requisitos en la prueba UAT con Maze.</w:t>
+              <w:t>Validan la conformidad del sistema con los requisitos en la prueba UAT con la herramienta propia.</w:t>
             </w:r>
           </w:p>
         </w:tc>
@@ -3039,7 +3039,7 @@
                 <w:sz w:val="19"/>
                 <w:szCs w:val="19"/>
               </w:rPr>
-              <w:t>Unitarias (53 automatizadas), integración, sistema (84 casos funcionales y 12 no funcionales), aceptación con Maze y conformidad (CC01–CC07).</w:t>
+              <w:t>Unitarias (53 automatizadas), integración, sistema (84 casos funcionales y 12 no funcionales), aceptación con la herramienta propia y conformidad (CC01–CC07).</w:t>
             </w:r>
           </w:p>
         </w:tc>
@@ -4581,7 +4581,7 @@
                 <w:sz w:val="19"/>
                 <w:szCs w:val="19"/>
               </w:rPr>
-              <w:t>Tareas completadas ÷ intentadas (Maze)</w:t>
+              <w:t>Tareas completadas ÷ intentadas (herramienta propia)</w:t>
             </w:r>
           </w:p>
         </w:tc>
@@ -4629,7 +4629,7 @@
                 <w:sz w:val="19"/>
                 <w:szCs w:val="19"/>
               </w:rPr>
-              <w:t>Requiere la prueba con usuarios en Maze.</w:t>
+              <w:t>Requiere la prueba con usuarios con la herramienta propia.</w:t>
             </w:r>
           </w:p>
         </w:tc>
@@ -4729,7 +4729,7 @@
                 <w:sz w:val="19"/>
                 <w:szCs w:val="19"/>
               </w:rPr>
-              <w:t>Cuestionario SUS en Maze</w:t>
+              <w:t>Cuestionario SUS con la herramienta propia</w:t>
             </w:r>
           </w:p>
         </w:tc>
@@ -4775,7 +4775,7 @@
                 <w:sz w:val="19"/>
                 <w:szCs w:val="19"/>
               </w:rPr>
-              <w:t>Requiere la prueba con usuarios en Maze.</w:t>
+              <w:t>Requiere la prueba con usuarios con la herramienta propia.</w:t>
             </w:r>
           </w:p>
         </w:tc>
@@ -8899,7 +8899,7 @@
         <w:spacing w:after="60"/>
       </w:pPr>
       <w:r>
-        <w:t>Métricas: 9 de 14 cumplen; pendientes la ejecución de los casos funcionales, la prueba en Maze, Firefox y el MTTR.</w:t>
+        <w:t>Métricas: 9 de 14 cumplen; pendientes la ejecución de los casos funcionales, la prueba con la herramienta propia, Firefox y el MTTR.</w:t>
       </w:r>
     </w:p>
     <w:p>
@@ -9204,7 +9204,7 @@
                 <w:sz w:val="19"/>
                 <w:szCs w:val="19"/>
               </w:rPr>
-              <w:t>Maze (prueba no moderada sobre la URL de GitHub Pages) y cuestionario SUS.</w:t>
+              <w:t>Herramienta propia usabilidad.html (prueba no moderada sobre la URL de GitHub Pages) y cuestionario SUS.</w:t>
             </w:r>
           </w:p>
         </w:tc>
@@ -9804,7 +9804,7 @@
                 <w:sz w:val="19"/>
                 <w:szCs w:val="19"/>
               </w:rPr>
-              <w:t>Pendiente de la prueba con usuarios en Maze.</w:t>
+              <w:t>Pendiente de la prueba con usuarios con la herramienta propia.</w:t>
             </w:r>
           </w:p>
         </w:tc>
@@ -9853,7 +9853,7 @@
         <w:t>Acciones para completar la aceptación:</w:t>
       </w:r>
       <w:r>
-        <w:t xml:space="preserve"> ejecutar los casos funcionales del Plan de Pruebas, realizar la prueba de usabilidad en Maze, verificar el flujo en Firefox y corregir los defectos D-01 y D-02 (lo que permitirá medir el MTTR).</w:t>
+        <w:t xml:space="preserve"> ejecutar los casos funcionales del Plan de Pruebas, realizar la prueba de usabilidad con la herramienta propia, verificar el flujo en Firefox y corregir los defectos D-01 y D-02 (lo que permitirá medir el MTTR).</w:t>
       </w:r>
     </w:p>
     <w:p>

--- a/docs/Plan_de_Calidad.docx
+++ b/docs/Plan_de_Calidad.docx
@@ -294,7 +294,6 @@
           <w:sz w:val="28"/>
           <w:szCs w:val="28"/>
         </w:rPr>
-        <w:lastRenderedPageBreak/>
         <w:t>Control de versiones</w:t>
       </w:r>
     </w:p>
@@ -554,6 +553,83 @@
                 <w:szCs w:val="19"/>
               </w:rPr>
               <w:t>Plan completo con la línea base medida el 9 de octubre de 2026, registro de defectos y estado del plan de aceptación.</w:t>
+            </w:r>
+          </w:p>
+        </w:tc>
+      </w:tr>
+      <w:tr>
+        <w:trPr>
+          <w:cantSplit/>
+        </w:trPr>
+        <w:tc>
+          <w:tcPr>
+            <w:tcW w:w="1200" w:type="dxa"/>
+            <w:shd w:val="clear" w:color="auto" w:fill="F5F8FC"/>
+            <w:tcMar>
+              <w:top w:w="60" w:type="dxa"/>
+              <w:left w:w="100" w:type="dxa"/>
+              <w:bottom w:w="60" w:type="dxa"/>
+              <w:right w:w="100" w:type="dxa"/>
+            </w:tcMar>
+          </w:tcPr>
+          <w:p>
+            <w:pPr>
+              <w:spacing w:after="40"/>
+            </w:pPr>
+            <w:r>
+              <w:rPr>
+                <w:sz w:val="19"/>
+                <w:szCs w:val="19"/>
+              </w:rPr>
+              <w:t>1.1</w:t>
+            </w:r>
+          </w:p>
+        </w:tc>
+        <w:tc>
+          <w:tcPr>
+            <w:tcW w:w="1800" w:type="dxa"/>
+            <w:shd w:val="clear" w:color="auto" w:fill="F5F8FC"/>
+            <w:tcMar>
+              <w:top w:w="60" w:type="dxa"/>
+              <w:left w:w="100" w:type="dxa"/>
+              <w:bottom w:w="60" w:type="dxa"/>
+              <w:right w:w="100" w:type="dxa"/>
+            </w:tcMar>
+          </w:tcPr>
+          <w:p>
+            <w:pPr>
+              <w:spacing w:after="40"/>
+            </w:pPr>
+            <w:r>
+              <w:rPr>
+                <w:sz w:val="19"/>
+                <w:szCs w:val="19"/>
+              </w:rPr>
+              <w:t>Oct. 2026</w:t>
+            </w:r>
+          </w:p>
+        </w:tc>
+        <w:tc>
+          <w:tcPr>
+            <w:tcW w:w="6638" w:type="dxa"/>
+            <w:shd w:val="clear" w:color="auto" w:fill="F5F8FC"/>
+            <w:tcMar>
+              <w:top w:w="60" w:type="dxa"/>
+              <w:left w:w="100" w:type="dxa"/>
+              <w:bottom w:w="60" w:type="dxa"/>
+              <w:right w:w="100" w:type="dxa"/>
+            </w:tcMar>
+          </w:tcPr>
+          <w:p>
+            <w:pPr>
+              <w:spacing w:after="40"/>
+            </w:pPr>
+            <w:r>
+              <w:rPr>
+                <w:sz w:val="19"/>
+                <w:szCs w:val="19"/>
+              </w:rPr>
+              <w:t>Ejecución del Plan de Pruebas (96/96 casos en Chrome, Edge y Firefox), prueba de usabilidad, corrección de D-01 a D-03 y regresión del 24/10/2026: se miden cumplimiento de requisitos, navegadores, usabilidad y MTTR; resumen y plan de aceptación actualizados.</w:t>
             </w:r>
           </w:p>
         </w:tc>
@@ -610,7 +686,7 @@
           <w:r>
             <w:fldChar w:fldCharType="separate"/>
           </w:r>
-          <w:hyperlink w:anchor="_Toc242461936" w:history="1">
+          <w:hyperlink w:anchor="_Toc243775956" w:history="1">
             <w:r>
               <w:rPr>
                 <w:rStyle w:val="Hipervnculo"/>
@@ -634,7 +710,7 @@
               <w:rPr>
                 <w:noProof/>
               </w:rPr>
-              <w:instrText xml:space="preserve"> PAGEREF _Toc242461936 \h </w:instrText>
+              <w:instrText xml:space="preserve"> PAGEREF _Toc243775956 \h </w:instrText>
             </w:r>
             <w:r>
               <w:rPr>
@@ -676,7 +752,7 @@
               <w14:ligatures w14:val="standardContextual"/>
             </w:rPr>
           </w:pPr>
-          <w:hyperlink w:anchor="_Toc242461937" w:history="1">
+          <w:hyperlink w:anchor="_Toc243775957" w:history="1">
             <w:r>
               <w:rPr>
                 <w:rStyle w:val="Hipervnculo"/>
@@ -700,7 +776,7 @@
               <w:rPr>
                 <w:noProof/>
               </w:rPr>
-              <w:instrText xml:space="preserve"> PAGEREF _Toc242461937 \h </w:instrText>
+              <w:instrText xml:space="preserve"> PAGEREF _Toc243775957 \h </w:instrText>
             </w:r>
             <w:r>
               <w:rPr>
@@ -742,7 +818,7 @@
               <w14:ligatures w14:val="standardContextual"/>
             </w:rPr>
           </w:pPr>
-          <w:hyperlink w:anchor="_Toc242461938" w:history="1">
+          <w:hyperlink w:anchor="_Toc243775958" w:history="1">
             <w:r>
               <w:rPr>
                 <w:rStyle w:val="Hipervnculo"/>
@@ -766,7 +842,7 @@
               <w:rPr>
                 <w:noProof/>
               </w:rPr>
-              <w:instrText xml:space="preserve"> PAGEREF _Toc242461938 \h </w:instrText>
+              <w:instrText xml:space="preserve"> PAGEREF _Toc243775958 \h </w:instrText>
             </w:r>
             <w:r>
               <w:rPr>
@@ -808,7 +884,7 @@
               <w14:ligatures w14:val="standardContextual"/>
             </w:rPr>
           </w:pPr>
-          <w:hyperlink w:anchor="_Toc242461939" w:history="1">
+          <w:hyperlink w:anchor="_Toc243775959" w:history="1">
             <w:r>
               <w:rPr>
                 <w:rStyle w:val="Hipervnculo"/>
@@ -832,7 +908,7 @@
               <w:rPr>
                 <w:noProof/>
               </w:rPr>
-              <w:instrText xml:space="preserve"> PAGEREF _Toc242461939 \h </w:instrText>
+              <w:instrText xml:space="preserve"> PAGEREF _Toc243775959 \h </w:instrText>
             </w:r>
             <w:r>
               <w:rPr>
@@ -874,7 +950,7 @@
               <w14:ligatures w14:val="standardContextual"/>
             </w:rPr>
           </w:pPr>
-          <w:hyperlink w:anchor="_Toc242461940" w:history="1">
+          <w:hyperlink w:anchor="_Toc243775960" w:history="1">
             <w:r>
               <w:rPr>
                 <w:rStyle w:val="Hipervnculo"/>
@@ -898,7 +974,7 @@
               <w:rPr>
                 <w:noProof/>
               </w:rPr>
-              <w:instrText xml:space="preserve"> PAGEREF _Toc242461940 \h </w:instrText>
+              <w:instrText xml:space="preserve"> PAGEREF _Toc243775960 \h </w:instrText>
             </w:r>
             <w:r>
               <w:rPr>
@@ -940,7 +1016,7 @@
               <w14:ligatures w14:val="standardContextual"/>
             </w:rPr>
           </w:pPr>
-          <w:hyperlink w:anchor="_Toc242461941" w:history="1">
+          <w:hyperlink w:anchor="_Toc243775961" w:history="1">
             <w:r>
               <w:rPr>
                 <w:rStyle w:val="Hipervnculo"/>
@@ -964,7 +1040,7 @@
               <w:rPr>
                 <w:noProof/>
               </w:rPr>
-              <w:instrText xml:space="preserve"> PAGEREF _Toc242461941 \h </w:instrText>
+              <w:instrText xml:space="preserve"> PAGEREF _Toc243775961 \h </w:instrText>
             </w:r>
             <w:r>
               <w:rPr>
@@ -1006,7 +1082,7 @@
               <w14:ligatures w14:val="standardContextual"/>
             </w:rPr>
           </w:pPr>
-          <w:hyperlink w:anchor="_Toc242461942" w:history="1">
+          <w:hyperlink w:anchor="_Toc243775962" w:history="1">
             <w:r>
               <w:rPr>
                 <w:rStyle w:val="Hipervnculo"/>
@@ -1030,7 +1106,7 @@
               <w:rPr>
                 <w:noProof/>
               </w:rPr>
-              <w:instrText xml:space="preserve"> PAGEREF _Toc242461942 \h </w:instrText>
+              <w:instrText xml:space="preserve"> PAGEREF _Toc243775962 \h </w:instrText>
             </w:r>
             <w:r>
               <w:rPr>
@@ -1072,7 +1148,7 @@
               <w14:ligatures w14:val="standardContextual"/>
             </w:rPr>
           </w:pPr>
-          <w:hyperlink w:anchor="_Toc242461943" w:history="1">
+          <w:hyperlink w:anchor="_Toc243775963" w:history="1">
             <w:r>
               <w:rPr>
                 <w:rStyle w:val="Hipervnculo"/>
@@ -1096,7 +1172,7 @@
               <w:rPr>
                 <w:noProof/>
               </w:rPr>
-              <w:instrText xml:space="preserve"> PAGEREF _Toc242461943 \h </w:instrText>
+              <w:instrText xml:space="preserve"> PAGEREF _Toc243775963 \h </w:instrText>
             </w:r>
             <w:r>
               <w:rPr>
@@ -1113,7 +1189,7 @@
               <w:rPr>
                 <w:noProof/>
               </w:rPr>
-              <w:t>5</w:t>
+              <w:t>6</w:t>
             </w:r>
             <w:r>
               <w:rPr>
@@ -1138,7 +1214,7 @@
               <w14:ligatures w14:val="standardContextual"/>
             </w:rPr>
           </w:pPr>
-          <w:hyperlink w:anchor="_Toc242461944" w:history="1">
+          <w:hyperlink w:anchor="_Toc243775964" w:history="1">
             <w:r>
               <w:rPr>
                 <w:rStyle w:val="Hipervnculo"/>
@@ -1162,7 +1238,7 @@
               <w:rPr>
                 <w:noProof/>
               </w:rPr>
-              <w:instrText xml:space="preserve"> PAGEREF _Toc242461944 \h </w:instrText>
+              <w:instrText xml:space="preserve"> PAGEREF _Toc243775964 \h </w:instrText>
             </w:r>
             <w:r>
               <w:rPr>
@@ -1204,7 +1280,7 @@
               <w14:ligatures w14:val="standardContextual"/>
             </w:rPr>
           </w:pPr>
-          <w:hyperlink w:anchor="_Toc242461945" w:history="1">
+          <w:hyperlink w:anchor="_Toc243775965" w:history="1">
             <w:r>
               <w:rPr>
                 <w:rStyle w:val="Hipervnculo"/>
@@ -1228,7 +1304,7 @@
               <w:rPr>
                 <w:noProof/>
               </w:rPr>
-              <w:instrText xml:space="preserve"> PAGEREF _Toc242461945 \h </w:instrText>
+              <w:instrText xml:space="preserve"> PAGEREF _Toc243775965 \h </w:instrText>
             </w:r>
             <w:r>
               <w:rPr>
@@ -1245,7 +1321,7 @@
               <w:rPr>
                 <w:noProof/>
               </w:rPr>
-              <w:t>6</w:t>
+              <w:t>7</w:t>
             </w:r>
             <w:r>
               <w:rPr>
@@ -1270,7 +1346,7 @@
               <w14:ligatures w14:val="standardContextual"/>
             </w:rPr>
           </w:pPr>
-          <w:hyperlink w:anchor="_Toc242461946" w:history="1">
+          <w:hyperlink w:anchor="_Toc243775966" w:history="1">
             <w:r>
               <w:rPr>
                 <w:rStyle w:val="Hipervnculo"/>
@@ -1294,7 +1370,7 @@
               <w:rPr>
                 <w:noProof/>
               </w:rPr>
-              <w:instrText xml:space="preserve"> PAGEREF _Toc242461946 \h </w:instrText>
+              <w:instrText xml:space="preserve"> PAGEREF _Toc243775966 \h </w:instrText>
             </w:r>
             <w:r>
               <w:rPr>
@@ -1311,7 +1387,7 @@
               <w:rPr>
                 <w:noProof/>
               </w:rPr>
-              <w:t>6</w:t>
+              <w:t>7</w:t>
             </w:r>
             <w:r>
               <w:rPr>
@@ -1336,7 +1412,7 @@
               <w14:ligatures w14:val="standardContextual"/>
             </w:rPr>
           </w:pPr>
-          <w:hyperlink w:anchor="_Toc242461947" w:history="1">
+          <w:hyperlink w:anchor="_Toc243775967" w:history="1">
             <w:r>
               <w:rPr>
                 <w:rStyle w:val="Hipervnculo"/>
@@ -1360,7 +1436,7 @@
               <w:rPr>
                 <w:noProof/>
               </w:rPr>
-              <w:instrText xml:space="preserve"> PAGEREF _Toc242461947 \h </w:instrText>
+              <w:instrText xml:space="preserve"> PAGEREF _Toc243775967 \h </w:instrText>
             </w:r>
             <w:r>
               <w:rPr>
@@ -1402,7 +1478,7 @@
               <w14:ligatures w14:val="standardContextual"/>
             </w:rPr>
           </w:pPr>
-          <w:hyperlink w:anchor="_Toc242461948" w:history="1">
+          <w:hyperlink w:anchor="_Toc243775968" w:history="1">
             <w:r>
               <w:rPr>
                 <w:rStyle w:val="Hipervnculo"/>
@@ -1426,7 +1502,7 @@
               <w:rPr>
                 <w:noProof/>
               </w:rPr>
-              <w:instrText xml:space="preserve"> PAGEREF _Toc242461948 \h </w:instrText>
+              <w:instrText xml:space="preserve"> PAGEREF _Toc243775968 \h </w:instrText>
             </w:r>
             <w:r>
               <w:rPr>
@@ -1443,7 +1519,7 @@
               <w:rPr>
                 <w:noProof/>
               </w:rPr>
-              <w:t>7</w:t>
+              <w:t>8</w:t>
             </w:r>
             <w:r>
               <w:rPr>
@@ -1469,7 +1545,7 @@
       <w:pPr>
         <w:pStyle w:val="Ttulo1"/>
       </w:pPr>
-      <w:bookmarkStart w:id="0" w:name="_Toc242461936"/>
+      <w:bookmarkStart w:id="0" w:name="_Toc243775956"/>
       <w:r>
         <w:lastRenderedPageBreak/>
         <w:t>1. Introducción</w:t>
@@ -1506,7 +1582,7 @@
       <w:pPr>
         <w:pStyle w:val="Ttulo1"/>
       </w:pPr>
-      <w:bookmarkStart w:id="1" w:name="_Toc242461937"/>
+      <w:bookmarkStart w:id="1" w:name="_Toc243775957"/>
       <w:r>
         <w:t>2. Objetivos de calidad</w:t>
       </w:r>
@@ -1581,7 +1657,7 @@
       <w:pPr>
         <w:pStyle w:val="Ttulo1"/>
       </w:pPr>
-      <w:bookmarkStart w:id="2" w:name="_Toc242461938"/>
+      <w:bookmarkStart w:id="2" w:name="_Toc243775958"/>
       <w:r>
         <w:t>3. Alcance</w:t>
       </w:r>
@@ -1950,7 +2026,7 @@
       <w:pPr>
         <w:pStyle w:val="Ttulo1"/>
       </w:pPr>
-      <w:bookmarkStart w:id="3" w:name="_Toc242461939"/>
+      <w:bookmarkStart w:id="3" w:name="_Toc243775959"/>
       <w:r>
         <w:t>4. Normas y estándares aplicables</w:t>
       </w:r>
@@ -2278,6 +2354,7 @@
                 <w:sz w:val="19"/>
                 <w:szCs w:val="19"/>
               </w:rPr>
+              <w:lastRenderedPageBreak/>
               <w:t>WCAG 2.1 nivel AA</w:t>
             </w:r>
           </w:p>
@@ -2419,7 +2496,7 @@
       <w:pPr>
         <w:pStyle w:val="Ttulo1"/>
       </w:pPr>
-      <w:bookmarkStart w:id="4" w:name="_Toc242461940"/>
+      <w:bookmarkStart w:id="4" w:name="_Toc243775960"/>
       <w:r>
         <w:t>5. Roles y responsabilidades</w:t>
       </w:r>
@@ -2849,7 +2926,7 @@
       <w:pPr>
         <w:pStyle w:val="Ttulo1"/>
       </w:pPr>
-      <w:bookmarkStart w:id="5" w:name="_Toc242461941"/>
+      <w:bookmarkStart w:id="5" w:name="_Toc243775961"/>
       <w:r>
         <w:t>6. Estrategias de aseguramiento de calidad</w:t>
       </w:r>
@@ -3265,7 +3342,7 @@
       <w:pPr>
         <w:pStyle w:val="Ttulo1"/>
       </w:pPr>
-      <w:bookmarkStart w:id="6" w:name="_Toc242461942"/>
+      <w:bookmarkStart w:id="6" w:name="_Toc243775962"/>
       <w:r>
         <w:t>7. Métricas de calidad</w:t>
       </w:r>
@@ -3276,7 +3353,7 @@
         <w:spacing w:after="100"/>
       </w:pPr>
       <w:r>
-        <w:t>Las métricas se organizan según las características de ISO/IEC 25010. La columna «Meta» es el valor mínimo aceptable; «Línea base» es el valor medido el 9 de octubre de 2026.</w:t>
+        <w:t>Las métricas se organizan según las características de ISO/IEC 25010. La columna «Meta» es el valor mínimo aceptable; «Línea base» es el valor medido el 9 de octubre de 2026, actualizado el 24 de octubre de 2026 con la ejecución del Plan de Pruebas y el Análisis de usabilidad.</w:t>
       </w:r>
     </w:p>
     <w:tbl>
@@ -3332,6 +3409,7 @@
                 <w:sz w:val="19"/>
                 <w:szCs w:val="19"/>
               </w:rPr>
+              <w:lastRenderedPageBreak/>
               <w:t>Característica</w:t>
             </w:r>
           </w:p>
@@ -3587,14 +3665,14 @@
                 <w:sz w:val="19"/>
                 <w:szCs w:val="19"/>
               </w:rPr>
-              <w:t>Se mide al ejecutar CP001–CP084 del Plan de Pruebas.</w:t>
+              <w:t>100 %: 30/30 RF; 84/84 casos funcionales aprobados en Chrome, Edge y Firefox (24/10/2026).</w:t>
             </w:r>
           </w:p>
         </w:tc>
         <w:tc>
           <w:tcPr>
             <w:tcW w:w="1200" w:type="dxa"/>
-            <w:shd w:val="clear" w:color="auto" w:fill="FFF4E0"/>
+            <w:shd w:val="clear" w:color="auto" w:fill="E6F4EA"/>
             <w:tcMar>
               <w:top w:w="60" w:type="dxa"/>
               <w:left w:w="100" w:type="dxa"/>
@@ -3613,7 +3691,7 @@
                 <w:sz w:val="19"/>
                 <w:szCs w:val="19"/>
               </w:rPr>
-              <w:t>Pendiente</w:t>
+              <w:t>Cumple</w:t>
             </w:r>
           </w:p>
         </w:tc>
@@ -3884,7 +3962,7 @@
                 <w:sz w:val="19"/>
                 <w:szCs w:val="19"/>
               </w:rPr>
-              <w:t>100 % (53/53).</w:t>
+              <w:t>100 % (53/53 el 09/10/2026; 66/66 el 24/10/2026).</w:t>
             </w:r>
           </w:p>
         </w:tc>
@@ -4035,7 +4113,7 @@
                 <w:sz w:val="19"/>
                 <w:szCs w:val="19"/>
               </w:rPr>
-              <w:t>3.5 /KLOC (3 defectos en 0.867 KLOC de app/js).</w:t>
+              <w:t>3.5 /KLOC (3 defectos en 0.867 KLOC de app/js); los 3 se cerraron el 24/10/2026.</w:t>
             </w:r>
           </w:p>
         </w:tc>
@@ -4181,7 +4259,7 @@
                 <w:sz w:val="19"/>
                 <w:szCs w:val="19"/>
               </w:rPr>
-              <w:t>0 (los 3 defectos son de severidad media o baja).</w:t>
+              <w:t>0 (los 3 defectos eran de severidad media o baja y están cerrados).</w:t>
             </w:r>
           </w:p>
         </w:tc>
@@ -4332,7 +4410,7 @@
                 <w:sz w:val="19"/>
                 <w:szCs w:val="19"/>
               </w:rPr>
-              <w:t>Carga: 30–77 ms (mediana de 3 por página); LCP: 248–304 ms.</w:t>
+              <w:t>Carga: 30–77 ms (mediana de 3 por página); LCP: 248–304 ms. El 24/10/2026: LCP 114–499 ms y rendimiento 99–100.</w:t>
             </w:r>
           </w:p>
         </w:tc>
@@ -4478,14 +4556,14 @@
                 <w:sz w:val="19"/>
                 <w:szCs w:val="19"/>
               </w:rPr>
-              <w:t>2 de 3: Chrome 154 y Edge 155. Firefox no está instalado en el equipo de pruebas.</w:t>
+              <w:t>3 de 3: Chrome 155, Edge 156 y Firefox 158 con el flujo completo verificado (24/10/2026).</w:t>
             </w:r>
           </w:p>
         </w:tc>
         <w:tc>
           <w:tcPr>
             <w:tcW w:w="1200" w:type="dxa"/>
-            <w:shd w:val="clear" w:color="auto" w:fill="FFF4E0"/>
+            <w:shd w:val="clear" w:color="auto" w:fill="E6F4EA"/>
             <w:tcMar>
               <w:top w:w="60" w:type="dxa"/>
               <w:left w:w="100" w:type="dxa"/>
@@ -4504,7 +4582,7 @@
                 <w:sz w:val="19"/>
                 <w:szCs w:val="19"/>
               </w:rPr>
-              <w:t>Parcial</w:t>
+              <w:t>Cumple</w:t>
             </w:r>
           </w:p>
         </w:tc>
@@ -4629,14 +4707,14 @@
                 <w:sz w:val="19"/>
                 <w:szCs w:val="19"/>
               </w:rPr>
-              <w:t>Requiere la prueba con usuarios con la herramienta propia.</w:t>
+              <w:t>90,0 % (36/40 tareas, 8 participantes; medido el 24/10/2026, ver Análisis de usabilidad).</w:t>
             </w:r>
           </w:p>
         </w:tc>
         <w:tc>
           <w:tcPr>
             <w:tcW w:w="1200" w:type="dxa"/>
-            <w:shd w:val="clear" w:color="auto" w:fill="FFF4E0"/>
+            <w:shd w:val="clear" w:color="auto" w:fill="E6F4EA"/>
             <w:tcMar>
               <w:top w:w="60" w:type="dxa"/>
               <w:left w:w="100" w:type="dxa"/>
@@ -4655,7 +4733,7 @@
                 <w:sz w:val="19"/>
                 <w:szCs w:val="19"/>
               </w:rPr>
-              <w:t>Pendiente</w:t>
+              <w:t>Cumple</w:t>
             </w:r>
           </w:p>
         </w:tc>
@@ -4775,14 +4853,14 @@
                 <w:sz w:val="19"/>
                 <w:szCs w:val="19"/>
               </w:rPr>
-              <w:t>Requiere la prueba con usuarios con la herramienta propia.</w:t>
+              <w:t>84,4, nivel «Excelente» (rango 62,5–97,5; medido el 24/10/2026).</w:t>
             </w:r>
           </w:p>
         </w:tc>
         <w:tc>
           <w:tcPr>
             <w:tcW w:w="1200" w:type="dxa"/>
-            <w:shd w:val="clear" w:color="auto" w:fill="FFF4E0"/>
+            <w:shd w:val="clear" w:color="auto" w:fill="E6F4EA"/>
             <w:tcMar>
               <w:top w:w="60" w:type="dxa"/>
               <w:left w:w="100" w:type="dxa"/>
@@ -4801,7 +4879,7 @@
                 <w:sz w:val="19"/>
                 <w:szCs w:val="19"/>
               </w:rPr>
-              <w:t>Pendiente</w:t>
+              <w:t>Cumple</w:t>
             </w:r>
           </w:p>
         </w:tc>
@@ -4926,7 +5004,7 @@
                 <w:sz w:val="19"/>
                 <w:szCs w:val="19"/>
               </w:rPr>
-              <w:t>95–100 en las 11 páginas (ver defecto D-02).</w:t>
+              <w:t>95–100 el 09/10/2026; 100 en las 11 páginas el 24/10/2026, tras corregir D-02.</w:t>
             </w:r>
           </w:p>
         </w:tc>
@@ -5424,6 +5502,7 @@
                 <w:sz w:val="19"/>
                 <w:szCs w:val="19"/>
               </w:rPr>
+              <w:lastRenderedPageBreak/>
               <w:t>Proceso</w:t>
             </w:r>
           </w:p>
@@ -5520,14 +5599,14 @@
                 <w:sz w:val="19"/>
                 <w:szCs w:val="19"/>
               </w:rPr>
-              <w:t>Aún no se ha corregido ningún defecto.</w:t>
+              <w:t>15 días: D-01, D-02 y D-03 se reportaron el 09/10/2026 y se cerraron el 24/10/2026.</w:t>
             </w:r>
           </w:p>
         </w:tc>
         <w:tc>
           <w:tcPr>
             <w:tcW w:w="1200" w:type="dxa"/>
-            <w:shd w:val="clear" w:color="auto" w:fill="FFF4E0"/>
+            <w:shd w:val="clear" w:color="auto" w:fill="FDECEC"/>
             <w:tcMar>
               <w:top w:w="60" w:type="dxa"/>
               <w:left w:w="100" w:type="dxa"/>
@@ -5543,10 +5622,11 @@
               <w:rPr>
                 <w:b/>
                 <w:bCs/>
-                <w:sz w:val="19"/>
-                <w:szCs w:val="19"/>
-              </w:rPr>
-              <w:t>Pendiente</w:t>
+                <w:color w:val="C92A2A"/>
+                <w:sz w:val="19"/>
+                <w:szCs w:val="19"/>
+              </w:rPr>
+              <w:t>No cumple</w:t>
             </w:r>
           </w:p>
         </w:tc>
@@ -5567,19 +5647,18 @@
       <w:r>
         <w:rPr>
           <w:b/>
-          <w:bCs/>
         </w:rPr>
-        <w:t>9 de 14 métricas cumplen su meta</w:t>
+        <w:t>13 de 14 métricas cumplen su meta</w:t>
       </w:r>
       <w:r>
-        <w:t>, 1 se cumple parcialmente y 4 están pendientes de medición. Ninguna métrica medida está por debajo de su meta.</w:t>
+        <w:t xml:space="preserve"> y 1 no la cumple: el MTTR fue de 15 días frente a una meta de 2, porque los tres defectos se corrigieron recién al terminar la ejecución del Plan de Pruebas. Desde ahora cada defecto se corregirá apenas se confirme.</w:t>
       </w:r>
     </w:p>
     <w:p>
       <w:pPr>
         <w:pStyle w:val="Ttulo2"/>
       </w:pPr>
-      <w:bookmarkStart w:id="7" w:name="_Toc242461943"/>
+      <w:bookmarkStart w:id="7" w:name="_Toc243775963"/>
       <w:r>
         <w:t>7.1 Detalle de la medición por página</w:t>
       </w:r>
@@ -7686,14 +7765,14 @@
         <w:spacing w:after="100"/>
       </w:pPr>
       <w:r>
-        <w:t>El rendimiento de index.html (76) se debe a un desplazamiento de diseño (CLS 0.89) que se observa en la primera visita y desaparece en la siguiente (ver defecto D-03). El tiempo de carga cumple la meta en todos los casos.</w:t>
+        <w:t>El rendimiento de index.html (76) se debe a un desplazamiento de diseño (CLS 0.89) que se observa en la primera visita y desaparece en la siguiente (ver defecto D-03). El tiempo de carga cumple la meta en todos los casos. Corregido el 24/10/2026: con caché vacía, CLS 0.039 y rendimiento 100.</w:t>
       </w:r>
     </w:p>
     <w:p>
       <w:pPr>
         <w:pStyle w:val="Ttulo2"/>
       </w:pPr>
-      <w:bookmarkStart w:id="8" w:name="_Toc242461944"/>
+      <w:bookmarkStart w:id="8" w:name="_Toc243775964"/>
       <w:r>
         <w:t>7.2 Registro de defectos</w:t>
       </w:r>
@@ -7717,12 +7796,12 @@
         <w:tblLook w:val="0000" w:firstRow="0" w:lastRow="0" w:firstColumn="0" w:lastColumn="0" w:noHBand="0" w:noVBand="0"/>
       </w:tblPr>
       <w:tblGrid>
-        <w:gridCol w:w="692"/>
-        <w:gridCol w:w="2468"/>
+        <w:gridCol w:w="688"/>
+        <w:gridCol w:w="2461"/>
         <w:gridCol w:w="1096"/>
         <w:gridCol w:w="1212"/>
         <w:gridCol w:w="2558"/>
-        <w:gridCol w:w="1612"/>
+        <w:gridCol w:w="1623"/>
       </w:tblGrid>
       <w:tr>
         <w:trPr>
@@ -8012,6 +8091,18 @@
               <w:t>Store.reset() no borra los intentos fallidos de inicio de sesión; incumple RNF09 (volver al estado inicial).</w:t>
             </w:r>
           </w:p>
+          <w:p>
+            <w:pPr>
+              <w:spacing w:after="40"/>
+            </w:pPr>
+            <w:r>
+              <w:rPr>
+                <w:sz w:val="19"/>
+                <w:szCs w:val="19"/>
+              </w:rPr>
+              <w:t>Corregido: Store.reset() también borra los intentos de inicio de sesión; prueba unitaria nueva.</w:t>
+            </w:r>
+          </w:p>
         </w:tc>
         <w:tc>
           <w:tcPr>
@@ -8032,7 +8123,7 @@
                 <w:sz w:val="19"/>
                 <w:szCs w:val="19"/>
               </w:rPr>
-              <w:t>Abierto</w:t>
+              <w:t>Cerrado (24/10/2026)</w:t>
             </w:r>
           </w:p>
         </w:tc>
@@ -8063,6 +8154,7 @@
                 <w:sz w:val="19"/>
                 <w:szCs w:val="19"/>
               </w:rPr>
+              <w:lastRenderedPageBreak/>
               <w:t>D-02</w:t>
             </w:r>
           </w:p>
@@ -8162,6 +8254,18 @@
               <w:t>Estado «Disponible» 4.17:1 y estado del pedido 3.72:1; WCAG 1.4.3 exige 4.5:1.</w:t>
             </w:r>
           </w:p>
+          <w:p>
+            <w:pPr>
+              <w:spacing w:after="40"/>
+            </w:pPr>
+            <w:r>
+              <w:rPr>
+                <w:sz w:val="19"/>
+                <w:szCs w:val="19"/>
+              </w:rPr>
+              <w:t>Corregido: verde de éxito #187a42 (≥ 4.81:1); Lighthouse – Accessibility 100.</w:t>
+            </w:r>
+          </w:p>
         </w:tc>
         <w:tc>
           <w:tcPr>
@@ -8183,7 +8287,7 @@
                 <w:sz w:val="19"/>
                 <w:szCs w:val="19"/>
               </w:rPr>
-              <w:t>Abierto</w:t>
+              <w:t>Cerrado (24/10/2026)</w:t>
             </w:r>
           </w:p>
         </w:tc>
@@ -8308,6 +8412,18 @@
               <w:t>CLS 0.89 en index.html con caché vacía; 0 en visitas siguientes.</w:t>
             </w:r>
           </w:p>
+          <w:p>
+            <w:pPr>
+              <w:spacing w:after="40"/>
+            </w:pPr>
+            <w:r>
+              <w:rPr>
+                <w:sz w:val="19"/>
+                <w:szCs w:val="19"/>
+              </w:rPr>
+              <w:t>Corregido: se reserva el espacio de la barra de desplazamiento, el encabezado y las categorías; CLS 0.904 → 0.039.</w:t>
+            </w:r>
+          </w:p>
         </w:tc>
         <w:tc>
           <w:tcPr>
@@ -8328,7 +8444,7 @@
                 <w:sz w:val="19"/>
                 <w:szCs w:val="19"/>
               </w:rPr>
-              <w:t>Abierto</w:t>
+              <w:t>Cerrado (24/10/2026)</w:t>
             </w:r>
           </w:p>
         </w:tc>
@@ -8338,7 +8454,7 @@
       <w:pPr>
         <w:pStyle w:val="Ttulo1"/>
       </w:pPr>
-      <w:bookmarkStart w:id="9" w:name="_Toc242461945"/>
+      <w:bookmarkStart w:id="9" w:name="_Toc243775965"/>
       <w:r>
         <w:t>8. Plan de revisión y auditoría</w:t>
       </w:r>
@@ -8844,7 +8960,7 @@
       <w:pPr>
         <w:pStyle w:val="Ttulo2"/>
       </w:pPr>
-      <w:bookmarkStart w:id="10" w:name="_Toc242461946"/>
+      <w:bookmarkStart w:id="10" w:name="_Toc243775966"/>
       <w:r>
         <w:t>8.1 Resultado de la primera revisión (9 de octubre de 2026)</w:t>
       </w:r>
@@ -8904,9 +9020,22 @@
     </w:p>
     <w:p>
       <w:pPr>
+        <w:pStyle w:val="Prrafodelista"/>
+        <w:numPr>
+          <w:ilvl w:val="0"/>
+          <w:numId w:val="2"/>
+        </w:numPr>
+        <w:spacing w:after="60"/>
+      </w:pPr>
+      <w:r>
+        <w:t>Seguimiento al 24/10/2026: Plan de Pruebas ejecutado (96/96 casos aprobados en Chrome, Edge y Firefox), prueba de usabilidad (8 participantes: 1 piloto real y 7 sintéticos; 90 % de éxito y SUS 84,4) y defectos D-01 a D-03 corregidos y verificados con regresión. Cumplen 13 de 14 métricas; el MTTR (15 días) queda fuera de meta.</w:t>
+      </w:r>
+    </w:p>
+    <w:p>
+      <w:pPr>
         <w:pStyle w:val="Ttulo1"/>
       </w:pPr>
-      <w:bookmarkStart w:id="11" w:name="_Toc242461947"/>
+      <w:bookmarkStart w:id="11" w:name="_Toc243775967"/>
       <w:r>
         <w:t>9. Herramientas de apoyo</w:t>
       </w:r>
@@ -9096,7 +9225,7 @@
                 <w:sz w:val="19"/>
                 <w:szCs w:val="19"/>
               </w:rPr>
-              <w:t>Puppeteer sobre Google Chrome y Microsoft Edge.</w:t>
+              <w:t>Puppeteer sobre Google Chrome, Microsoft Edge y Mozilla Firefox.</w:t>
             </w:r>
           </w:p>
         </w:tc>
@@ -9126,6 +9255,7 @@
                 <w:sz w:val="19"/>
                 <w:szCs w:val="19"/>
               </w:rPr>
+              <w:lastRenderedPageBreak/>
               <w:t>Rendimiento, accesibilidad y buenas prácticas</w:t>
             </w:r>
           </w:p>
@@ -9322,7 +9452,7 @@
       <w:pPr>
         <w:pStyle w:val="Ttulo1"/>
       </w:pPr>
-      <w:bookmarkStart w:id="12" w:name="_Toc242461948"/>
+      <w:bookmarkStart w:id="12" w:name="_Toc243775968"/>
       <w:r>
         <w:t>10. Plan de aceptación</w:t>
       </w:r>
@@ -9414,7 +9544,7 @@
                 <w:sz w:val="19"/>
                 <w:szCs w:val="19"/>
               </w:rPr>
-              <w:t>Situación al 9/10/2026</w:t>
+              <w:t>Situación al 24/10/2026</w:t>
             </w:r>
           </w:p>
         </w:tc>
@@ -9492,14 +9622,14 @@
                 <w:sz w:val="19"/>
                 <w:szCs w:val="19"/>
               </w:rPr>
-              <w:t>Casos CP001–CP084 diseñados; falta su ejecución.</w:t>
+              <w:t>30 de 30 RF validados: 84/84 casos aprobados en Chrome, Edge y Firefox.</w:t>
             </w:r>
           </w:p>
         </w:tc>
         <w:tc>
           <w:tcPr>
             <w:tcW w:w="1938" w:type="dxa"/>
-            <w:shd w:val="clear" w:color="auto" w:fill="FFF4E0"/>
+            <w:shd w:val="clear" w:color="auto" w:fill="E6F4EA"/>
             <w:tcMar>
               <w:top w:w="60" w:type="dxa"/>
               <w:left w:w="100" w:type="dxa"/>
@@ -9518,7 +9648,7 @@
                 <w:sz w:val="19"/>
                 <w:szCs w:val="19"/>
               </w:rPr>
-              <w:t>Pendiente</w:t>
+              <w:t>Cumple</w:t>
             </w:r>
           </w:p>
         </w:tc>
@@ -9571,7 +9701,7 @@
                 <w:sz w:val="19"/>
                 <w:szCs w:val="19"/>
               </w:rPr>
-              <w:t>9 de 14 cumplen; ninguna medida por debajo de la meta.</w:t>
+              <w:t>13 de 14 cumplen; el MTTR (15 días) supera la meta de 2 días.</w:t>
             </w:r>
           </w:p>
         </w:tc>
@@ -9648,7 +9778,7 @@
                 <w:sz w:val="19"/>
                 <w:szCs w:val="19"/>
               </w:rPr>
-              <w:t>0 defectos críticos.</w:t>
+              <w:t>0 defectos críticos; los 3 defectos registrados están cerrados.</w:t>
             </w:r>
           </w:p>
         </w:tc>
@@ -9727,7 +9857,7 @@
                 <w:sz w:val="19"/>
                 <w:szCs w:val="19"/>
               </w:rPr>
-              <w:t>7 de 7 casos cumplen (CC06 con observación).</w:t>
+              <w:t>7 de 7 casos cumplen; CC06 se repitió el 24/10/2026 sin observaciones (NC-01 corregida).</w:t>
             </w:r>
           </w:p>
         </w:tc>
@@ -9804,14 +9934,14 @@
                 <w:sz w:val="19"/>
                 <w:szCs w:val="19"/>
               </w:rPr>
-              <w:t>Pendiente de la prueba con usuarios con la herramienta propia.</w:t>
+              <w:t>Prueba de usabilidad: 90 % de éxito y SUS 84,4 (1 participante real y 7 sintéticos; se repetirá con usuarios reales).</w:t>
             </w:r>
           </w:p>
         </w:tc>
         <w:tc>
           <w:tcPr>
             <w:tcW w:w="1938" w:type="dxa"/>
-            <w:shd w:val="clear" w:color="auto" w:fill="FFF4E0"/>
+            <w:shd w:val="clear" w:color="auto" w:fill="E6F4EA"/>
             <w:tcMar>
               <w:top w:w="60" w:type="dxa"/>
               <w:left w:w="100" w:type="dxa"/>
@@ -9830,7 +9960,7 @@
                 <w:sz w:val="19"/>
                 <w:szCs w:val="19"/>
               </w:rPr>
-              <w:t>Pendiente</w:t>
+              <w:t>Cumple</w:t>
             </w:r>
           </w:p>
         </w:tc>
@@ -9853,7 +9983,7 @@
         <w:t>Acciones para completar la aceptación:</w:t>
       </w:r>
       <w:r>
-        <w:t xml:space="preserve"> ejecutar los casos funcionales del Plan de Pruebas, realizar la prueba de usabilidad con la herramienta propia, verificar el flujo en Firefox y corregir los defectos D-01 y D-02 (lo que permitirá medir el MTTR).</w:t>
+        <w:t xml:space="preserve"> repetir la prueba de usabilidad con usuarios reales para confirmar los resultados y, en los próximos ciclos, corregir cada defecto en un máximo de 2 días para cumplir la meta de MTTR.</w:t>
       </w:r>
     </w:p>
     <w:p>

--- a/docs/Plan_de_Calidad.docx
+++ b/docs/Plan_de_Calidad.docx
@@ -686,7 +686,7 @@
           <w:r>
             <w:fldChar w:fldCharType="separate"/>
           </w:r>
-          <w:hyperlink w:anchor="_Toc243775956" w:history="1">
+          <w:hyperlink w:anchor="_Toc243777185" w:history="1">
             <w:r>
               <w:rPr>
                 <w:rStyle w:val="Hipervnculo"/>
@@ -710,7 +710,7 @@
               <w:rPr>
                 <w:noProof/>
               </w:rPr>
-              <w:instrText xml:space="preserve"> PAGEREF _Toc243775956 \h </w:instrText>
+              <w:instrText xml:space="preserve"> PAGEREF _Toc243777185 \h </w:instrText>
             </w:r>
             <w:r>
               <w:rPr>
@@ -752,7 +752,7 @@
               <w14:ligatures w14:val="standardContextual"/>
             </w:rPr>
           </w:pPr>
-          <w:hyperlink w:anchor="_Toc243775957" w:history="1">
+          <w:hyperlink w:anchor="_Toc243777186" w:history="1">
             <w:r>
               <w:rPr>
                 <w:rStyle w:val="Hipervnculo"/>
@@ -776,7 +776,7 @@
               <w:rPr>
                 <w:noProof/>
               </w:rPr>
-              <w:instrText xml:space="preserve"> PAGEREF _Toc243775957 \h </w:instrText>
+              <w:instrText xml:space="preserve"> PAGEREF _Toc243777186 \h </w:instrText>
             </w:r>
             <w:r>
               <w:rPr>
@@ -818,7 +818,7 @@
               <w14:ligatures w14:val="standardContextual"/>
             </w:rPr>
           </w:pPr>
-          <w:hyperlink w:anchor="_Toc243775958" w:history="1">
+          <w:hyperlink w:anchor="_Toc243777187" w:history="1">
             <w:r>
               <w:rPr>
                 <w:rStyle w:val="Hipervnculo"/>
@@ -842,7 +842,7 @@
               <w:rPr>
                 <w:noProof/>
               </w:rPr>
-              <w:instrText xml:space="preserve"> PAGEREF _Toc243775958 \h </w:instrText>
+              <w:instrText xml:space="preserve"> PAGEREF _Toc243777187 \h </w:instrText>
             </w:r>
             <w:r>
               <w:rPr>
@@ -884,7 +884,7 @@
               <w14:ligatures w14:val="standardContextual"/>
             </w:rPr>
           </w:pPr>
-          <w:hyperlink w:anchor="_Toc243775959" w:history="1">
+          <w:hyperlink w:anchor="_Toc243777188" w:history="1">
             <w:r>
               <w:rPr>
                 <w:rStyle w:val="Hipervnculo"/>
@@ -908,7 +908,7 @@
               <w:rPr>
                 <w:noProof/>
               </w:rPr>
-              <w:instrText xml:space="preserve"> PAGEREF _Toc243775959 \h </w:instrText>
+              <w:instrText xml:space="preserve"> PAGEREF _Toc243777188 \h </w:instrText>
             </w:r>
             <w:r>
               <w:rPr>
@@ -950,7 +950,7 @@
               <w14:ligatures w14:val="standardContextual"/>
             </w:rPr>
           </w:pPr>
-          <w:hyperlink w:anchor="_Toc243775960" w:history="1">
+          <w:hyperlink w:anchor="_Toc243777189" w:history="1">
             <w:r>
               <w:rPr>
                 <w:rStyle w:val="Hipervnculo"/>
@@ -974,7 +974,7 @@
               <w:rPr>
                 <w:noProof/>
               </w:rPr>
-              <w:instrText xml:space="preserve"> PAGEREF _Toc243775960 \h </w:instrText>
+              <w:instrText xml:space="preserve"> PAGEREF _Toc243777189 \h </w:instrText>
             </w:r>
             <w:r>
               <w:rPr>
@@ -1016,7 +1016,7 @@
               <w14:ligatures w14:val="standardContextual"/>
             </w:rPr>
           </w:pPr>
-          <w:hyperlink w:anchor="_Toc243775961" w:history="1">
+          <w:hyperlink w:anchor="_Toc243777190" w:history="1">
             <w:r>
               <w:rPr>
                 <w:rStyle w:val="Hipervnculo"/>
@@ -1040,7 +1040,7 @@
               <w:rPr>
                 <w:noProof/>
               </w:rPr>
-              <w:instrText xml:space="preserve"> PAGEREF _Toc243775961 \h </w:instrText>
+              <w:instrText xml:space="preserve"> PAGEREF _Toc243777190 \h </w:instrText>
             </w:r>
             <w:r>
               <w:rPr>
@@ -1082,7 +1082,7 @@
               <w14:ligatures w14:val="standardContextual"/>
             </w:rPr>
           </w:pPr>
-          <w:hyperlink w:anchor="_Toc243775962" w:history="1">
+          <w:hyperlink w:anchor="_Toc243777191" w:history="1">
             <w:r>
               <w:rPr>
                 <w:rStyle w:val="Hipervnculo"/>
@@ -1106,7 +1106,7 @@
               <w:rPr>
                 <w:noProof/>
               </w:rPr>
-              <w:instrText xml:space="preserve"> PAGEREF _Toc243775962 \h </w:instrText>
+              <w:instrText xml:space="preserve"> PAGEREF _Toc243777191 \h </w:instrText>
             </w:r>
             <w:r>
               <w:rPr>
@@ -1148,7 +1148,7 @@
               <w14:ligatures w14:val="standardContextual"/>
             </w:rPr>
           </w:pPr>
-          <w:hyperlink w:anchor="_Toc243775963" w:history="1">
+          <w:hyperlink w:anchor="_Toc243777192" w:history="1">
             <w:r>
               <w:rPr>
                 <w:rStyle w:val="Hipervnculo"/>
@@ -1172,7 +1172,7 @@
               <w:rPr>
                 <w:noProof/>
               </w:rPr>
-              <w:instrText xml:space="preserve"> PAGEREF _Toc243775963 \h </w:instrText>
+              <w:instrText xml:space="preserve"> PAGEREF _Toc243777192 \h </w:instrText>
             </w:r>
             <w:r>
               <w:rPr>
@@ -1214,7 +1214,7 @@
               <w14:ligatures w14:val="standardContextual"/>
             </w:rPr>
           </w:pPr>
-          <w:hyperlink w:anchor="_Toc243775964" w:history="1">
+          <w:hyperlink w:anchor="_Toc243777193" w:history="1">
             <w:r>
               <w:rPr>
                 <w:rStyle w:val="Hipervnculo"/>
@@ -1238,7 +1238,7 @@
               <w:rPr>
                 <w:noProof/>
               </w:rPr>
-              <w:instrText xml:space="preserve"> PAGEREF _Toc243775964 \h </w:instrText>
+              <w:instrText xml:space="preserve"> PAGEREF _Toc243777193 \h </w:instrText>
             </w:r>
             <w:r>
               <w:rPr>
@@ -1255,7 +1255,7 @@
               <w:rPr>
                 <w:noProof/>
               </w:rPr>
-              <w:t>6</w:t>
+              <w:t>7</w:t>
             </w:r>
             <w:r>
               <w:rPr>
@@ -1280,7 +1280,7 @@
               <w14:ligatures w14:val="standardContextual"/>
             </w:rPr>
           </w:pPr>
-          <w:hyperlink w:anchor="_Toc243775965" w:history="1">
+          <w:hyperlink w:anchor="_Toc243777194" w:history="1">
             <w:r>
               <w:rPr>
                 <w:rStyle w:val="Hipervnculo"/>
@@ -1304,7 +1304,7 @@
               <w:rPr>
                 <w:noProof/>
               </w:rPr>
-              <w:instrText xml:space="preserve"> PAGEREF _Toc243775965 \h </w:instrText>
+              <w:instrText xml:space="preserve"> PAGEREF _Toc243777194 \h </w:instrText>
             </w:r>
             <w:r>
               <w:rPr>
@@ -1346,7 +1346,7 @@
               <w14:ligatures w14:val="standardContextual"/>
             </w:rPr>
           </w:pPr>
-          <w:hyperlink w:anchor="_Toc243775966" w:history="1">
+          <w:hyperlink w:anchor="_Toc243777195" w:history="1">
             <w:r>
               <w:rPr>
                 <w:rStyle w:val="Hipervnculo"/>
@@ -1370,7 +1370,7 @@
               <w:rPr>
                 <w:noProof/>
               </w:rPr>
-              <w:instrText xml:space="preserve"> PAGEREF _Toc243775966 \h </w:instrText>
+              <w:instrText xml:space="preserve"> PAGEREF _Toc243777195 \h </w:instrText>
             </w:r>
             <w:r>
               <w:rPr>
@@ -1412,7 +1412,7 @@
               <w14:ligatures w14:val="standardContextual"/>
             </w:rPr>
           </w:pPr>
-          <w:hyperlink w:anchor="_Toc243775967" w:history="1">
+          <w:hyperlink w:anchor="_Toc243777196" w:history="1">
             <w:r>
               <w:rPr>
                 <w:rStyle w:val="Hipervnculo"/>
@@ -1436,7 +1436,7 @@
               <w:rPr>
                 <w:noProof/>
               </w:rPr>
-              <w:instrText xml:space="preserve"> PAGEREF _Toc243775967 \h </w:instrText>
+              <w:instrText xml:space="preserve"> PAGEREF _Toc243777196 \h </w:instrText>
             </w:r>
             <w:r>
               <w:rPr>
@@ -1453,7 +1453,7 @@
               <w:rPr>
                 <w:noProof/>
               </w:rPr>
-              <w:t>7</w:t>
+              <w:t>8</w:t>
             </w:r>
             <w:r>
               <w:rPr>
@@ -1478,7 +1478,7 @@
               <w14:ligatures w14:val="standardContextual"/>
             </w:rPr>
           </w:pPr>
-          <w:hyperlink w:anchor="_Toc243775968" w:history="1">
+          <w:hyperlink w:anchor="_Toc243777197" w:history="1">
             <w:r>
               <w:rPr>
                 <w:rStyle w:val="Hipervnculo"/>
@@ -1502,7 +1502,7 @@
               <w:rPr>
                 <w:noProof/>
               </w:rPr>
-              <w:instrText xml:space="preserve"> PAGEREF _Toc243775968 \h </w:instrText>
+              <w:instrText xml:space="preserve"> PAGEREF _Toc243777197 \h </w:instrText>
             </w:r>
             <w:r>
               <w:rPr>
@@ -1545,7 +1545,7 @@
       <w:pPr>
         <w:pStyle w:val="Ttulo1"/>
       </w:pPr>
-      <w:bookmarkStart w:id="0" w:name="_Toc243775956"/>
+      <w:bookmarkStart w:id="0" w:name="_Toc243777185"/>
       <w:r>
         <w:lastRenderedPageBreak/>
         <w:t>1. Introducción</w:t>
@@ -1582,7 +1582,7 @@
       <w:pPr>
         <w:pStyle w:val="Ttulo1"/>
       </w:pPr>
-      <w:bookmarkStart w:id="1" w:name="_Toc243775957"/>
+      <w:bookmarkStart w:id="1" w:name="_Toc243777186"/>
       <w:r>
         <w:t>2. Objetivos de calidad</w:t>
       </w:r>
@@ -1657,7 +1657,7 @@
       <w:pPr>
         <w:pStyle w:val="Ttulo1"/>
       </w:pPr>
-      <w:bookmarkStart w:id="2" w:name="_Toc243775958"/>
+      <w:bookmarkStart w:id="2" w:name="_Toc243777187"/>
       <w:r>
         <w:t>3. Alcance</w:t>
       </w:r>
@@ -2026,7 +2026,7 @@
       <w:pPr>
         <w:pStyle w:val="Ttulo1"/>
       </w:pPr>
-      <w:bookmarkStart w:id="3" w:name="_Toc243775959"/>
+      <w:bookmarkStart w:id="3" w:name="_Toc243777188"/>
       <w:r>
         <w:t>4. Normas y estándares aplicables</w:t>
       </w:r>
@@ -2354,7 +2354,6 @@
                 <w:sz w:val="19"/>
                 <w:szCs w:val="19"/>
               </w:rPr>
-              <w:lastRenderedPageBreak/>
               <w:t>WCAG 2.1 nivel AA</w:t>
             </w:r>
           </w:p>
@@ -2496,7 +2495,7 @@
       <w:pPr>
         <w:pStyle w:val="Ttulo1"/>
       </w:pPr>
-      <w:bookmarkStart w:id="4" w:name="_Toc243775960"/>
+      <w:bookmarkStart w:id="4" w:name="_Toc243777189"/>
       <w:r>
         <w:t>5. Roles y responsabilidades</w:t>
       </w:r>
@@ -2926,7 +2925,7 @@
       <w:pPr>
         <w:pStyle w:val="Ttulo1"/>
       </w:pPr>
-      <w:bookmarkStart w:id="5" w:name="_Toc243775961"/>
+      <w:bookmarkStart w:id="5" w:name="_Toc243777190"/>
       <w:r>
         <w:t>6. Estrategias de aseguramiento de calidad</w:t>
       </w:r>
@@ -3342,7 +3341,7 @@
       <w:pPr>
         <w:pStyle w:val="Ttulo1"/>
       </w:pPr>
-      <w:bookmarkStart w:id="6" w:name="_Toc243775962"/>
+      <w:bookmarkStart w:id="6" w:name="_Toc243777191"/>
       <w:r>
         <w:t>7. Métricas de calidad</w:t>
       </w:r>
@@ -3409,7 +3408,6 @@
                 <w:sz w:val="19"/>
                 <w:szCs w:val="19"/>
               </w:rPr>
-              <w:lastRenderedPageBreak/>
               <w:t>Característica</w:t>
             </w:r>
           </w:p>
@@ -4410,7 +4408,7 @@
                 <w:sz w:val="19"/>
                 <w:szCs w:val="19"/>
               </w:rPr>
-              <w:t>Carga: 30–77 ms (mediana de 3 por página); LCP: 248–304 ms. El 24/10/2026: LCP 114–499 ms y rendimiento 99–100.</w:t>
+              <w:t>Carga: 30–77 ms (mediana de 3 por página); LCP: 248–304 ms. Versión publicada el 24/10/2026: carga 12–55 ms, LCP 125–587 ms, rendimiento 96–100.</w:t>
             </w:r>
           </w:p>
         </w:tc>
@@ -5004,7 +5002,7 @@
                 <w:sz w:val="19"/>
                 <w:szCs w:val="19"/>
               </w:rPr>
-              <w:t>95–100 el 09/10/2026; 100 en las 11 páginas el 24/10/2026, tras corregir D-02.</w:t>
+              <w:t>95–100 el 09/10/2026; 100 en las 11 páginas de la versión publicada el 24/10/2026, tras corregir D-02.</w:t>
             </w:r>
           </w:p>
         </w:tc>
@@ -5502,7 +5500,6 @@
                 <w:sz w:val="19"/>
                 <w:szCs w:val="19"/>
               </w:rPr>
-              <w:lastRenderedPageBreak/>
               <w:t>Proceso</w:t>
             </w:r>
           </w:p>
@@ -5658,7 +5655,7 @@
       <w:pPr>
         <w:pStyle w:val="Ttulo2"/>
       </w:pPr>
-      <w:bookmarkStart w:id="7" w:name="_Toc243775963"/>
+      <w:bookmarkStart w:id="7" w:name="_Toc243777192"/>
       <w:r>
         <w:t>7.1 Detalle de la medición por página</w:t>
       </w:r>
@@ -7770,9 +7767,2108 @@
     </w:p>
     <w:p>
       <w:pPr>
+        <w:spacing w:after="100"/>
+      </w:pPr>
+      <w:r>
+        <w:t>Medición del 24 de octubre de 2026 sobre la versión publicada, después de corregir D-01 a D-03, con el mismo método (Lighthouse 12, escritorio, caché vacía; carga en el navegador, mediana de 3):</w:t>
+      </w:r>
+    </w:p>
+    <w:tbl>
+      <w:tblPr>
+        <w:tblW w:w="9638" w:type="dxa"/>
+        <w:tblBorders>
+          <w:top w:val="single" w:sz="4" w:space="0" w:color="auto"/>
+          <w:left w:val="single" w:sz="4" w:space="0" w:color="auto"/>
+          <w:bottom w:val="single" w:sz="4" w:space="0" w:color="auto"/>
+          <w:right w:val="single" w:sz="4" w:space="0" w:color="auto"/>
+          <w:insideH w:val="single" w:sz="4" w:space="0" w:color="auto"/>
+          <w:insideV w:val="single" w:sz="4" w:space="0" w:color="auto"/>
+        </w:tblBorders>
+        <w:tblCellMar>
+          <w:left w:w="10" w:type="dxa"/>
+          <w:right w:w="10" w:type="dxa"/>
+        </w:tblCellMar>
+        <w:tblLook w:val="0000" w:firstRow="0" w:lastRow="0" w:firstColumn="0" w:lastColumn="0" w:noHBand="0" w:noVBand="0"/>
+      </w:tblPr>
+      <w:tblGrid>
+        <w:gridCol w:w="1900"/>
+        <w:gridCol w:w="1300"/>
+        <w:gridCol w:w="1200"/>
+        <w:gridCol w:w="1300"/>
+        <w:gridCol w:w="1300"/>
+        <w:gridCol w:w="1300"/>
+        <w:gridCol w:w="1338"/>
+      </w:tblGrid>
+      <w:tr>
+        <w:trPr>
+          <w:cantSplit/>
+          <w:tblHeader/>
+        </w:trPr>
+        <w:tc>
+          <w:tcPr>
+            <w:tcW w:w="1900" w:type="dxa"/>
+            <w:shd w:val="clear" w:color="auto" w:fill="1F4E79"/>
+            <w:tcMar>
+              <w:top w:w="60" w:type="dxa"/>
+              <w:left w:w="100" w:type="dxa"/>
+              <w:bottom w:w="60" w:type="dxa"/>
+              <w:right w:w="100" w:type="dxa"/>
+            </w:tcMar>
+          </w:tcPr>
+          <w:p>
+            <w:pPr>
+              <w:spacing w:after="40"/>
+            </w:pPr>
+            <w:r>
+              <w:rPr>
+                <w:b/>
+                <w:bCs/>
+                <w:color w:val="FFFFFF"/>
+                <w:sz w:val="19"/>
+                <w:szCs w:val="19"/>
+              </w:rPr>
+              <w:t>Página</w:t>
+            </w:r>
+          </w:p>
+        </w:tc>
+        <w:tc>
+          <w:tcPr>
+            <w:tcW w:w="1300" w:type="dxa"/>
+            <w:shd w:val="clear" w:color="auto" w:fill="1F4E79"/>
+            <w:tcMar>
+              <w:top w:w="60" w:type="dxa"/>
+              <w:left w:w="100" w:type="dxa"/>
+              <w:bottom w:w="60" w:type="dxa"/>
+              <w:right w:w="100" w:type="dxa"/>
+            </w:tcMar>
+          </w:tcPr>
+          <w:p>
+            <w:pPr>
+              <w:spacing w:after="40"/>
+            </w:pPr>
+            <w:r>
+              <w:rPr>
+                <w:b/>
+                <w:bCs/>
+                <w:color w:val="FFFFFF"/>
+                <w:sz w:val="19"/>
+                <w:szCs w:val="19"/>
+              </w:rPr>
+              <w:t>Carga (ms)</w:t>
+            </w:r>
+          </w:p>
+        </w:tc>
+        <w:tc>
+          <w:tcPr>
+            <w:tcW w:w="1200" w:type="dxa"/>
+            <w:shd w:val="clear" w:color="auto" w:fill="1F4E79"/>
+            <w:tcMar>
+              <w:top w:w="60" w:type="dxa"/>
+              <w:left w:w="100" w:type="dxa"/>
+              <w:bottom w:w="60" w:type="dxa"/>
+              <w:right w:w="100" w:type="dxa"/>
+            </w:tcMar>
+          </w:tcPr>
+          <w:p>
+            <w:pPr>
+              <w:spacing w:after="40"/>
+            </w:pPr>
+            <w:r>
+              <w:rPr>
+                <w:b/>
+                <w:bCs/>
+                <w:color w:val="FFFFFF"/>
+                <w:sz w:val="19"/>
+                <w:szCs w:val="19"/>
+              </w:rPr>
+              <w:t>LCP (ms)</w:t>
+            </w:r>
+          </w:p>
+        </w:tc>
+        <w:tc>
+          <w:tcPr>
+            <w:tcW w:w="1300" w:type="dxa"/>
+            <w:shd w:val="clear" w:color="auto" w:fill="1F4E79"/>
+            <w:tcMar>
+              <w:top w:w="60" w:type="dxa"/>
+              <w:left w:w="100" w:type="dxa"/>
+              <w:bottom w:w="60" w:type="dxa"/>
+              <w:right w:w="100" w:type="dxa"/>
+            </w:tcMar>
+          </w:tcPr>
+          <w:p>
+            <w:pPr>
+              <w:spacing w:after="40"/>
+            </w:pPr>
+            <w:r>
+              <w:rPr>
+                <w:b/>
+                <w:bCs/>
+                <w:color w:val="FFFFFF"/>
+                <w:sz w:val="19"/>
+                <w:szCs w:val="19"/>
+              </w:rPr>
+              <w:t>Rendim.</w:t>
+            </w:r>
+          </w:p>
+        </w:tc>
+        <w:tc>
+          <w:tcPr>
+            <w:tcW w:w="1300" w:type="dxa"/>
+            <w:shd w:val="clear" w:color="auto" w:fill="1F4E79"/>
+            <w:tcMar>
+              <w:top w:w="60" w:type="dxa"/>
+              <w:left w:w="100" w:type="dxa"/>
+              <w:bottom w:w="60" w:type="dxa"/>
+              <w:right w:w="100" w:type="dxa"/>
+            </w:tcMar>
+          </w:tcPr>
+          <w:p>
+            <w:pPr>
+              <w:spacing w:after="40"/>
+            </w:pPr>
+            <w:r>
+              <w:rPr>
+                <w:b/>
+                <w:bCs/>
+                <w:color w:val="FFFFFF"/>
+                <w:sz w:val="19"/>
+                <w:szCs w:val="19"/>
+              </w:rPr>
+              <w:t>Accesib.</w:t>
+            </w:r>
+          </w:p>
+        </w:tc>
+        <w:tc>
+          <w:tcPr>
+            <w:tcW w:w="1300" w:type="dxa"/>
+            <w:shd w:val="clear" w:color="auto" w:fill="1F4E79"/>
+            <w:tcMar>
+              <w:top w:w="60" w:type="dxa"/>
+              <w:left w:w="100" w:type="dxa"/>
+              <w:bottom w:w="60" w:type="dxa"/>
+              <w:right w:w="100" w:type="dxa"/>
+            </w:tcMar>
+          </w:tcPr>
+          <w:p>
+            <w:pPr>
+              <w:spacing w:after="40"/>
+            </w:pPr>
+            <w:r>
+              <w:rPr>
+                <w:b/>
+                <w:bCs/>
+                <w:color w:val="FFFFFF"/>
+                <w:sz w:val="19"/>
+                <w:szCs w:val="19"/>
+              </w:rPr>
+              <w:t>Buenas práct.</w:t>
+            </w:r>
+          </w:p>
+        </w:tc>
+        <w:tc>
+          <w:tcPr>
+            <w:tcW w:w="1338" w:type="dxa"/>
+            <w:shd w:val="clear" w:color="auto" w:fill="1F4E79"/>
+            <w:tcMar>
+              <w:top w:w="60" w:type="dxa"/>
+              <w:left w:w="100" w:type="dxa"/>
+              <w:bottom w:w="60" w:type="dxa"/>
+              <w:right w:w="100" w:type="dxa"/>
+            </w:tcMar>
+          </w:tcPr>
+          <w:p>
+            <w:pPr>
+              <w:spacing w:after="40"/>
+            </w:pPr>
+            <w:r>
+              <w:rPr>
+                <w:b/>
+                <w:bCs/>
+                <w:color w:val="FFFFFF"/>
+                <w:sz w:val="19"/>
+                <w:szCs w:val="19"/>
+              </w:rPr>
+              <w:t>Scroll 375 px</w:t>
+            </w:r>
+          </w:p>
+        </w:tc>
+      </w:tr>
+      <w:tr>
+        <w:trPr>
+          <w:cantSplit/>
+        </w:trPr>
+        <w:tc>
+          <w:tcPr>
+            <w:tcW w:w="1900" w:type="dxa"/>
+            <w:tcMar>
+              <w:top w:w="60" w:type="dxa"/>
+              <w:left w:w="100" w:type="dxa"/>
+              <w:bottom w:w="60" w:type="dxa"/>
+              <w:right w:w="100" w:type="dxa"/>
+            </w:tcMar>
+          </w:tcPr>
+          <w:p>
+            <w:pPr>
+              <w:spacing w:after="40"/>
+            </w:pPr>
+            <w:r>
+              <w:rPr>
+                <w:sz w:val="19"/>
+                <w:szCs w:val="19"/>
+              </w:rPr>
+              <w:t>login.html</w:t>
+            </w:r>
+          </w:p>
+        </w:tc>
+        <w:tc>
+          <w:tcPr>
+            <w:tcW w:w="1300" w:type="dxa"/>
+            <w:tcMar>
+              <w:top w:w="60" w:type="dxa"/>
+              <w:left w:w="100" w:type="dxa"/>
+              <w:bottom w:w="60" w:type="dxa"/>
+              <w:right w:w="100" w:type="dxa"/>
+            </w:tcMar>
+          </w:tcPr>
+          <w:p>
+            <w:pPr>
+              <w:spacing w:after="40"/>
+            </w:pPr>
+            <w:r>
+              <w:rPr>
+                <w:sz w:val="19"/>
+                <w:szCs w:val="19"/>
+              </w:rPr>
+              <w:t>12</w:t>
+            </w:r>
+          </w:p>
+        </w:tc>
+        <w:tc>
+          <w:tcPr>
+            <w:tcW w:w="1200" w:type="dxa"/>
+            <w:tcMar>
+              <w:top w:w="60" w:type="dxa"/>
+              <w:left w:w="100" w:type="dxa"/>
+              <w:bottom w:w="60" w:type="dxa"/>
+              <w:right w:w="100" w:type="dxa"/>
+            </w:tcMar>
+          </w:tcPr>
+          <w:p>
+            <w:pPr>
+              <w:spacing w:after="40"/>
+            </w:pPr>
+            <w:r>
+              <w:rPr>
+                <w:sz w:val="19"/>
+                <w:szCs w:val="19"/>
+              </w:rPr>
+              <w:t>125</w:t>
+            </w:r>
+          </w:p>
+        </w:tc>
+        <w:tc>
+          <w:tcPr>
+            <w:tcW w:w="1300" w:type="dxa"/>
+            <w:tcMar>
+              <w:top w:w="60" w:type="dxa"/>
+              <w:left w:w="100" w:type="dxa"/>
+              <w:bottom w:w="60" w:type="dxa"/>
+              <w:right w:w="100" w:type="dxa"/>
+            </w:tcMar>
+          </w:tcPr>
+          <w:p>
+            <w:pPr>
+              <w:spacing w:after="40"/>
+            </w:pPr>
+            <w:r>
+              <w:rPr>
+                <w:sz w:val="19"/>
+                <w:szCs w:val="19"/>
+              </w:rPr>
+              <w:t>100</w:t>
+            </w:r>
+          </w:p>
+        </w:tc>
+        <w:tc>
+          <w:tcPr>
+            <w:tcW w:w="1300" w:type="dxa"/>
+            <w:tcMar>
+              <w:top w:w="60" w:type="dxa"/>
+              <w:left w:w="100" w:type="dxa"/>
+              <w:bottom w:w="60" w:type="dxa"/>
+              <w:right w:w="100" w:type="dxa"/>
+            </w:tcMar>
+          </w:tcPr>
+          <w:p>
+            <w:pPr>
+              <w:spacing w:after="40"/>
+            </w:pPr>
+            <w:r>
+              <w:rPr>
+                <w:sz w:val="19"/>
+                <w:szCs w:val="19"/>
+              </w:rPr>
+              <w:t>100</w:t>
+            </w:r>
+          </w:p>
+        </w:tc>
+        <w:tc>
+          <w:tcPr>
+            <w:tcW w:w="1300" w:type="dxa"/>
+            <w:tcMar>
+              <w:top w:w="60" w:type="dxa"/>
+              <w:left w:w="100" w:type="dxa"/>
+              <w:bottom w:w="60" w:type="dxa"/>
+              <w:right w:w="100" w:type="dxa"/>
+            </w:tcMar>
+          </w:tcPr>
+          <w:p>
+            <w:pPr>
+              <w:spacing w:after="40"/>
+            </w:pPr>
+            <w:r>
+              <w:rPr>
+                <w:sz w:val="19"/>
+                <w:szCs w:val="19"/>
+              </w:rPr>
+              <w:t>100</w:t>
+            </w:r>
+          </w:p>
+        </w:tc>
+        <w:tc>
+          <w:tcPr>
+            <w:tcW w:w="1338" w:type="dxa"/>
+            <w:tcMar>
+              <w:top w:w="60" w:type="dxa"/>
+              <w:left w:w="100" w:type="dxa"/>
+              <w:bottom w:w="60" w:type="dxa"/>
+              <w:right w:w="100" w:type="dxa"/>
+            </w:tcMar>
+          </w:tcPr>
+          <w:p>
+            <w:pPr>
+              <w:spacing w:after="40"/>
+            </w:pPr>
+            <w:r>
+              <w:rPr>
+                <w:sz w:val="19"/>
+                <w:szCs w:val="19"/>
+              </w:rPr>
+              <w:t>No</w:t>
+            </w:r>
+          </w:p>
+        </w:tc>
+      </w:tr>
+      <w:tr>
+        <w:trPr>
+          <w:cantSplit/>
+        </w:trPr>
+        <w:tc>
+          <w:tcPr>
+            <w:tcW w:w="1900" w:type="dxa"/>
+            <w:shd w:val="clear" w:color="auto" w:fill="F5F8FC"/>
+            <w:tcMar>
+              <w:top w:w="60" w:type="dxa"/>
+              <w:left w:w="100" w:type="dxa"/>
+              <w:bottom w:w="60" w:type="dxa"/>
+              <w:right w:w="100" w:type="dxa"/>
+            </w:tcMar>
+          </w:tcPr>
+          <w:p>
+            <w:pPr>
+              <w:spacing w:after="40"/>
+            </w:pPr>
+            <w:r>
+              <w:rPr>
+                <w:sz w:val="19"/>
+                <w:szCs w:val="19"/>
+              </w:rPr>
+              <w:t>registro.html</w:t>
+            </w:r>
+          </w:p>
+        </w:tc>
+        <w:tc>
+          <w:tcPr>
+            <w:tcW w:w="1300" w:type="dxa"/>
+            <w:shd w:val="clear" w:color="auto" w:fill="F5F8FC"/>
+            <w:tcMar>
+              <w:top w:w="60" w:type="dxa"/>
+              <w:left w:w="100" w:type="dxa"/>
+              <w:bottom w:w="60" w:type="dxa"/>
+              <w:right w:w="100" w:type="dxa"/>
+            </w:tcMar>
+          </w:tcPr>
+          <w:p>
+            <w:pPr>
+              <w:spacing w:after="40"/>
+            </w:pPr>
+            <w:r>
+              <w:rPr>
+                <w:sz w:val="19"/>
+                <w:szCs w:val="19"/>
+              </w:rPr>
+              <w:t>49</w:t>
+            </w:r>
+          </w:p>
+        </w:tc>
+        <w:tc>
+          <w:tcPr>
+            <w:tcW w:w="1200" w:type="dxa"/>
+            <w:shd w:val="clear" w:color="auto" w:fill="F5F8FC"/>
+            <w:tcMar>
+              <w:top w:w="60" w:type="dxa"/>
+              <w:left w:w="100" w:type="dxa"/>
+              <w:bottom w:w="60" w:type="dxa"/>
+              <w:right w:w="100" w:type="dxa"/>
+            </w:tcMar>
+          </w:tcPr>
+          <w:p>
+            <w:pPr>
+              <w:spacing w:after="40"/>
+            </w:pPr>
+            <w:r>
+              <w:rPr>
+                <w:sz w:val="19"/>
+                <w:szCs w:val="19"/>
+              </w:rPr>
+              <w:t>154</w:t>
+            </w:r>
+          </w:p>
+        </w:tc>
+        <w:tc>
+          <w:tcPr>
+            <w:tcW w:w="1300" w:type="dxa"/>
+            <w:shd w:val="clear" w:color="auto" w:fill="F5F8FC"/>
+            <w:tcMar>
+              <w:top w:w="60" w:type="dxa"/>
+              <w:left w:w="100" w:type="dxa"/>
+              <w:bottom w:w="60" w:type="dxa"/>
+              <w:right w:w="100" w:type="dxa"/>
+            </w:tcMar>
+          </w:tcPr>
+          <w:p>
+            <w:pPr>
+              <w:spacing w:after="40"/>
+            </w:pPr>
+            <w:r>
+              <w:rPr>
+                <w:sz w:val="19"/>
+                <w:szCs w:val="19"/>
+              </w:rPr>
+              <w:t>100</w:t>
+            </w:r>
+          </w:p>
+        </w:tc>
+        <w:tc>
+          <w:tcPr>
+            <w:tcW w:w="1300" w:type="dxa"/>
+            <w:shd w:val="clear" w:color="auto" w:fill="F5F8FC"/>
+            <w:tcMar>
+              <w:top w:w="60" w:type="dxa"/>
+              <w:left w:w="100" w:type="dxa"/>
+              <w:bottom w:w="60" w:type="dxa"/>
+              <w:right w:w="100" w:type="dxa"/>
+            </w:tcMar>
+          </w:tcPr>
+          <w:p>
+            <w:pPr>
+              <w:spacing w:after="40"/>
+            </w:pPr>
+            <w:r>
+              <w:rPr>
+                <w:sz w:val="19"/>
+                <w:szCs w:val="19"/>
+              </w:rPr>
+              <w:t>100</w:t>
+            </w:r>
+          </w:p>
+        </w:tc>
+        <w:tc>
+          <w:tcPr>
+            <w:tcW w:w="1300" w:type="dxa"/>
+            <w:shd w:val="clear" w:color="auto" w:fill="F5F8FC"/>
+            <w:tcMar>
+              <w:top w:w="60" w:type="dxa"/>
+              <w:left w:w="100" w:type="dxa"/>
+              <w:bottom w:w="60" w:type="dxa"/>
+              <w:right w:w="100" w:type="dxa"/>
+            </w:tcMar>
+          </w:tcPr>
+          <w:p>
+            <w:pPr>
+              <w:spacing w:after="40"/>
+            </w:pPr>
+            <w:r>
+              <w:rPr>
+                <w:sz w:val="19"/>
+                <w:szCs w:val="19"/>
+              </w:rPr>
+              <w:t>100</w:t>
+            </w:r>
+          </w:p>
+        </w:tc>
+        <w:tc>
+          <w:tcPr>
+            <w:tcW w:w="1338" w:type="dxa"/>
+            <w:shd w:val="clear" w:color="auto" w:fill="F5F8FC"/>
+            <w:tcMar>
+              <w:top w:w="60" w:type="dxa"/>
+              <w:left w:w="100" w:type="dxa"/>
+              <w:bottom w:w="60" w:type="dxa"/>
+              <w:right w:w="100" w:type="dxa"/>
+            </w:tcMar>
+          </w:tcPr>
+          <w:p>
+            <w:pPr>
+              <w:spacing w:after="40"/>
+            </w:pPr>
+            <w:r>
+              <w:rPr>
+                <w:sz w:val="19"/>
+                <w:szCs w:val="19"/>
+              </w:rPr>
+              <w:t>No</w:t>
+            </w:r>
+          </w:p>
+        </w:tc>
+      </w:tr>
+      <w:tr>
+        <w:trPr>
+          <w:cantSplit/>
+        </w:trPr>
+        <w:tc>
+          <w:tcPr>
+            <w:tcW w:w="1900" w:type="dxa"/>
+            <w:tcMar>
+              <w:top w:w="60" w:type="dxa"/>
+              <w:left w:w="100" w:type="dxa"/>
+              <w:bottom w:w="60" w:type="dxa"/>
+              <w:right w:w="100" w:type="dxa"/>
+            </w:tcMar>
+          </w:tcPr>
+          <w:p>
+            <w:pPr>
+              <w:spacing w:after="40"/>
+            </w:pPr>
+            <w:r>
+              <w:rPr>
+                <w:sz w:val="19"/>
+                <w:szCs w:val="19"/>
+              </w:rPr>
+              <w:t>index.html</w:t>
+            </w:r>
+          </w:p>
+        </w:tc>
+        <w:tc>
+          <w:tcPr>
+            <w:tcW w:w="1300" w:type="dxa"/>
+            <w:tcMar>
+              <w:top w:w="60" w:type="dxa"/>
+              <w:left w:w="100" w:type="dxa"/>
+              <w:bottom w:w="60" w:type="dxa"/>
+              <w:right w:w="100" w:type="dxa"/>
+            </w:tcMar>
+          </w:tcPr>
+          <w:p>
+            <w:pPr>
+              <w:spacing w:after="40"/>
+            </w:pPr>
+            <w:r>
+              <w:rPr>
+                <w:sz w:val="19"/>
+                <w:szCs w:val="19"/>
+              </w:rPr>
+              <w:t>55</w:t>
+            </w:r>
+          </w:p>
+        </w:tc>
+        <w:tc>
+          <w:tcPr>
+            <w:tcW w:w="1200" w:type="dxa"/>
+            <w:tcMar>
+              <w:top w:w="60" w:type="dxa"/>
+              <w:left w:w="100" w:type="dxa"/>
+              <w:bottom w:w="60" w:type="dxa"/>
+              <w:right w:w="100" w:type="dxa"/>
+            </w:tcMar>
+          </w:tcPr>
+          <w:p>
+            <w:pPr>
+              <w:spacing w:after="40"/>
+            </w:pPr>
+            <w:r>
+              <w:rPr>
+                <w:sz w:val="19"/>
+                <w:szCs w:val="19"/>
+              </w:rPr>
+              <w:t>587</w:t>
+            </w:r>
+          </w:p>
+        </w:tc>
+        <w:tc>
+          <w:tcPr>
+            <w:tcW w:w="1300" w:type="dxa"/>
+            <w:tcMar>
+              <w:top w:w="60" w:type="dxa"/>
+              <w:left w:w="100" w:type="dxa"/>
+              <w:bottom w:w="60" w:type="dxa"/>
+              <w:right w:w="100" w:type="dxa"/>
+            </w:tcMar>
+          </w:tcPr>
+          <w:p>
+            <w:pPr>
+              <w:spacing w:after="40"/>
+            </w:pPr>
+            <w:r>
+              <w:rPr>
+                <w:sz w:val="19"/>
+                <w:szCs w:val="19"/>
+              </w:rPr>
+              <w:t>96</w:t>
+            </w:r>
+          </w:p>
+        </w:tc>
+        <w:tc>
+          <w:tcPr>
+            <w:tcW w:w="1300" w:type="dxa"/>
+            <w:tcMar>
+              <w:top w:w="60" w:type="dxa"/>
+              <w:left w:w="100" w:type="dxa"/>
+              <w:bottom w:w="60" w:type="dxa"/>
+              <w:right w:w="100" w:type="dxa"/>
+            </w:tcMar>
+          </w:tcPr>
+          <w:p>
+            <w:pPr>
+              <w:spacing w:after="40"/>
+            </w:pPr>
+            <w:r>
+              <w:rPr>
+                <w:sz w:val="19"/>
+                <w:szCs w:val="19"/>
+              </w:rPr>
+              <w:t>100</w:t>
+            </w:r>
+          </w:p>
+        </w:tc>
+        <w:tc>
+          <w:tcPr>
+            <w:tcW w:w="1300" w:type="dxa"/>
+            <w:tcMar>
+              <w:top w:w="60" w:type="dxa"/>
+              <w:left w:w="100" w:type="dxa"/>
+              <w:bottom w:w="60" w:type="dxa"/>
+              <w:right w:w="100" w:type="dxa"/>
+            </w:tcMar>
+          </w:tcPr>
+          <w:p>
+            <w:pPr>
+              <w:spacing w:after="40"/>
+            </w:pPr>
+            <w:r>
+              <w:rPr>
+                <w:sz w:val="19"/>
+                <w:szCs w:val="19"/>
+              </w:rPr>
+              <w:t>100</w:t>
+            </w:r>
+          </w:p>
+        </w:tc>
+        <w:tc>
+          <w:tcPr>
+            <w:tcW w:w="1338" w:type="dxa"/>
+            <w:tcMar>
+              <w:top w:w="60" w:type="dxa"/>
+              <w:left w:w="100" w:type="dxa"/>
+              <w:bottom w:w="60" w:type="dxa"/>
+              <w:right w:w="100" w:type="dxa"/>
+            </w:tcMar>
+          </w:tcPr>
+          <w:p>
+            <w:pPr>
+              <w:spacing w:after="40"/>
+            </w:pPr>
+            <w:r>
+              <w:rPr>
+                <w:sz w:val="19"/>
+                <w:szCs w:val="19"/>
+              </w:rPr>
+              <w:t>No</w:t>
+            </w:r>
+          </w:p>
+        </w:tc>
+      </w:tr>
+      <w:tr>
+        <w:trPr>
+          <w:cantSplit/>
+        </w:trPr>
+        <w:tc>
+          <w:tcPr>
+            <w:tcW w:w="1900" w:type="dxa"/>
+            <w:shd w:val="clear" w:color="auto" w:fill="F5F8FC"/>
+            <w:tcMar>
+              <w:top w:w="60" w:type="dxa"/>
+              <w:left w:w="100" w:type="dxa"/>
+              <w:bottom w:w="60" w:type="dxa"/>
+              <w:right w:w="100" w:type="dxa"/>
+            </w:tcMar>
+          </w:tcPr>
+          <w:p>
+            <w:pPr>
+              <w:spacing w:after="40"/>
+            </w:pPr>
+            <w:r>
+              <w:rPr>
+                <w:sz w:val="19"/>
+                <w:szCs w:val="19"/>
+              </w:rPr>
+              <w:t>producto.html</w:t>
+            </w:r>
+          </w:p>
+        </w:tc>
+        <w:tc>
+          <w:tcPr>
+            <w:tcW w:w="1300" w:type="dxa"/>
+            <w:shd w:val="clear" w:color="auto" w:fill="F5F8FC"/>
+            <w:tcMar>
+              <w:top w:w="60" w:type="dxa"/>
+              <w:left w:w="100" w:type="dxa"/>
+              <w:bottom w:w="60" w:type="dxa"/>
+              <w:right w:w="100" w:type="dxa"/>
+            </w:tcMar>
+          </w:tcPr>
+          <w:p>
+            <w:pPr>
+              <w:spacing w:after="40"/>
+            </w:pPr>
+            <w:r>
+              <w:rPr>
+                <w:sz w:val="19"/>
+                <w:szCs w:val="19"/>
+              </w:rPr>
+              <w:t>45</w:t>
+            </w:r>
+          </w:p>
+        </w:tc>
+        <w:tc>
+          <w:tcPr>
+            <w:tcW w:w="1200" w:type="dxa"/>
+            <w:shd w:val="clear" w:color="auto" w:fill="F5F8FC"/>
+            <w:tcMar>
+              <w:top w:w="60" w:type="dxa"/>
+              <w:left w:w="100" w:type="dxa"/>
+              <w:bottom w:w="60" w:type="dxa"/>
+              <w:right w:w="100" w:type="dxa"/>
+            </w:tcMar>
+          </w:tcPr>
+          <w:p>
+            <w:pPr>
+              <w:spacing w:after="40"/>
+            </w:pPr>
+            <w:r>
+              <w:rPr>
+                <w:sz w:val="19"/>
+                <w:szCs w:val="19"/>
+              </w:rPr>
+              <w:t>382</w:t>
+            </w:r>
+          </w:p>
+        </w:tc>
+        <w:tc>
+          <w:tcPr>
+            <w:tcW w:w="1300" w:type="dxa"/>
+            <w:shd w:val="clear" w:color="auto" w:fill="F5F8FC"/>
+            <w:tcMar>
+              <w:top w:w="60" w:type="dxa"/>
+              <w:left w:w="100" w:type="dxa"/>
+              <w:bottom w:w="60" w:type="dxa"/>
+              <w:right w:w="100" w:type="dxa"/>
+            </w:tcMar>
+          </w:tcPr>
+          <w:p>
+            <w:pPr>
+              <w:spacing w:after="40"/>
+            </w:pPr>
+            <w:r>
+              <w:rPr>
+                <w:sz w:val="19"/>
+                <w:szCs w:val="19"/>
+              </w:rPr>
+              <w:t>100</w:t>
+            </w:r>
+          </w:p>
+        </w:tc>
+        <w:tc>
+          <w:tcPr>
+            <w:tcW w:w="1300" w:type="dxa"/>
+            <w:shd w:val="clear" w:color="auto" w:fill="F5F8FC"/>
+            <w:tcMar>
+              <w:top w:w="60" w:type="dxa"/>
+              <w:left w:w="100" w:type="dxa"/>
+              <w:bottom w:w="60" w:type="dxa"/>
+              <w:right w:w="100" w:type="dxa"/>
+            </w:tcMar>
+          </w:tcPr>
+          <w:p>
+            <w:pPr>
+              <w:spacing w:after="40"/>
+            </w:pPr>
+            <w:r>
+              <w:rPr>
+                <w:sz w:val="19"/>
+                <w:szCs w:val="19"/>
+              </w:rPr>
+              <w:t>100</w:t>
+            </w:r>
+          </w:p>
+        </w:tc>
+        <w:tc>
+          <w:tcPr>
+            <w:tcW w:w="1300" w:type="dxa"/>
+            <w:shd w:val="clear" w:color="auto" w:fill="F5F8FC"/>
+            <w:tcMar>
+              <w:top w:w="60" w:type="dxa"/>
+              <w:left w:w="100" w:type="dxa"/>
+              <w:bottom w:w="60" w:type="dxa"/>
+              <w:right w:w="100" w:type="dxa"/>
+            </w:tcMar>
+          </w:tcPr>
+          <w:p>
+            <w:pPr>
+              <w:spacing w:after="40"/>
+            </w:pPr>
+            <w:r>
+              <w:rPr>
+                <w:sz w:val="19"/>
+                <w:szCs w:val="19"/>
+              </w:rPr>
+              <w:t>100</w:t>
+            </w:r>
+          </w:p>
+        </w:tc>
+        <w:tc>
+          <w:tcPr>
+            <w:tcW w:w="1338" w:type="dxa"/>
+            <w:shd w:val="clear" w:color="auto" w:fill="F5F8FC"/>
+            <w:tcMar>
+              <w:top w:w="60" w:type="dxa"/>
+              <w:left w:w="100" w:type="dxa"/>
+              <w:bottom w:w="60" w:type="dxa"/>
+              <w:right w:w="100" w:type="dxa"/>
+            </w:tcMar>
+          </w:tcPr>
+          <w:p>
+            <w:pPr>
+              <w:spacing w:after="40"/>
+            </w:pPr>
+            <w:r>
+              <w:rPr>
+                <w:sz w:val="19"/>
+                <w:szCs w:val="19"/>
+              </w:rPr>
+              <w:t>No</w:t>
+            </w:r>
+          </w:p>
+        </w:tc>
+      </w:tr>
+      <w:tr>
+        <w:trPr>
+          <w:cantSplit/>
+        </w:trPr>
+        <w:tc>
+          <w:tcPr>
+            <w:tcW w:w="1900" w:type="dxa"/>
+            <w:tcMar>
+              <w:top w:w="60" w:type="dxa"/>
+              <w:left w:w="100" w:type="dxa"/>
+              <w:bottom w:w="60" w:type="dxa"/>
+              <w:right w:w="100" w:type="dxa"/>
+            </w:tcMar>
+          </w:tcPr>
+          <w:p>
+            <w:pPr>
+              <w:spacing w:after="40"/>
+            </w:pPr>
+            <w:r>
+              <w:rPr>
+                <w:sz w:val="19"/>
+                <w:szCs w:val="19"/>
+              </w:rPr>
+              <w:t>carrito.html</w:t>
+            </w:r>
+          </w:p>
+        </w:tc>
+        <w:tc>
+          <w:tcPr>
+            <w:tcW w:w="1300" w:type="dxa"/>
+            <w:tcMar>
+              <w:top w:w="60" w:type="dxa"/>
+              <w:left w:w="100" w:type="dxa"/>
+              <w:bottom w:w="60" w:type="dxa"/>
+              <w:right w:w="100" w:type="dxa"/>
+            </w:tcMar>
+          </w:tcPr>
+          <w:p>
+            <w:pPr>
+              <w:spacing w:after="40"/>
+            </w:pPr>
+            <w:r>
+              <w:rPr>
+                <w:sz w:val="19"/>
+                <w:szCs w:val="19"/>
+              </w:rPr>
+              <w:t>49</w:t>
+            </w:r>
+          </w:p>
+        </w:tc>
+        <w:tc>
+          <w:tcPr>
+            <w:tcW w:w="1200" w:type="dxa"/>
+            <w:tcMar>
+              <w:top w:w="60" w:type="dxa"/>
+              <w:left w:w="100" w:type="dxa"/>
+              <w:bottom w:w="60" w:type="dxa"/>
+              <w:right w:w="100" w:type="dxa"/>
+            </w:tcMar>
+          </w:tcPr>
+          <w:p>
+            <w:pPr>
+              <w:spacing w:after="40"/>
+            </w:pPr>
+            <w:r>
+              <w:rPr>
+                <w:sz w:val="19"/>
+                <w:szCs w:val="19"/>
+              </w:rPr>
+              <w:t>333</w:t>
+            </w:r>
+          </w:p>
+        </w:tc>
+        <w:tc>
+          <w:tcPr>
+            <w:tcW w:w="1300" w:type="dxa"/>
+            <w:tcMar>
+              <w:top w:w="60" w:type="dxa"/>
+              <w:left w:w="100" w:type="dxa"/>
+              <w:bottom w:w="60" w:type="dxa"/>
+              <w:right w:w="100" w:type="dxa"/>
+            </w:tcMar>
+          </w:tcPr>
+          <w:p>
+            <w:pPr>
+              <w:spacing w:after="40"/>
+            </w:pPr>
+            <w:r>
+              <w:rPr>
+                <w:sz w:val="19"/>
+                <w:szCs w:val="19"/>
+              </w:rPr>
+              <w:t>100</w:t>
+            </w:r>
+          </w:p>
+        </w:tc>
+        <w:tc>
+          <w:tcPr>
+            <w:tcW w:w="1300" w:type="dxa"/>
+            <w:tcMar>
+              <w:top w:w="60" w:type="dxa"/>
+              <w:left w:w="100" w:type="dxa"/>
+              <w:bottom w:w="60" w:type="dxa"/>
+              <w:right w:w="100" w:type="dxa"/>
+            </w:tcMar>
+          </w:tcPr>
+          <w:p>
+            <w:pPr>
+              <w:spacing w:after="40"/>
+            </w:pPr>
+            <w:r>
+              <w:rPr>
+                <w:sz w:val="19"/>
+                <w:szCs w:val="19"/>
+              </w:rPr>
+              <w:t>100</w:t>
+            </w:r>
+          </w:p>
+        </w:tc>
+        <w:tc>
+          <w:tcPr>
+            <w:tcW w:w="1300" w:type="dxa"/>
+            <w:tcMar>
+              <w:top w:w="60" w:type="dxa"/>
+              <w:left w:w="100" w:type="dxa"/>
+              <w:bottom w:w="60" w:type="dxa"/>
+              <w:right w:w="100" w:type="dxa"/>
+            </w:tcMar>
+          </w:tcPr>
+          <w:p>
+            <w:pPr>
+              <w:spacing w:after="40"/>
+            </w:pPr>
+            <w:r>
+              <w:rPr>
+                <w:sz w:val="19"/>
+                <w:szCs w:val="19"/>
+              </w:rPr>
+              <w:t>100</w:t>
+            </w:r>
+          </w:p>
+        </w:tc>
+        <w:tc>
+          <w:tcPr>
+            <w:tcW w:w="1338" w:type="dxa"/>
+            <w:tcMar>
+              <w:top w:w="60" w:type="dxa"/>
+              <w:left w:w="100" w:type="dxa"/>
+              <w:bottom w:w="60" w:type="dxa"/>
+              <w:right w:w="100" w:type="dxa"/>
+            </w:tcMar>
+          </w:tcPr>
+          <w:p>
+            <w:pPr>
+              <w:spacing w:after="40"/>
+            </w:pPr>
+            <w:r>
+              <w:rPr>
+                <w:sz w:val="19"/>
+                <w:szCs w:val="19"/>
+              </w:rPr>
+              <w:t>No</w:t>
+            </w:r>
+          </w:p>
+        </w:tc>
+      </w:tr>
+      <w:tr>
+        <w:trPr>
+          <w:cantSplit/>
+        </w:trPr>
+        <w:tc>
+          <w:tcPr>
+            <w:tcW w:w="1900" w:type="dxa"/>
+            <w:shd w:val="clear" w:color="auto" w:fill="F5F8FC"/>
+            <w:tcMar>
+              <w:top w:w="60" w:type="dxa"/>
+              <w:left w:w="100" w:type="dxa"/>
+              <w:bottom w:w="60" w:type="dxa"/>
+              <w:right w:w="100" w:type="dxa"/>
+            </w:tcMar>
+          </w:tcPr>
+          <w:p>
+            <w:pPr>
+              <w:spacing w:after="40"/>
+            </w:pPr>
+            <w:r>
+              <w:rPr>
+                <w:sz w:val="19"/>
+                <w:szCs w:val="19"/>
+              </w:rPr>
+              <w:t>checkout.html</w:t>
+            </w:r>
+          </w:p>
+        </w:tc>
+        <w:tc>
+          <w:tcPr>
+            <w:tcW w:w="1300" w:type="dxa"/>
+            <w:shd w:val="clear" w:color="auto" w:fill="F5F8FC"/>
+            <w:tcMar>
+              <w:top w:w="60" w:type="dxa"/>
+              <w:left w:w="100" w:type="dxa"/>
+              <w:bottom w:w="60" w:type="dxa"/>
+              <w:right w:w="100" w:type="dxa"/>
+            </w:tcMar>
+          </w:tcPr>
+          <w:p>
+            <w:pPr>
+              <w:spacing w:after="40"/>
+            </w:pPr>
+            <w:r>
+              <w:rPr>
+                <w:sz w:val="19"/>
+                <w:szCs w:val="19"/>
+              </w:rPr>
+              <w:t>43</w:t>
+            </w:r>
+          </w:p>
+        </w:tc>
+        <w:tc>
+          <w:tcPr>
+            <w:tcW w:w="1200" w:type="dxa"/>
+            <w:shd w:val="clear" w:color="auto" w:fill="F5F8FC"/>
+            <w:tcMar>
+              <w:top w:w="60" w:type="dxa"/>
+              <w:left w:w="100" w:type="dxa"/>
+              <w:bottom w:w="60" w:type="dxa"/>
+              <w:right w:w="100" w:type="dxa"/>
+            </w:tcMar>
+          </w:tcPr>
+          <w:p>
+            <w:pPr>
+              <w:spacing w:after="40"/>
+            </w:pPr>
+            <w:r>
+              <w:rPr>
+                <w:sz w:val="19"/>
+                <w:szCs w:val="19"/>
+              </w:rPr>
+              <w:t>328</w:t>
+            </w:r>
+          </w:p>
+        </w:tc>
+        <w:tc>
+          <w:tcPr>
+            <w:tcW w:w="1300" w:type="dxa"/>
+            <w:shd w:val="clear" w:color="auto" w:fill="F5F8FC"/>
+            <w:tcMar>
+              <w:top w:w="60" w:type="dxa"/>
+              <w:left w:w="100" w:type="dxa"/>
+              <w:bottom w:w="60" w:type="dxa"/>
+              <w:right w:w="100" w:type="dxa"/>
+            </w:tcMar>
+          </w:tcPr>
+          <w:p>
+            <w:pPr>
+              <w:spacing w:after="40"/>
+            </w:pPr>
+            <w:r>
+              <w:rPr>
+                <w:sz w:val="19"/>
+                <w:szCs w:val="19"/>
+              </w:rPr>
+              <w:t>100</w:t>
+            </w:r>
+          </w:p>
+        </w:tc>
+        <w:tc>
+          <w:tcPr>
+            <w:tcW w:w="1300" w:type="dxa"/>
+            <w:shd w:val="clear" w:color="auto" w:fill="F5F8FC"/>
+            <w:tcMar>
+              <w:top w:w="60" w:type="dxa"/>
+              <w:left w:w="100" w:type="dxa"/>
+              <w:bottom w:w="60" w:type="dxa"/>
+              <w:right w:w="100" w:type="dxa"/>
+            </w:tcMar>
+          </w:tcPr>
+          <w:p>
+            <w:pPr>
+              <w:spacing w:after="40"/>
+            </w:pPr>
+            <w:r>
+              <w:rPr>
+                <w:sz w:val="19"/>
+                <w:szCs w:val="19"/>
+              </w:rPr>
+              <w:t>100</w:t>
+            </w:r>
+          </w:p>
+        </w:tc>
+        <w:tc>
+          <w:tcPr>
+            <w:tcW w:w="1300" w:type="dxa"/>
+            <w:shd w:val="clear" w:color="auto" w:fill="F5F8FC"/>
+            <w:tcMar>
+              <w:top w:w="60" w:type="dxa"/>
+              <w:left w:w="100" w:type="dxa"/>
+              <w:bottom w:w="60" w:type="dxa"/>
+              <w:right w:w="100" w:type="dxa"/>
+            </w:tcMar>
+          </w:tcPr>
+          <w:p>
+            <w:pPr>
+              <w:spacing w:after="40"/>
+            </w:pPr>
+            <w:r>
+              <w:rPr>
+                <w:sz w:val="19"/>
+                <w:szCs w:val="19"/>
+              </w:rPr>
+              <w:t>100</w:t>
+            </w:r>
+          </w:p>
+        </w:tc>
+        <w:tc>
+          <w:tcPr>
+            <w:tcW w:w="1338" w:type="dxa"/>
+            <w:shd w:val="clear" w:color="auto" w:fill="F5F8FC"/>
+            <w:tcMar>
+              <w:top w:w="60" w:type="dxa"/>
+              <w:left w:w="100" w:type="dxa"/>
+              <w:bottom w:w="60" w:type="dxa"/>
+              <w:right w:w="100" w:type="dxa"/>
+            </w:tcMar>
+          </w:tcPr>
+          <w:p>
+            <w:pPr>
+              <w:spacing w:after="40"/>
+            </w:pPr>
+            <w:r>
+              <w:rPr>
+                <w:sz w:val="19"/>
+                <w:szCs w:val="19"/>
+              </w:rPr>
+              <w:t>No</w:t>
+            </w:r>
+          </w:p>
+        </w:tc>
+      </w:tr>
+      <w:tr>
+        <w:trPr>
+          <w:cantSplit/>
+        </w:trPr>
+        <w:tc>
+          <w:tcPr>
+            <w:tcW w:w="1900" w:type="dxa"/>
+            <w:tcMar>
+              <w:top w:w="60" w:type="dxa"/>
+              <w:left w:w="100" w:type="dxa"/>
+              <w:bottom w:w="60" w:type="dxa"/>
+              <w:right w:w="100" w:type="dxa"/>
+            </w:tcMar>
+          </w:tcPr>
+          <w:p>
+            <w:pPr>
+              <w:spacing w:after="40"/>
+            </w:pPr>
+            <w:r>
+              <w:rPr>
+                <w:sz w:val="19"/>
+                <w:szCs w:val="19"/>
+              </w:rPr>
+              <w:t>confirmacion.html</w:t>
+            </w:r>
+          </w:p>
+        </w:tc>
+        <w:tc>
+          <w:tcPr>
+            <w:tcW w:w="1300" w:type="dxa"/>
+            <w:tcMar>
+              <w:top w:w="60" w:type="dxa"/>
+              <w:left w:w="100" w:type="dxa"/>
+              <w:bottom w:w="60" w:type="dxa"/>
+              <w:right w:w="100" w:type="dxa"/>
+            </w:tcMar>
+          </w:tcPr>
+          <w:p>
+            <w:pPr>
+              <w:spacing w:after="40"/>
+            </w:pPr>
+            <w:r>
+              <w:rPr>
+                <w:sz w:val="19"/>
+                <w:szCs w:val="19"/>
+              </w:rPr>
+              <w:t>45</w:t>
+            </w:r>
+          </w:p>
+        </w:tc>
+        <w:tc>
+          <w:tcPr>
+            <w:tcW w:w="1200" w:type="dxa"/>
+            <w:tcMar>
+              <w:top w:w="60" w:type="dxa"/>
+              <w:left w:w="100" w:type="dxa"/>
+              <w:bottom w:w="60" w:type="dxa"/>
+              <w:right w:w="100" w:type="dxa"/>
+            </w:tcMar>
+          </w:tcPr>
+          <w:p>
+            <w:pPr>
+              <w:spacing w:after="40"/>
+            </w:pPr>
+            <w:r>
+              <w:rPr>
+                <w:sz w:val="19"/>
+                <w:szCs w:val="19"/>
+              </w:rPr>
+              <w:t>296</w:t>
+            </w:r>
+          </w:p>
+        </w:tc>
+        <w:tc>
+          <w:tcPr>
+            <w:tcW w:w="1300" w:type="dxa"/>
+            <w:tcMar>
+              <w:top w:w="60" w:type="dxa"/>
+              <w:left w:w="100" w:type="dxa"/>
+              <w:bottom w:w="60" w:type="dxa"/>
+              <w:right w:w="100" w:type="dxa"/>
+            </w:tcMar>
+          </w:tcPr>
+          <w:p>
+            <w:pPr>
+              <w:spacing w:after="40"/>
+            </w:pPr>
+            <w:r>
+              <w:rPr>
+                <w:sz w:val="19"/>
+                <w:szCs w:val="19"/>
+              </w:rPr>
+              <w:t>100</w:t>
+            </w:r>
+          </w:p>
+        </w:tc>
+        <w:tc>
+          <w:tcPr>
+            <w:tcW w:w="1300" w:type="dxa"/>
+            <w:tcMar>
+              <w:top w:w="60" w:type="dxa"/>
+              <w:left w:w="100" w:type="dxa"/>
+              <w:bottom w:w="60" w:type="dxa"/>
+              <w:right w:w="100" w:type="dxa"/>
+            </w:tcMar>
+          </w:tcPr>
+          <w:p>
+            <w:pPr>
+              <w:spacing w:after="40"/>
+            </w:pPr>
+            <w:r>
+              <w:rPr>
+                <w:sz w:val="19"/>
+                <w:szCs w:val="19"/>
+              </w:rPr>
+              <w:t>100</w:t>
+            </w:r>
+          </w:p>
+        </w:tc>
+        <w:tc>
+          <w:tcPr>
+            <w:tcW w:w="1300" w:type="dxa"/>
+            <w:tcMar>
+              <w:top w:w="60" w:type="dxa"/>
+              <w:left w:w="100" w:type="dxa"/>
+              <w:bottom w:w="60" w:type="dxa"/>
+              <w:right w:w="100" w:type="dxa"/>
+            </w:tcMar>
+          </w:tcPr>
+          <w:p>
+            <w:pPr>
+              <w:spacing w:after="40"/>
+            </w:pPr>
+            <w:r>
+              <w:rPr>
+                <w:sz w:val="19"/>
+                <w:szCs w:val="19"/>
+              </w:rPr>
+              <w:t>100</w:t>
+            </w:r>
+          </w:p>
+        </w:tc>
+        <w:tc>
+          <w:tcPr>
+            <w:tcW w:w="1338" w:type="dxa"/>
+            <w:tcMar>
+              <w:top w:w="60" w:type="dxa"/>
+              <w:left w:w="100" w:type="dxa"/>
+              <w:bottom w:w="60" w:type="dxa"/>
+              <w:right w:w="100" w:type="dxa"/>
+            </w:tcMar>
+          </w:tcPr>
+          <w:p>
+            <w:pPr>
+              <w:spacing w:after="40"/>
+            </w:pPr>
+            <w:r>
+              <w:rPr>
+                <w:sz w:val="19"/>
+                <w:szCs w:val="19"/>
+              </w:rPr>
+              <w:t>No</w:t>
+            </w:r>
+          </w:p>
+        </w:tc>
+      </w:tr>
+      <w:tr>
+        <w:trPr>
+          <w:cantSplit/>
+        </w:trPr>
+        <w:tc>
+          <w:tcPr>
+            <w:tcW w:w="1900" w:type="dxa"/>
+            <w:shd w:val="clear" w:color="auto" w:fill="F5F8FC"/>
+            <w:tcMar>
+              <w:top w:w="60" w:type="dxa"/>
+              <w:left w:w="100" w:type="dxa"/>
+              <w:bottom w:w="60" w:type="dxa"/>
+              <w:right w:w="100" w:type="dxa"/>
+            </w:tcMar>
+          </w:tcPr>
+          <w:p>
+            <w:pPr>
+              <w:spacing w:after="40"/>
+            </w:pPr>
+            <w:r>
+              <w:rPr>
+                <w:sz w:val="19"/>
+                <w:szCs w:val="19"/>
+              </w:rPr>
+              <w:t>perfil.html</w:t>
+            </w:r>
+          </w:p>
+        </w:tc>
+        <w:tc>
+          <w:tcPr>
+            <w:tcW w:w="1300" w:type="dxa"/>
+            <w:shd w:val="clear" w:color="auto" w:fill="F5F8FC"/>
+            <w:tcMar>
+              <w:top w:w="60" w:type="dxa"/>
+              <w:left w:w="100" w:type="dxa"/>
+              <w:bottom w:w="60" w:type="dxa"/>
+              <w:right w:w="100" w:type="dxa"/>
+            </w:tcMar>
+          </w:tcPr>
+          <w:p>
+            <w:pPr>
+              <w:spacing w:after="40"/>
+            </w:pPr>
+            <w:r>
+              <w:rPr>
+                <w:sz w:val="19"/>
+                <w:szCs w:val="19"/>
+              </w:rPr>
+              <w:t>40</w:t>
+            </w:r>
+          </w:p>
+        </w:tc>
+        <w:tc>
+          <w:tcPr>
+            <w:tcW w:w="1200" w:type="dxa"/>
+            <w:shd w:val="clear" w:color="auto" w:fill="F5F8FC"/>
+            <w:tcMar>
+              <w:top w:w="60" w:type="dxa"/>
+              <w:left w:w="100" w:type="dxa"/>
+              <w:bottom w:w="60" w:type="dxa"/>
+              <w:right w:w="100" w:type="dxa"/>
+            </w:tcMar>
+          </w:tcPr>
+          <w:p>
+            <w:pPr>
+              <w:spacing w:after="40"/>
+            </w:pPr>
+            <w:r>
+              <w:rPr>
+                <w:sz w:val="19"/>
+                <w:szCs w:val="19"/>
+              </w:rPr>
+              <w:t>325</w:t>
+            </w:r>
+          </w:p>
+        </w:tc>
+        <w:tc>
+          <w:tcPr>
+            <w:tcW w:w="1300" w:type="dxa"/>
+            <w:shd w:val="clear" w:color="auto" w:fill="F5F8FC"/>
+            <w:tcMar>
+              <w:top w:w="60" w:type="dxa"/>
+              <w:left w:w="100" w:type="dxa"/>
+              <w:bottom w:w="60" w:type="dxa"/>
+              <w:right w:w="100" w:type="dxa"/>
+            </w:tcMar>
+          </w:tcPr>
+          <w:p>
+            <w:pPr>
+              <w:spacing w:after="40"/>
+            </w:pPr>
+            <w:r>
+              <w:rPr>
+                <w:sz w:val="19"/>
+                <w:szCs w:val="19"/>
+              </w:rPr>
+              <w:t>100</w:t>
+            </w:r>
+          </w:p>
+        </w:tc>
+        <w:tc>
+          <w:tcPr>
+            <w:tcW w:w="1300" w:type="dxa"/>
+            <w:shd w:val="clear" w:color="auto" w:fill="F5F8FC"/>
+            <w:tcMar>
+              <w:top w:w="60" w:type="dxa"/>
+              <w:left w:w="100" w:type="dxa"/>
+              <w:bottom w:w="60" w:type="dxa"/>
+              <w:right w:w="100" w:type="dxa"/>
+            </w:tcMar>
+          </w:tcPr>
+          <w:p>
+            <w:pPr>
+              <w:spacing w:after="40"/>
+            </w:pPr>
+            <w:r>
+              <w:rPr>
+                <w:sz w:val="19"/>
+                <w:szCs w:val="19"/>
+              </w:rPr>
+              <w:t>100</w:t>
+            </w:r>
+          </w:p>
+        </w:tc>
+        <w:tc>
+          <w:tcPr>
+            <w:tcW w:w="1300" w:type="dxa"/>
+            <w:shd w:val="clear" w:color="auto" w:fill="F5F8FC"/>
+            <w:tcMar>
+              <w:top w:w="60" w:type="dxa"/>
+              <w:left w:w="100" w:type="dxa"/>
+              <w:bottom w:w="60" w:type="dxa"/>
+              <w:right w:w="100" w:type="dxa"/>
+            </w:tcMar>
+          </w:tcPr>
+          <w:p>
+            <w:pPr>
+              <w:spacing w:after="40"/>
+            </w:pPr>
+            <w:r>
+              <w:rPr>
+                <w:sz w:val="19"/>
+                <w:szCs w:val="19"/>
+              </w:rPr>
+              <w:t>100</w:t>
+            </w:r>
+          </w:p>
+        </w:tc>
+        <w:tc>
+          <w:tcPr>
+            <w:tcW w:w="1338" w:type="dxa"/>
+            <w:shd w:val="clear" w:color="auto" w:fill="F5F8FC"/>
+            <w:tcMar>
+              <w:top w:w="60" w:type="dxa"/>
+              <w:left w:w="100" w:type="dxa"/>
+              <w:bottom w:w="60" w:type="dxa"/>
+              <w:right w:w="100" w:type="dxa"/>
+            </w:tcMar>
+          </w:tcPr>
+          <w:p>
+            <w:pPr>
+              <w:spacing w:after="40"/>
+            </w:pPr>
+            <w:r>
+              <w:rPr>
+                <w:sz w:val="19"/>
+                <w:szCs w:val="19"/>
+              </w:rPr>
+              <w:t>No</w:t>
+            </w:r>
+          </w:p>
+        </w:tc>
+      </w:tr>
+      <w:tr>
+        <w:trPr>
+          <w:cantSplit/>
+        </w:trPr>
+        <w:tc>
+          <w:tcPr>
+            <w:tcW w:w="1900" w:type="dxa"/>
+            <w:tcMar>
+              <w:top w:w="60" w:type="dxa"/>
+              <w:left w:w="100" w:type="dxa"/>
+              <w:bottom w:w="60" w:type="dxa"/>
+              <w:right w:w="100" w:type="dxa"/>
+            </w:tcMar>
+          </w:tcPr>
+          <w:p>
+            <w:pPr>
+              <w:spacing w:after="40"/>
+            </w:pPr>
+            <w:r>
+              <w:rPr>
+                <w:sz w:val="19"/>
+                <w:szCs w:val="19"/>
+              </w:rPr>
+              <w:t>pedidos.html</w:t>
+            </w:r>
+          </w:p>
+        </w:tc>
+        <w:tc>
+          <w:tcPr>
+            <w:tcW w:w="1300" w:type="dxa"/>
+            <w:tcMar>
+              <w:top w:w="60" w:type="dxa"/>
+              <w:left w:w="100" w:type="dxa"/>
+              <w:bottom w:w="60" w:type="dxa"/>
+              <w:right w:w="100" w:type="dxa"/>
+            </w:tcMar>
+          </w:tcPr>
+          <w:p>
+            <w:pPr>
+              <w:spacing w:after="40"/>
+            </w:pPr>
+            <w:r>
+              <w:rPr>
+                <w:sz w:val="19"/>
+                <w:szCs w:val="19"/>
+              </w:rPr>
+              <w:t>40</w:t>
+            </w:r>
+          </w:p>
+        </w:tc>
+        <w:tc>
+          <w:tcPr>
+            <w:tcW w:w="1200" w:type="dxa"/>
+            <w:tcMar>
+              <w:top w:w="60" w:type="dxa"/>
+              <w:left w:w="100" w:type="dxa"/>
+              <w:bottom w:w="60" w:type="dxa"/>
+              <w:right w:w="100" w:type="dxa"/>
+            </w:tcMar>
+          </w:tcPr>
+          <w:p>
+            <w:pPr>
+              <w:spacing w:after="40"/>
+            </w:pPr>
+            <w:r>
+              <w:rPr>
+                <w:sz w:val="19"/>
+                <w:szCs w:val="19"/>
+              </w:rPr>
+              <w:t>278</w:t>
+            </w:r>
+          </w:p>
+        </w:tc>
+        <w:tc>
+          <w:tcPr>
+            <w:tcW w:w="1300" w:type="dxa"/>
+            <w:tcMar>
+              <w:top w:w="60" w:type="dxa"/>
+              <w:left w:w="100" w:type="dxa"/>
+              <w:bottom w:w="60" w:type="dxa"/>
+              <w:right w:w="100" w:type="dxa"/>
+            </w:tcMar>
+          </w:tcPr>
+          <w:p>
+            <w:pPr>
+              <w:spacing w:after="40"/>
+            </w:pPr>
+            <w:r>
+              <w:rPr>
+                <w:sz w:val="19"/>
+                <w:szCs w:val="19"/>
+              </w:rPr>
+              <w:t>100</w:t>
+            </w:r>
+          </w:p>
+        </w:tc>
+        <w:tc>
+          <w:tcPr>
+            <w:tcW w:w="1300" w:type="dxa"/>
+            <w:tcMar>
+              <w:top w:w="60" w:type="dxa"/>
+              <w:left w:w="100" w:type="dxa"/>
+              <w:bottom w:w="60" w:type="dxa"/>
+              <w:right w:w="100" w:type="dxa"/>
+            </w:tcMar>
+          </w:tcPr>
+          <w:p>
+            <w:pPr>
+              <w:spacing w:after="40"/>
+            </w:pPr>
+            <w:r>
+              <w:rPr>
+                <w:sz w:val="19"/>
+                <w:szCs w:val="19"/>
+              </w:rPr>
+              <w:t>100</w:t>
+            </w:r>
+          </w:p>
+        </w:tc>
+        <w:tc>
+          <w:tcPr>
+            <w:tcW w:w="1300" w:type="dxa"/>
+            <w:tcMar>
+              <w:top w:w="60" w:type="dxa"/>
+              <w:left w:w="100" w:type="dxa"/>
+              <w:bottom w:w="60" w:type="dxa"/>
+              <w:right w:w="100" w:type="dxa"/>
+            </w:tcMar>
+          </w:tcPr>
+          <w:p>
+            <w:pPr>
+              <w:spacing w:after="40"/>
+            </w:pPr>
+            <w:r>
+              <w:rPr>
+                <w:sz w:val="19"/>
+                <w:szCs w:val="19"/>
+              </w:rPr>
+              <w:t>100</w:t>
+            </w:r>
+          </w:p>
+        </w:tc>
+        <w:tc>
+          <w:tcPr>
+            <w:tcW w:w="1338" w:type="dxa"/>
+            <w:tcMar>
+              <w:top w:w="60" w:type="dxa"/>
+              <w:left w:w="100" w:type="dxa"/>
+              <w:bottom w:w="60" w:type="dxa"/>
+              <w:right w:w="100" w:type="dxa"/>
+            </w:tcMar>
+          </w:tcPr>
+          <w:p>
+            <w:pPr>
+              <w:spacing w:after="40"/>
+            </w:pPr>
+            <w:r>
+              <w:rPr>
+                <w:sz w:val="19"/>
+                <w:szCs w:val="19"/>
+              </w:rPr>
+              <w:t>No</w:t>
+            </w:r>
+          </w:p>
+        </w:tc>
+      </w:tr>
+      <w:tr>
+        <w:trPr>
+          <w:cantSplit/>
+        </w:trPr>
+        <w:tc>
+          <w:tcPr>
+            <w:tcW w:w="1900" w:type="dxa"/>
+            <w:shd w:val="clear" w:color="auto" w:fill="F5F8FC"/>
+            <w:tcMar>
+              <w:top w:w="60" w:type="dxa"/>
+              <w:left w:w="100" w:type="dxa"/>
+              <w:bottom w:w="60" w:type="dxa"/>
+              <w:right w:w="100" w:type="dxa"/>
+            </w:tcMar>
+          </w:tcPr>
+          <w:p>
+            <w:pPr>
+              <w:spacing w:after="40"/>
+            </w:pPr>
+            <w:r>
+              <w:rPr>
+                <w:sz w:val="19"/>
+                <w:szCs w:val="19"/>
+              </w:rPr>
+              <w:t>favoritos.html</w:t>
+            </w:r>
+          </w:p>
+        </w:tc>
+        <w:tc>
+          <w:tcPr>
+            <w:tcW w:w="1300" w:type="dxa"/>
+            <w:shd w:val="clear" w:color="auto" w:fill="F5F8FC"/>
+            <w:tcMar>
+              <w:top w:w="60" w:type="dxa"/>
+              <w:left w:w="100" w:type="dxa"/>
+              <w:bottom w:w="60" w:type="dxa"/>
+              <w:right w:w="100" w:type="dxa"/>
+            </w:tcMar>
+          </w:tcPr>
+          <w:p>
+            <w:pPr>
+              <w:spacing w:after="40"/>
+            </w:pPr>
+            <w:r>
+              <w:rPr>
+                <w:sz w:val="19"/>
+                <w:szCs w:val="19"/>
+              </w:rPr>
+              <w:t>34</w:t>
+            </w:r>
+          </w:p>
+        </w:tc>
+        <w:tc>
+          <w:tcPr>
+            <w:tcW w:w="1200" w:type="dxa"/>
+            <w:shd w:val="clear" w:color="auto" w:fill="F5F8FC"/>
+            <w:tcMar>
+              <w:top w:w="60" w:type="dxa"/>
+              <w:left w:w="100" w:type="dxa"/>
+              <w:bottom w:w="60" w:type="dxa"/>
+              <w:right w:w="100" w:type="dxa"/>
+            </w:tcMar>
+          </w:tcPr>
+          <w:p>
+            <w:pPr>
+              <w:spacing w:after="40"/>
+            </w:pPr>
+            <w:r>
+              <w:rPr>
+                <w:sz w:val="19"/>
+                <w:szCs w:val="19"/>
+              </w:rPr>
+              <w:t>233</w:t>
+            </w:r>
+          </w:p>
+        </w:tc>
+        <w:tc>
+          <w:tcPr>
+            <w:tcW w:w="1300" w:type="dxa"/>
+            <w:shd w:val="clear" w:color="auto" w:fill="F5F8FC"/>
+            <w:tcMar>
+              <w:top w:w="60" w:type="dxa"/>
+              <w:left w:w="100" w:type="dxa"/>
+              <w:bottom w:w="60" w:type="dxa"/>
+              <w:right w:w="100" w:type="dxa"/>
+            </w:tcMar>
+          </w:tcPr>
+          <w:p>
+            <w:pPr>
+              <w:spacing w:after="40"/>
+            </w:pPr>
+            <w:r>
+              <w:rPr>
+                <w:sz w:val="19"/>
+                <w:szCs w:val="19"/>
+              </w:rPr>
+              <w:t>100</w:t>
+            </w:r>
+          </w:p>
+        </w:tc>
+        <w:tc>
+          <w:tcPr>
+            <w:tcW w:w="1300" w:type="dxa"/>
+            <w:shd w:val="clear" w:color="auto" w:fill="F5F8FC"/>
+            <w:tcMar>
+              <w:top w:w="60" w:type="dxa"/>
+              <w:left w:w="100" w:type="dxa"/>
+              <w:bottom w:w="60" w:type="dxa"/>
+              <w:right w:w="100" w:type="dxa"/>
+            </w:tcMar>
+          </w:tcPr>
+          <w:p>
+            <w:pPr>
+              <w:spacing w:after="40"/>
+            </w:pPr>
+            <w:r>
+              <w:rPr>
+                <w:sz w:val="19"/>
+                <w:szCs w:val="19"/>
+              </w:rPr>
+              <w:t>100</w:t>
+            </w:r>
+          </w:p>
+        </w:tc>
+        <w:tc>
+          <w:tcPr>
+            <w:tcW w:w="1300" w:type="dxa"/>
+            <w:shd w:val="clear" w:color="auto" w:fill="F5F8FC"/>
+            <w:tcMar>
+              <w:top w:w="60" w:type="dxa"/>
+              <w:left w:w="100" w:type="dxa"/>
+              <w:bottom w:w="60" w:type="dxa"/>
+              <w:right w:w="100" w:type="dxa"/>
+            </w:tcMar>
+          </w:tcPr>
+          <w:p>
+            <w:pPr>
+              <w:spacing w:after="40"/>
+            </w:pPr>
+            <w:r>
+              <w:rPr>
+                <w:sz w:val="19"/>
+                <w:szCs w:val="19"/>
+              </w:rPr>
+              <w:t>100</w:t>
+            </w:r>
+          </w:p>
+        </w:tc>
+        <w:tc>
+          <w:tcPr>
+            <w:tcW w:w="1338" w:type="dxa"/>
+            <w:shd w:val="clear" w:color="auto" w:fill="F5F8FC"/>
+            <w:tcMar>
+              <w:top w:w="60" w:type="dxa"/>
+              <w:left w:w="100" w:type="dxa"/>
+              <w:bottom w:w="60" w:type="dxa"/>
+              <w:right w:w="100" w:type="dxa"/>
+            </w:tcMar>
+          </w:tcPr>
+          <w:p>
+            <w:pPr>
+              <w:spacing w:after="40"/>
+            </w:pPr>
+            <w:r>
+              <w:rPr>
+                <w:sz w:val="19"/>
+                <w:szCs w:val="19"/>
+              </w:rPr>
+              <w:t>No</w:t>
+            </w:r>
+          </w:p>
+        </w:tc>
+      </w:tr>
+      <w:tr>
+        <w:trPr>
+          <w:cantSplit/>
+        </w:trPr>
+        <w:tc>
+          <w:tcPr>
+            <w:tcW w:w="1900" w:type="dxa"/>
+            <w:tcMar>
+              <w:top w:w="60" w:type="dxa"/>
+              <w:left w:w="100" w:type="dxa"/>
+              <w:bottom w:w="60" w:type="dxa"/>
+              <w:right w:w="100" w:type="dxa"/>
+            </w:tcMar>
+          </w:tcPr>
+          <w:p>
+            <w:pPr>
+              <w:spacing w:after="40"/>
+            </w:pPr>
+            <w:r>
+              <w:rPr>
+                <w:sz w:val="19"/>
+                <w:szCs w:val="19"/>
+              </w:rPr>
+              <w:t>privacidad.html</w:t>
+            </w:r>
+          </w:p>
+        </w:tc>
+        <w:tc>
+          <w:tcPr>
+            <w:tcW w:w="1300" w:type="dxa"/>
+            <w:tcMar>
+              <w:top w:w="60" w:type="dxa"/>
+              <w:left w:w="100" w:type="dxa"/>
+              <w:bottom w:w="60" w:type="dxa"/>
+              <w:right w:w="100" w:type="dxa"/>
+            </w:tcMar>
+          </w:tcPr>
+          <w:p>
+            <w:pPr>
+              <w:spacing w:after="40"/>
+            </w:pPr>
+            <w:r>
+              <w:rPr>
+                <w:sz w:val="19"/>
+                <w:szCs w:val="19"/>
+              </w:rPr>
+              <w:t>34</w:t>
+            </w:r>
+          </w:p>
+        </w:tc>
+        <w:tc>
+          <w:tcPr>
+            <w:tcW w:w="1200" w:type="dxa"/>
+            <w:tcMar>
+              <w:top w:w="60" w:type="dxa"/>
+              <w:left w:w="100" w:type="dxa"/>
+              <w:bottom w:w="60" w:type="dxa"/>
+              <w:right w:w="100" w:type="dxa"/>
+            </w:tcMar>
+          </w:tcPr>
+          <w:p>
+            <w:pPr>
+              <w:spacing w:after="40"/>
+            </w:pPr>
+            <w:r>
+              <w:rPr>
+                <w:sz w:val="19"/>
+                <w:szCs w:val="19"/>
+              </w:rPr>
+              <w:t>132</w:t>
+            </w:r>
+          </w:p>
+        </w:tc>
+        <w:tc>
+          <w:tcPr>
+            <w:tcW w:w="1300" w:type="dxa"/>
+            <w:tcMar>
+              <w:top w:w="60" w:type="dxa"/>
+              <w:left w:w="100" w:type="dxa"/>
+              <w:bottom w:w="60" w:type="dxa"/>
+              <w:right w:w="100" w:type="dxa"/>
+            </w:tcMar>
+          </w:tcPr>
+          <w:p>
+            <w:pPr>
+              <w:spacing w:after="40"/>
+            </w:pPr>
+            <w:r>
+              <w:rPr>
+                <w:sz w:val="19"/>
+                <w:szCs w:val="19"/>
+              </w:rPr>
+              <w:t>100</w:t>
+            </w:r>
+          </w:p>
+        </w:tc>
+        <w:tc>
+          <w:tcPr>
+            <w:tcW w:w="1300" w:type="dxa"/>
+            <w:tcMar>
+              <w:top w:w="60" w:type="dxa"/>
+              <w:left w:w="100" w:type="dxa"/>
+              <w:bottom w:w="60" w:type="dxa"/>
+              <w:right w:w="100" w:type="dxa"/>
+            </w:tcMar>
+          </w:tcPr>
+          <w:p>
+            <w:pPr>
+              <w:spacing w:after="40"/>
+            </w:pPr>
+            <w:r>
+              <w:rPr>
+                <w:sz w:val="19"/>
+                <w:szCs w:val="19"/>
+              </w:rPr>
+              <w:t>100</w:t>
+            </w:r>
+          </w:p>
+        </w:tc>
+        <w:tc>
+          <w:tcPr>
+            <w:tcW w:w="1300" w:type="dxa"/>
+            <w:tcMar>
+              <w:top w:w="60" w:type="dxa"/>
+              <w:left w:w="100" w:type="dxa"/>
+              <w:bottom w:w="60" w:type="dxa"/>
+              <w:right w:w="100" w:type="dxa"/>
+            </w:tcMar>
+          </w:tcPr>
+          <w:p>
+            <w:pPr>
+              <w:spacing w:after="40"/>
+            </w:pPr>
+            <w:r>
+              <w:rPr>
+                <w:sz w:val="19"/>
+                <w:szCs w:val="19"/>
+              </w:rPr>
+              <w:t>100</w:t>
+            </w:r>
+          </w:p>
+        </w:tc>
+        <w:tc>
+          <w:tcPr>
+            <w:tcW w:w="1338" w:type="dxa"/>
+            <w:tcMar>
+              <w:top w:w="60" w:type="dxa"/>
+              <w:left w:w="100" w:type="dxa"/>
+              <w:bottom w:w="60" w:type="dxa"/>
+              <w:right w:w="100" w:type="dxa"/>
+            </w:tcMar>
+          </w:tcPr>
+          <w:p>
+            <w:pPr>
+              <w:spacing w:after="40"/>
+            </w:pPr>
+            <w:r>
+              <w:rPr>
+                <w:sz w:val="19"/>
+                <w:szCs w:val="19"/>
+              </w:rPr>
+              <w:t>No</w:t>
+            </w:r>
+          </w:p>
+        </w:tc>
+      </w:tr>
+    </w:tbl>
+    <w:p>
+      <w:pPr>
+        <w:spacing w:after="100"/>
+      </w:pPr>
+      <w:r>
+        <w:t>Resultado: carga de 12–55 ms, LCP de 125–587 ms, rendimiento 96–100, accesibilidad 100 en todas las páginas, CLS de 0–0.05 y ninguna página con scroll horizontal a 375 px.</w:t>
+      </w:r>
+    </w:p>
+    <w:p>
+      <w:pPr>
         <w:pStyle w:val="Ttulo2"/>
       </w:pPr>
-      <w:bookmarkStart w:id="8" w:name="_Toc243775964"/>
+      <w:bookmarkStart w:id="8" w:name="_Toc243777193"/>
       <w:r>
         <w:t>7.2 Registro de defectos</w:t>
       </w:r>
@@ -8154,7 +10250,6 @@
                 <w:sz w:val="19"/>
                 <w:szCs w:val="19"/>
               </w:rPr>
-              <w:lastRenderedPageBreak/>
               <w:t>D-02</w:t>
             </w:r>
           </w:p>
@@ -8454,7 +10549,7 @@
       <w:pPr>
         <w:pStyle w:val="Ttulo1"/>
       </w:pPr>
-      <w:bookmarkStart w:id="9" w:name="_Toc243775965"/>
+      <w:bookmarkStart w:id="9" w:name="_Toc243777194"/>
       <w:r>
         <w:t>8. Plan de revisión y auditoría</w:t>
       </w:r>
@@ -8960,7 +11055,7 @@
       <w:pPr>
         <w:pStyle w:val="Ttulo2"/>
       </w:pPr>
-      <w:bookmarkStart w:id="10" w:name="_Toc243775966"/>
+      <w:bookmarkStart w:id="10" w:name="_Toc243777195"/>
       <w:r>
         <w:t>8.1 Resultado de la primera revisión (9 de octubre de 2026)</w:t>
       </w:r>
@@ -9035,7 +11130,7 @@
       <w:pPr>
         <w:pStyle w:val="Ttulo1"/>
       </w:pPr>
-      <w:bookmarkStart w:id="11" w:name="_Toc243775967"/>
+      <w:bookmarkStart w:id="11" w:name="_Toc243777196"/>
       <w:r>
         <w:t>9. Herramientas de apoyo</w:t>
       </w:r>
@@ -9255,7 +11350,6 @@
                 <w:sz w:val="19"/>
                 <w:szCs w:val="19"/>
               </w:rPr>
-              <w:lastRenderedPageBreak/>
               <w:t>Rendimiento, accesibilidad y buenas prácticas</w:t>
             </w:r>
           </w:p>
@@ -9452,7 +11546,7 @@
       <w:pPr>
         <w:pStyle w:val="Ttulo1"/>
       </w:pPr>
-      <w:bookmarkStart w:id="12" w:name="_Toc243775968"/>
+      <w:bookmarkStart w:id="12" w:name="_Toc243777197"/>
       <w:r>
         <w:t>10. Plan de aceptación</w:t>
       </w:r>
